--- a/plyometrics/①プライオメトリクス入門テキスト.docx
+++ b/plyometrics/①プライオメトリクス入門テキスト.docx
@@ -17,7 +17,7 @@
           <w:sz w:val="52"/>
           <w:szCs w:val="52"/>
         </w:rPr>
-        <w:t xml:space="preserve">NSCA S&amp;C教本 第18章</w:t>
+        <w:t xml:space="preserve">S&amp;C領域</w:t>
       </w:r>
     </w:p>
     <w:p>
@@ -6405,7 +6405,7 @@
           <w:sz w:val="18"/>
           <w:szCs w:val="18"/>
         </w:rPr>
-        <w:t xml:space="preserve">参考：NSCA ストレングス＆コンディショニング第4版 第18章</w:t>
+        <w:t xml:space="preserve">参考：ストレングス＆コンディショニング第4版</w:t>
       </w:r>
     </w:p>
     <w:p>
@@ -6564,7 +6564,7 @@
         <w:sz w:val="18"/>
         <w:szCs w:val="18"/>
       </w:rPr>
-      <w:t xml:space="preserve">NSCA S&amp;C教本 第18章　プライオメトリクス入門テキスト</w:t>
+      <w:t xml:space="preserve">S&amp;C領域　プライオメトリクス入門テキスト</w:t>
     </w:r>
   </w:p>
 </w:hdr>

--- a/plyometrics/①プライオメトリクス入門テキスト.docx
+++ b/plyometrics/①プライオメトリクス入門テキスト.docx
@@ -129,7 +129,7 @@
           <w:sz w:val="22"/>
           <w:szCs w:val="22"/>
         </w:rPr>
-        <w:t xml:space="preserve">とは、筋肉が素早く伸ばされた直後に収縮することで最大の力を発揮できるトレーニング方法です。</w:t>
+        <w:t xml:space="preserve">とは、筋ができるだけ短い時間で最大の力を発揮できるようにするための運動です。反動動作を使った、素早くパワフルな動きが特徴です。</w:t>
       </w:r>
     </w:p>
     <w:p>
@@ -142,7 +142,7 @@
           <w:sz w:val="22"/>
           <w:szCs w:val="22"/>
         </w:rPr>
-        <w:t xml:space="preserve">ギリシャ語の「プリオ（plio：多く）」と「メトリック（metric：長さ）」が語源です。</w:t>
+        <w:t xml:space="preserve">語源はギリシャ語で「長さが伸びること」（plio＝さらに、metric＝長さ）です。</w:t>
       </w:r>
     </w:p>
     <w:p>
@@ -155,7 +155,7 @@
           <w:sz w:val="22"/>
           <w:szCs w:val="22"/>
         </w:rPr>
-        <w:t xml:space="preserve">この訓練の目的は、</w:t>
+        <w:t xml:space="preserve">ねらいは、</w:t>
       </w:r>
       <w:r>
         <w:rPr>
@@ -174,7 +174,7 @@
           <w:sz w:val="22"/>
           <w:szCs w:val="22"/>
         </w:rPr>
-        <w:t xml:space="preserve">を活用して、筋肉の反応速度とパワー発揮能力を向上させることです。</w:t>
+        <w:t xml:space="preserve">の中で、筋・腱の弾性と伸張反射の両方を利用し、そのあとに続く動作のパワーを大きくすることです。</w:t>
       </w:r>
     </w:p>
     <w:p>
@@ -202,7 +202,7 @@
           <w:sz w:val="28"/>
           <w:szCs w:val="28"/>
         </w:rPr>
-        <w:t xml:space="preserve">1-2　なぜプライオメトリクスが重要か？</w:t>
+        <w:t xml:space="preserve">1-2　何に役立つのか？</w:t>
       </w:r>
     </w:p>
     <w:p>
@@ -220,7 +220,7 @@
           <w:sz w:val="22"/>
           <w:szCs w:val="22"/>
         </w:rPr>
-        <w:t xml:space="preserve">瞬発力の向上：素早いジャンプ・切り返し動作が身につく</w:t>
+        <w:t xml:space="preserve">パワー（力×スピード）の向上：短い時間で大きな力を出せるようになる</w:t>
       </w:r>
     </w:p>
     <w:p>
@@ -238,7 +238,7 @@
           <w:sz w:val="22"/>
           <w:szCs w:val="22"/>
         </w:rPr>
-        <w:t xml:space="preserve">スポーツパフォーマンスの向上：走る・跳ぶ・投げるすべての動作に貢献</w:t>
+        <w:t xml:space="preserve">ジャンプ力の向上：より高く跳べるようになる（例：リバウンドを競うバスケットボールのセンター）</w:t>
       </w:r>
     </w:p>
     <w:p>
@@ -256,7 +256,7 @@
           <w:sz w:val="22"/>
           <w:szCs w:val="22"/>
         </w:rPr>
-        <w:t xml:space="preserve">怪我予防：着地時の衝撃を正しく吸収する力が身につく</w:t>
+        <w:t xml:space="preserve">上半身では投球速度の向上に役立つ（肩・肘の傷害予防への効果は研究が必要）</w:t>
       </w:r>
     </w:p>
     <w:p>
@@ -274,7 +274,7 @@
           <w:sz w:val="22"/>
           <w:szCs w:val="22"/>
         </w:rPr>
-        <w:t xml:space="preserve">神経系の強化：筋肉と神経の連携が鋭くなる</w:t>
+        <w:t xml:space="preserve">持久系競技でも、少ないエネルギーで大きな力を出せるようになり、ランニングや自転車のパフォーマンスが向上する</w:t>
       </w:r>
     </w:p>
     <w:p>
@@ -332,7 +332,7 @@
           <w:sz w:val="22"/>
           <w:szCs w:val="22"/>
         </w:rPr>
-        <w:t xml:space="preserve">筋肉には</w:t>
+        <w:t xml:space="preserve">筋と腱は、</w:t>
       </w:r>
       <w:r>
         <w:rPr>
@@ -351,7 +351,7 @@
           <w:sz w:val="22"/>
           <w:szCs w:val="22"/>
         </w:rPr>
-        <w:t xml:space="preserve">と</w:t>
+        <w:t xml:space="preserve">・</w:t>
       </w:r>
       <w:r>
         <w:rPr>
@@ -362,6 +362,25 @@
           <w:sz w:val="22"/>
           <w:szCs w:val="22"/>
         </w:rPr>
+        <w:t xml:space="preserve">収縮要素（CC）</w:t>
+      </w:r>
+      <w:r>
+        <w:rPr>
+          <w:rFonts w:ascii="Meiryo" w:cs="Meiryo" w:eastAsia="Meiryo" w:hAnsi="Meiryo"/>
+          <w:sz w:val="22"/>
+          <w:szCs w:val="22"/>
+        </w:rPr>
+        <w:t xml:space="preserve">・</w:t>
+      </w:r>
+      <w:r>
+        <w:rPr>
+          <w:rFonts w:ascii="Meiryo" w:cs="Meiryo" w:eastAsia="Meiryo" w:hAnsi="Meiryo"/>
+          <w:b/>
+          <w:bCs/>
+          <w:color w:val="1F5C8B"/>
+          <w:sz w:val="22"/>
+          <w:szCs w:val="22"/>
+        </w:rPr>
         <w:t xml:space="preserve">並列弾性要素（PEC）</w:t>
       </w:r>
       <w:r>
@@ -370,7 +389,7 @@
           <w:sz w:val="22"/>
           <w:szCs w:val="22"/>
         </w:rPr>
-        <w:t xml:space="preserve">という2種類の弾性成分があります。</w:t>
+        <w:t xml:space="preserve">の3つの要素からなるモデルで説明されます。</w:t>
       </w:r>
     </w:p>
     <w:tbl>
@@ -386,8 +405,9 @@
         </w:tblBorders>
       </w:tblPr>
       <w:tblGrid>
-        <w:gridCol w:w="3500"/>
-        <w:gridCol w:w="6026"/>
+        <w:gridCol w:w="2600"/>
+        <w:gridCol w:w="2900"/>
+        <w:gridCol w:w="4026"/>
       </w:tblGrid>
       <w:tr>
         <w:trPr>
@@ -395,7 +415,7 @@
         </w:trPr>
         <w:tc>
           <w:tcPr>
-            <w:tcW w:type="dxa" w:w="3500"/>
+            <w:tcW w:type="dxa" w:w="2600"/>
             <w:tcBorders>
               <w:top w:val="single" w:color="BFC9CA" w:sz="1"/>
               <w:left w:val="single" w:color="BFC9CA" w:sz="1"/>
@@ -429,7 +449,7 @@
         </w:tc>
         <w:tc>
           <w:tcPr>
-            <w:tcW w:type="dxa" w:w="6026"/>
+            <w:tcW w:type="dxa" w:w="2900"/>
             <w:tcBorders>
               <w:top w:val="single" w:color="BFC9CA" w:sz="1"/>
               <w:left w:val="single" w:color="BFC9CA" w:sz="1"/>
@@ -457,7 +477,41 @@
                 <w:sz w:val="22"/>
                 <w:szCs w:val="22"/>
               </w:rPr>
-              <w:t xml:space="preserve">役割</w:t>
+              <w:t xml:space="preserve">主な中身</w:t>
+            </w:r>
+          </w:p>
+        </w:tc>
+        <w:tc>
+          <w:tcPr>
+            <w:tcW w:type="dxa" w:w="4026"/>
+            <w:tcBorders>
+              <w:top w:val="single" w:color="BFC9CA" w:sz="1"/>
+              <w:left w:val="single" w:color="BFC9CA" w:sz="1"/>
+              <w:bottom w:val="single" w:color="BFC9CA" w:sz="1"/>
+              <w:right w:val="single" w:color="BFC9CA" w:sz="1"/>
+            </w:tcBorders>
+            <w:shd w:fill="1F5C8B" w:val="clear"/>
+            <w:tcMar>
+              <w:top w:type="dxa" w:w="80"/>
+              <w:left w:type="dxa" w:w="120"/>
+              <w:bottom w:type="dxa" w:w="80"/>
+              <w:right w:type="dxa" w:w="120"/>
+            </w:tcMar>
+          </w:tcPr>
+          <w:p>
+            <w:pPr>
+              <w:jc w:val="center"/>
+            </w:pPr>
+            <w:r>
+              <w:rPr>
+                <w:rFonts w:ascii="Meiryo" w:cs="Meiryo" w:eastAsia="Meiryo" w:hAnsi="Meiryo"/>
+                <w:b/>
+                <w:bCs/>
+                <w:color w:val="FFFFFF"/>
+                <w:sz w:val="22"/>
+                <w:szCs w:val="22"/>
+              </w:rPr>
+              <w:t xml:space="preserve">はたらき</w:t>
             </w:r>
           </w:p>
         </w:tc>
@@ -465,7 +519,7 @@
       <w:tr>
         <w:tc>
           <w:tcPr>
-            <w:tcW w:type="dxa" w:w="3500"/>
+            <w:tcW w:type="dxa" w:w="2600"/>
             <w:tcBorders>
               <w:top w:val="single" w:color="BFC9CA" w:sz="1"/>
               <w:left w:val="single" w:color="BFC9CA" w:sz="1"/>
@@ -493,7 +547,7 @@
         </w:tc>
         <w:tc>
           <w:tcPr>
-            <w:tcW w:type="dxa" w:w="6026"/>
+            <w:tcW w:type="dxa" w:w="2900"/>
             <w:tcBorders>
               <w:top w:val="single" w:color="BFC9CA" w:sz="1"/>
               <w:left w:val="single" w:color="BFC9CA" w:sz="1"/>
@@ -515,7 +569,35 @@
                 <w:sz w:val="22"/>
                 <w:szCs w:val="22"/>
               </w:rPr>
-              <w:t xml:space="preserve">腱などに蓄えられる弾性エネルギー（プライオメトリクスの主役）</w:t>
+              <w:t xml:space="preserve">大部分は腱（筋の要素も一部）</w:t>
+            </w:r>
+          </w:p>
+        </w:tc>
+        <w:tc>
+          <w:tcPr>
+            <w:tcW w:type="dxa" w:w="4026"/>
+            <w:tcBorders>
+              <w:top w:val="single" w:color="BFC9CA" w:sz="1"/>
+              <w:left w:val="single" w:color="BFC9CA" w:sz="1"/>
+              <w:bottom w:val="single" w:color="BFC9CA" w:sz="1"/>
+              <w:right w:val="single" w:color="BFC9CA" w:sz="1"/>
+            </w:tcBorders>
+            <w:shd w:fill="FFFFFF" w:val="clear"/>
+            <w:tcMar>
+              <w:top w:type="dxa" w:w="80"/>
+              <w:left w:type="dxa" w:w="120"/>
+              <w:bottom w:type="dxa" w:w="80"/>
+              <w:right w:type="dxa" w:w="120"/>
+            </w:tcMar>
+          </w:tcPr>
+          <w:p>
+            <w:r>
+              <w:rPr>
+                <w:rFonts w:ascii="Meiryo" w:cs="Meiryo" w:eastAsia="Meiryo" w:hAnsi="Meiryo"/>
+                <w:sz w:val="22"/>
+                <w:szCs w:val="22"/>
+              </w:rPr>
+              <w:t xml:space="preserve">伸ばされるとバネのように弾性エネルギーを蓄え、直後の短縮で放出する（プライオメトリクスで重要）</w:t>
             </w:r>
           </w:p>
         </w:tc>
@@ -523,7 +605,7 @@
       <w:tr>
         <w:tc>
           <w:tcPr>
-            <w:tcW w:type="dxa" w:w="3500"/>
+            <w:tcW w:type="dxa" w:w="2600"/>
             <w:tcBorders>
               <w:top w:val="single" w:color="BFC9CA" w:sz="1"/>
               <w:left w:val="single" w:color="BFC9CA" w:sz="1"/>
@@ -545,35 +627,149 @@
                 <w:sz w:val="22"/>
                 <w:szCs w:val="22"/>
               </w:rPr>
+              <w:t xml:space="preserve">収縮要素（CC）</w:t>
+            </w:r>
+          </w:p>
+        </w:tc>
+        <w:tc>
+          <w:tcPr>
+            <w:tcW w:type="dxa" w:w="2900"/>
+            <w:tcBorders>
+              <w:top w:val="single" w:color="BFC9CA" w:sz="1"/>
+              <w:left w:val="single" w:color="BFC9CA" w:sz="1"/>
+              <w:bottom w:val="single" w:color="BFC9CA" w:sz="1"/>
+              <w:right w:val="single" w:color="BFC9CA" w:sz="1"/>
+            </w:tcBorders>
+            <w:shd w:fill="EBF5FB" w:val="clear"/>
+            <w:tcMar>
+              <w:top w:type="dxa" w:w="80"/>
+              <w:left w:type="dxa" w:w="120"/>
+              <w:bottom w:type="dxa" w:w="80"/>
+              <w:right w:type="dxa" w:w="120"/>
+            </w:tcMar>
+          </w:tcPr>
+          <w:p>
+            <w:r>
+              <w:rPr>
+                <w:rFonts w:ascii="Meiryo" w:cs="Meiryo" w:eastAsia="Meiryo" w:hAnsi="Meiryo"/>
+                <w:sz w:val="22"/>
+                <w:szCs w:val="22"/>
+              </w:rPr>
+              <w:t xml:space="preserve">アクチン・ミオシン・クロスブリッジ</w:t>
+            </w:r>
+          </w:p>
+        </w:tc>
+        <w:tc>
+          <w:tcPr>
+            <w:tcW w:type="dxa" w:w="4026"/>
+            <w:tcBorders>
+              <w:top w:val="single" w:color="BFC9CA" w:sz="1"/>
+              <w:left w:val="single" w:color="BFC9CA" w:sz="1"/>
+              <w:bottom w:val="single" w:color="BFC9CA" w:sz="1"/>
+              <w:right w:val="single" w:color="BFC9CA" w:sz="1"/>
+            </w:tcBorders>
+            <w:shd w:fill="EBF5FB" w:val="clear"/>
+            <w:tcMar>
+              <w:top w:type="dxa" w:w="80"/>
+              <w:left w:type="dxa" w:w="120"/>
+              <w:bottom w:type="dxa" w:w="80"/>
+              <w:right w:type="dxa" w:w="120"/>
+            </w:tcMar>
+          </w:tcPr>
+          <w:p>
+            <w:r>
+              <w:rPr>
+                <w:rFonts w:ascii="Meiryo" w:cs="Meiryo" w:eastAsia="Meiryo" w:hAnsi="Meiryo"/>
+                <w:sz w:val="22"/>
+                <w:szCs w:val="22"/>
+              </w:rPr>
+              <w:t xml:space="preserve">短縮性筋活動のときに主に力を発揮する</w:t>
+            </w:r>
+          </w:p>
+        </w:tc>
+      </w:tr>
+      <w:tr>
+        <w:tc>
+          <w:tcPr>
+            <w:tcW w:type="dxa" w:w="2600"/>
+            <w:tcBorders>
+              <w:top w:val="single" w:color="BFC9CA" w:sz="1"/>
+              <w:left w:val="single" w:color="BFC9CA" w:sz="1"/>
+              <w:bottom w:val="single" w:color="BFC9CA" w:sz="1"/>
+              <w:right w:val="single" w:color="BFC9CA" w:sz="1"/>
+            </w:tcBorders>
+            <w:shd w:fill="FFFFFF" w:val="clear"/>
+            <w:tcMar>
+              <w:top w:type="dxa" w:w="80"/>
+              <w:left w:type="dxa" w:w="120"/>
+              <w:bottom w:type="dxa" w:w="80"/>
+              <w:right w:type="dxa" w:w="120"/>
+            </w:tcMar>
+          </w:tcPr>
+          <w:p>
+            <w:r>
+              <w:rPr>
+                <w:rFonts w:ascii="Meiryo" w:cs="Meiryo" w:eastAsia="Meiryo" w:hAnsi="Meiryo"/>
+                <w:sz w:val="22"/>
+                <w:szCs w:val="22"/>
+              </w:rPr>
               <w:t xml:space="preserve">並列弾性要素（PEC）</w:t>
             </w:r>
           </w:p>
         </w:tc>
         <w:tc>
           <w:tcPr>
-            <w:tcW w:type="dxa" w:w="6026"/>
-            <w:tcBorders>
-              <w:top w:val="single" w:color="BFC9CA" w:sz="1"/>
-              <w:left w:val="single" w:color="BFC9CA" w:sz="1"/>
-              <w:bottom w:val="single" w:color="BFC9CA" w:sz="1"/>
-              <w:right w:val="single" w:color="BFC9CA" w:sz="1"/>
-            </w:tcBorders>
-            <w:shd w:fill="EBF5FB" w:val="clear"/>
-            <w:tcMar>
-              <w:top w:type="dxa" w:w="80"/>
-              <w:left w:type="dxa" w:w="120"/>
-              <w:bottom w:type="dxa" w:w="80"/>
-              <w:right w:type="dxa" w:w="120"/>
-            </w:tcMar>
-          </w:tcPr>
-          <w:p>
-            <w:r>
-              <w:rPr>
-                <w:rFonts w:ascii="Meiryo" w:cs="Meiryo" w:eastAsia="Meiryo" w:hAnsi="Meiryo"/>
-                <w:sz w:val="22"/>
-                <w:szCs w:val="22"/>
-              </w:rPr>
-              <w:t xml:space="preserve">筋膜などの受動的な弾性（補助的な役割）</w:t>
+            <w:tcW w:type="dxa" w:w="2900"/>
+            <w:tcBorders>
+              <w:top w:val="single" w:color="BFC9CA" w:sz="1"/>
+              <w:left w:val="single" w:color="BFC9CA" w:sz="1"/>
+              <w:bottom w:val="single" w:color="BFC9CA" w:sz="1"/>
+              <w:right w:val="single" w:color="BFC9CA" w:sz="1"/>
+            </w:tcBorders>
+            <w:shd w:fill="FFFFFF" w:val="clear"/>
+            <w:tcMar>
+              <w:top w:type="dxa" w:w="80"/>
+              <w:left w:type="dxa" w:w="120"/>
+              <w:bottom w:type="dxa" w:w="80"/>
+              <w:right w:type="dxa" w:w="120"/>
+            </w:tcMar>
+          </w:tcPr>
+          <w:p>
+            <w:r>
+              <w:rPr>
+                <w:rFonts w:ascii="Meiryo" w:cs="Meiryo" w:eastAsia="Meiryo" w:hAnsi="Meiryo"/>
+                <w:sz w:val="22"/>
+                <w:szCs w:val="22"/>
+              </w:rPr>
+              <w:t xml:space="preserve">筋外膜・筋周膜・筋内膜・筋鞘</w:t>
+            </w:r>
+          </w:p>
+        </w:tc>
+        <w:tc>
+          <w:tcPr>
+            <w:tcW w:type="dxa" w:w="4026"/>
+            <w:tcBorders>
+              <w:top w:val="single" w:color="BFC9CA" w:sz="1"/>
+              <w:left w:val="single" w:color="BFC9CA" w:sz="1"/>
+              <w:bottom w:val="single" w:color="BFC9CA" w:sz="1"/>
+              <w:right w:val="single" w:color="BFC9CA" w:sz="1"/>
+            </w:tcBorders>
+            <w:shd w:fill="FFFFFF" w:val="clear"/>
+            <w:tcMar>
+              <w:top w:type="dxa" w:w="80"/>
+              <w:left w:type="dxa" w:w="120"/>
+              <w:bottom w:type="dxa" w:w="80"/>
+              <w:right w:type="dxa" w:w="120"/>
+            </w:tcMar>
+          </w:tcPr>
+          <w:p>
+            <w:r>
+              <w:rPr>
+                <w:rFonts w:ascii="Meiryo" w:cs="Meiryo" w:eastAsia="Meiryo" w:hAnsi="Meiryo"/>
+                <w:sz w:val="22"/>
+                <w:szCs w:val="22"/>
+              </w:rPr>
+              <w:t xml:space="preserve">刺激を受けていない筋が伸ばされたとき、受動的に力を発揮する</w:t>
             </w:r>
           </w:p>
         </w:tc>
@@ -597,7 +793,7 @@
           <w:sz w:val="22"/>
           <w:szCs w:val="22"/>
         </w:rPr>
-        <w:t xml:space="preserve">プライオメトリクスでは、筋肉が急速に伸ばされるときにSECに弾性エネルギーが蓄えられ、それが短縮時に解放されます。バネのように働き、通常の収縮よりも大きな力を生み出します。</w:t>
+        <w:t xml:space="preserve">伸張の直後に短縮すると、SECに蓄えられたエネルギーが放出され、力の上乗せになります。逆に、伸張のあとすぐに短縮しなかったり、伸張の時間が長すぎたり、関節の動く範囲が大きすぎたりすると、エネルギーは熱として失われます。</w:t>
       </w:r>
     </w:p>
     <w:p>
@@ -657,7 +853,7 @@
           <w:sz w:val="22"/>
           <w:szCs w:val="22"/>
         </w:rPr>
-        <w:t xml:space="preserve">という感覚受容器があります。筋肉が急激に引き伸ばされると、筋紡錘が感知し、脊髄を経由して「筋肉を収縮させよ！」という信号を瞬時に送ります。これが</w:t>
+        <w:t xml:space="preserve">という受容器があり、伸張の速さと大きさを感知しています。筋が素早く引き伸ばされると、筋紡錘からの信号がIa線維を通って脊髄へ送られ、α運動神経を介して主働筋に「縮め」という信号が返ってきます。これが意思とは関係なく起こる</w:t>
       </w:r>
       <w:r>
         <w:rPr>
@@ -676,7 +872,61 @@
           <w:sz w:val="22"/>
           <w:szCs w:val="22"/>
         </w:rPr>
-        <w:t xml:space="preserve">です。</w:t>
+        <w:t xml:space="preserve">で、主働筋の活動が高まり、発揮される力が大きくなります（増強効果）。</w:t>
+      </w:r>
+    </w:p>
+    <w:p>
+      <w:pPr>
+        <w:pStyle w:val="ListParagraph"/>
+        <w:numPr>
+          <w:ilvl w:val="0"/>
+          <w:numId w:val="2"/>
+        </w:numPr>
+        <w:spacing w:after="40" w:before="40"/>
+      </w:pPr>
+      <w:r>
+        <w:rPr>
+          <w:rFonts w:ascii="Meiryo" w:cs="Meiryo" w:eastAsia="Meiryo" w:hAnsi="Meiryo"/>
+          <w:sz w:val="22"/>
+          <w:szCs w:val="22"/>
+        </w:rPr>
+        <w:t xml:space="preserve">伸張から短縮までの時間が長すぎたり、動作が大きすぎたりすると、反射による上乗せは得られない</w:t>
+      </w:r>
+    </w:p>
+    <w:p>
+      <w:pPr>
+        <w:pStyle w:val="ListParagraph"/>
+        <w:numPr>
+          <w:ilvl w:val="0"/>
+          <w:numId w:val="2"/>
+        </w:numPr>
+        <w:spacing w:after="40" w:before="40"/>
+      </w:pPr>
+      <w:r>
+        <w:rPr>
+          <w:rFonts w:ascii="Meiryo" w:cs="Meiryo" w:eastAsia="Meiryo" w:hAnsi="Meiryo"/>
+          <w:sz w:val="22"/>
+          <w:szCs w:val="22"/>
+        </w:rPr>
+        <w:t xml:space="preserve">伸張反射の潜伏時間の目安：大腿四頭筋20〜30ms、腓腹筋30〜45ms（脊髄から遠いほど長い）</w:t>
+      </w:r>
+    </w:p>
+    <w:p>
+      <w:pPr>
+        <w:pStyle w:val="ListParagraph"/>
+        <w:numPr>
+          <w:ilvl w:val="0"/>
+          <w:numId w:val="2"/>
+        </w:numPr>
+        <w:spacing w:after="40" w:before="40"/>
+      </w:pPr>
+      <w:r>
+        <w:rPr>
+          <w:rFonts w:ascii="Meiryo" w:cs="Meiryo" w:eastAsia="Meiryo" w:hAnsi="Meiryo"/>
+          <w:sz w:val="22"/>
+          <w:szCs w:val="22"/>
+        </w:rPr>
+        <w:t xml:space="preserve">力の増大には力学的・神経生理学的の両方が関わると考えられているが、それぞれの寄与度はまだ明らかではない</w:t>
       </w:r>
     </w:p>
     <w:p>
@@ -704,7 +954,7 @@
           <w:sz w:val="28"/>
           <w:szCs w:val="28"/>
         </w:rPr>
-        <w:t xml:space="preserve">2-3　ストレッチ・ショートニングサイクル（SSC）の3段階</w:t>
+        <w:t xml:space="preserve">2-3　ストレッチ・ショートニングサイクル（SSC）の3つの局面</w:t>
       </w:r>
     </w:p>
     <w:tbl>
@@ -758,7 +1008,7 @@
                 <w:sz w:val="22"/>
                 <w:szCs w:val="22"/>
               </w:rPr>
-              <w:t xml:space="preserve">段階</w:t>
+              <w:t xml:space="preserve">局面</w:t>
             </w:r>
           </w:p>
         </w:tc>
@@ -856,7 +1106,7 @@
                 <w:sz w:val="22"/>
                 <w:szCs w:val="22"/>
               </w:rPr>
-              <w:t xml:space="preserve">第1段階</w:t>
+              <w:t xml:space="preserve">第Ⅰ局面</w:t>
             </w:r>
           </w:p>
         </w:tc>
@@ -884,7 +1134,7 @@
                 <w:sz w:val="22"/>
                 <w:szCs w:val="22"/>
               </w:rPr>
-              <w:t xml:space="preserve">伸張性段階</w:t>
+              <w:t xml:space="preserve">伸張性局面</w:t>
             </w:r>
           </w:p>
         </w:tc>
@@ -912,7 +1162,7 @@
                 <w:sz w:val="22"/>
                 <w:szCs w:val="22"/>
               </w:rPr>
-              <w:t xml:space="preserve">主動筋が引き伸ばされる（弾性エネルギーを蓄積）</w:t>
+              <w:t xml:space="preserve">主働筋が引き伸ばされる。弾性エネルギーが蓄積され、筋紡錘が刺激される</w:t>
             </w:r>
           </w:p>
         </w:tc>
@@ -942,7 +1192,7 @@
                 <w:sz w:val="22"/>
                 <w:szCs w:val="22"/>
               </w:rPr>
-              <w:t xml:space="preserve">第2段階</w:t>
+              <w:t xml:space="preserve">第Ⅱ局面</w:t>
             </w:r>
           </w:p>
         </w:tc>
@@ -970,7 +1220,7 @@
                 <w:sz w:val="22"/>
                 <w:szCs w:val="22"/>
               </w:rPr>
-              <w:t xml:space="preserve">アモルチゼーション相</w:t>
+              <w:t xml:space="preserve">償却局面</w:t>
             </w:r>
           </w:p>
         </w:tc>
@@ -998,7 +1248,7 @@
                 <w:sz w:val="22"/>
                 <w:szCs w:val="22"/>
               </w:rPr>
-              <w:t xml:space="preserve">伸張から短縮への切り替えの瞬間（時間は極めて短い）</w:t>
+              <w:t xml:space="preserve">伸張と短縮の間の切り返し（休止）。脊髄で信号が中継される</w:t>
             </w:r>
           </w:p>
         </w:tc>
@@ -1028,7 +1278,7 @@
                 <w:sz w:val="22"/>
                 <w:szCs w:val="22"/>
               </w:rPr>
-              <w:t xml:space="preserve">第3段階</w:t>
+              <w:t xml:space="preserve">第Ⅲ局面</w:t>
             </w:r>
           </w:p>
         </w:tc>
@@ -1056,7 +1306,7 @@
                 <w:sz w:val="22"/>
                 <w:szCs w:val="22"/>
               </w:rPr>
-              <w:t xml:space="preserve">短縮性段階</w:t>
+              <w:t xml:space="preserve">短縮性局面</w:t>
             </w:r>
           </w:p>
         </w:tc>
@@ -1084,7 +1334,7 @@
                 <w:sz w:val="22"/>
                 <w:szCs w:val="22"/>
               </w:rPr>
-              <w:t xml:space="preserve">筋肉が収縮してエネルギーを解放（パワー発揮）</w:t>
+              <w:t xml:space="preserve">主働筋が短縮する。蓄えた弾性エネルギーが放出され、反射で筋活動が増幅する</w:t>
             </w:r>
           </w:p>
         </w:tc>
@@ -1120,7 +1370,33 @@
           <w:sz w:val="22"/>
           <w:szCs w:val="22"/>
         </w:rPr>
-        <w:t xml:space="preserve">第1段階（伸張）から第3段階（短縮）への移行時間が短いほど、蓄えたエネルギーをより多く利用できます。</w:t>
+        <w:t xml:space="preserve">最も重要なのは償却局面で、できるだけ短くします。償却局面が長引くと、蓄えたエネルギーは熱として失われ、伸張反射による増幅も得られません。</w:t>
+      </w:r>
+    </w:p>
+    <w:p>
+      <w:pPr>
+        <w:spacing w:after="60" w:before="60"/>
+      </w:pPr>
+      <w:r>
+        <w:rPr>
+          <w:rFonts w:ascii="Meiryo" w:cs="Meiryo" w:eastAsia="Meiryo" w:hAnsi="Meiryo"/>
+          <w:sz w:val="22"/>
+          <w:szCs w:val="22"/>
+        </w:rPr>
+        <w:t xml:space="preserve">例：走り幅跳びの踏み切りでは、接地で腓腹筋が急に引き伸ばされ（伸張性局面）、一瞬動きが止まり（償却局面）、足関節を底屈させて地面を押し出します（短縮性局面）。</w:t>
+      </w:r>
+    </w:p>
+    <w:p>
+      <w:pPr>
+        <w:spacing w:after="60" w:before="60"/>
+      </w:pPr>
+      <w:r>
+        <w:rPr>
+          <w:rFonts w:ascii="Meiryo" w:cs="Meiryo" w:eastAsia="Meiryo" w:hAnsi="Meiryo"/>
+          <w:sz w:val="22"/>
+          <w:szCs w:val="22"/>
+        </w:rPr>
+        <w:t xml:space="preserve">伸張の速さも大切です。反動なしの静的スクワットジャンプより反動をつけたジャンプ、さらに助走からのジャンプの方が高く跳べます。</w:t>
       </w:r>
     </w:p>
     <w:p>
@@ -1178,7 +1454,7 @@
           <w:sz w:val="22"/>
           <w:szCs w:val="22"/>
         </w:rPr>
-        <w:t xml:space="preserve">プライオメトリクスプログラムを設計する前に、以下を分析します：</w:t>
+        <w:t xml:space="preserve">プログラムには、レジスタンストレーニングと同じように「様式・強度・頻度・回復・量・継続期間・漸進・ウォームアップ」のすべてを含めます。設計の前に、選手ごとのニーズを分析します：</w:t>
       </w:r>
     </w:p>
     <w:p>
@@ -1196,7 +1472,7 @@
           <w:sz w:val="22"/>
           <w:szCs w:val="22"/>
         </w:rPr>
-        <w:t xml:space="preserve">競技種目の特性：どんな動きが必要か？</w:t>
+        <w:t xml:space="preserve">競技：どんな動きが求められるか、どんなケガが起こりやすいか</w:t>
       </w:r>
     </w:p>
     <w:p>
@@ -1214,7 +1490,7 @@
           <w:sz w:val="22"/>
           <w:szCs w:val="22"/>
         </w:rPr>
-        <w:t xml:space="preserve">選手のポジション：要求される能力は？</w:t>
+        <w:t xml:space="preserve">ポジション：同じ競技でもポジションごとに求められる能力が違う</w:t>
       </w:r>
     </w:p>
     <w:p>
@@ -1232,25 +1508,7 @@
           <w:sz w:val="22"/>
           <w:szCs w:val="22"/>
         </w:rPr>
-        <w:t xml:space="preserve">現在のフィジカルレベル：強度・バランス・テクニック</w:t>
-      </w:r>
-    </w:p>
-    <w:p>
-      <w:pPr>
-        <w:pStyle w:val="ListParagraph"/>
-        <w:numPr>
-          <w:ilvl w:val="0"/>
-          <w:numId w:val="3"/>
-        </w:numPr>
-        <w:spacing w:after="40" w:before="40"/>
-      </w:pPr>
-      <w:r>
-        <w:rPr>
-          <w:rFonts w:ascii="Meiryo" w:cs="Meiryo" w:eastAsia="Meiryo" w:hAnsi="Meiryo"/>
-          <w:sz w:val="22"/>
-          <w:szCs w:val="22"/>
-        </w:rPr>
-        <w:t xml:space="preserve">トレーニング歴：プライオメトリクス経験の有無</w:t>
+        <w:t xml:space="preserve">トレーニング状態：プライオメトリクスの経験はあるか、ケガをしていないか</w:t>
       </w:r>
     </w:p>
     <w:p>
@@ -1279,6 +1537,19 @@
           <w:szCs w:val="28"/>
         </w:rPr>
         <w:t xml:space="preserve">3-2　強度の設定</w:t>
+      </w:r>
+    </w:p>
+    <w:p>
+      <w:pPr>
+        <w:spacing w:after="60" w:before="60"/>
+      </w:pPr>
+      <w:r>
+        <w:rPr>
+          <w:rFonts w:ascii="Meiryo" w:cs="Meiryo" w:eastAsia="Meiryo" w:hAnsi="Meiryo"/>
+          <w:sz w:val="22"/>
+          <w:szCs w:val="22"/>
+        </w:rPr>
+        <w:t xml:space="preserve">強度とは、筋・結合組織・関節にかかるストレスの大きさです。ドリルのタイプで大きく変わり、スキップは比較的低く、デプスジャンプは筋と関節に大きなストレスがかかります。</w:t>
       </w:r>
     </w:p>
     <w:tbl>
@@ -1486,7 +1757,7 @@
                 <w:sz w:val="22"/>
                 <w:szCs w:val="22"/>
               </w:rPr>
-              <w:t xml:space="preserve">アンクルホップ、その場ジャンプ</w:t>
+              <w:t xml:space="preserve">スキップ、トゥーフット・アンクルホップ、スクワットジャンプ、立ち幅跳び</w:t>
             </w:r>
           </w:p>
         </w:tc>
@@ -1572,7 +1843,7 @@
                 <w:sz w:val="22"/>
                 <w:szCs w:val="22"/>
               </w:rPr>
-              <w:t xml:space="preserve">スタンディングジャンプ、ボックスジャンプ</w:t>
+              <w:t xml:space="preserve">タックジャンプ、障害物飛び越え、ダブルレッグ・ホップ</w:t>
             </w:r>
           </w:p>
         </w:tc>
@@ -1630,7 +1901,7 @@
                 <w:sz w:val="22"/>
                 <w:szCs w:val="22"/>
               </w:rPr>
-              <w:t xml:space="preserve">大きな衝撃・高さ</w:t>
+              <w:t xml:space="preserve">大きな衝撃</w:t>
             </w:r>
           </w:p>
         </w:tc>
@@ -1658,7 +1929,7 @@
                 <w:sz w:val="22"/>
                 <w:szCs w:val="22"/>
               </w:rPr>
-              <w:t xml:space="preserve">デプスジャンプ（最高強度）</w:t>
+              <w:t xml:space="preserve">デプスジャンプ、片脚の垂直跳び・ホップ、ジグザグホップ</w:t>
             </w:r>
           </w:p>
         </w:tc>
@@ -1704,7 +1975,7 @@
           <w:sz w:val="22"/>
           <w:szCs w:val="22"/>
         </w:rPr>
-        <w:t xml:space="preserve">体重が重いほど、強度が増す</w:t>
+        <w:t xml:space="preserve">接地点：片脚で行うと、両脚より筋・結合組織・関節へのストレスが大きい</w:t>
       </w:r>
     </w:p>
     <w:p>
@@ -1722,7 +1993,7 @@
           <w:sz w:val="22"/>
           <w:szCs w:val="22"/>
         </w:rPr>
-        <w:t xml:space="preserve">スピードが速いほど、強度が増す</w:t>
+        <w:t xml:space="preserve">スピード：速いほど強度が高い</w:t>
       </w:r>
     </w:p>
     <w:p>
@@ -1740,7 +2011,38 @@
           <w:sz w:val="22"/>
           <w:szCs w:val="22"/>
         </w:rPr>
-        <w:t xml:space="preserve">ドリルの高さが高いほど、強度が増す</w:t>
+        <w:t xml:space="preserve">ドリルの高さ：身体の重心が高くなるほど、着地の力が大きい</w:t>
+      </w:r>
+    </w:p>
+    <w:p>
+      <w:pPr>
+        <w:pStyle w:val="ListParagraph"/>
+        <w:numPr>
+          <w:ilvl w:val="0"/>
+          <w:numId w:val="2"/>
+        </w:numPr>
+        <w:spacing w:after="40" w:before="40"/>
+      </w:pPr>
+      <w:r>
+        <w:rPr>
+          <w:rFonts w:ascii="Meiryo" w:cs="Meiryo" w:eastAsia="Meiryo" w:hAnsi="Meiryo"/>
+          <w:sz w:val="22"/>
+          <w:szCs w:val="22"/>
+        </w:rPr>
+        <w:t xml:space="preserve">体重：重いほどストレスが大きい（ウェイトベストなどで強度を上げることもできる）</w:t>
+      </w:r>
+    </w:p>
+    <w:p>
+      <w:pPr>
+        <w:spacing w:after="60" w:before="60"/>
+      </w:pPr>
+      <w:r>
+        <w:rPr>
+          <w:rFonts w:ascii="Meiryo" w:cs="Meiryo" w:eastAsia="Meiryo" w:hAnsi="Meiryo"/>
+          <w:sz w:val="22"/>
+          <w:szCs w:val="22"/>
+        </w:rPr>
+        <w:t xml:space="preserve">一般に、強度を上げたら量は減らします。</w:t>
       </w:r>
     </w:p>
     <w:p>
@@ -1768,7 +2070,20 @@
           <w:sz w:val="28"/>
           <w:szCs w:val="28"/>
         </w:rPr>
-        <w:t xml:space="preserve">3-3　適切なトレーニング量（1セッションあたりの回数）</w:t>
+        <w:t xml:space="preserve">3-3　量（開始時の目安）</w:t>
+      </w:r>
+    </w:p>
+    <w:p>
+      <w:pPr>
+        <w:spacing w:after="60" w:before="60"/>
+      </w:pPr>
+      <w:r>
+        <w:rPr>
+          <w:rFonts w:ascii="Meiryo" w:cs="Meiryo" w:eastAsia="Meiryo" w:hAnsi="Meiryo"/>
+          <w:sz w:val="22"/>
+          <w:szCs w:val="22"/>
+        </w:rPr>
+        <w:t xml:space="preserve">下半身の量は、1回のワークアウトでの足の接地回数（片足でも両足でも1回）で数えます。バウンドは距離で数えることもあります（例：ダブルレッグ・バウンドを1回30mから始めて100mへ）。上半身は投てき・キャッチの回数で数えます。</w:t>
       </w:r>
     </w:p>
     <w:tbl>
@@ -1821,7 +2136,7 @@
                 <w:sz w:val="22"/>
                 <w:szCs w:val="22"/>
               </w:rPr>
-              <w:t xml:space="preserve">経験レベル</w:t>
+              <w:t xml:space="preserve">プライオメトリクスの経験</w:t>
             </w:r>
           </w:p>
         </w:tc>
@@ -1855,7 +2170,7 @@
                 <w:sz w:val="22"/>
                 <w:szCs w:val="22"/>
               </w:rPr>
-              <w:t xml:space="preserve">目安の回数</w:t>
+              <w:t xml:space="preserve">開始時の量（1セッションの接地回数）</w:t>
             </w:r>
           </w:p>
         </w:tc>
@@ -1885,7 +2200,7 @@
                 <w:sz w:val="22"/>
                 <w:szCs w:val="22"/>
               </w:rPr>
-              <w:t xml:space="preserve">初心者（経験なし）</w:t>
+              <w:t xml:space="preserve">初心者（未経験）</w:t>
             </w:r>
           </w:p>
         </w:tc>
@@ -1913,7 +2228,7 @@
                 <w:sz w:val="22"/>
                 <w:szCs w:val="22"/>
               </w:rPr>
-              <w:t xml:space="preserve">80〜100回</w:t>
+              <w:t xml:space="preserve">80〜100</w:t>
             </w:r>
           </w:p>
         </w:tc>
@@ -1971,7 +2286,7 @@
                 <w:sz w:val="22"/>
                 <w:szCs w:val="22"/>
               </w:rPr>
-              <w:t xml:space="preserve">100〜120回</w:t>
+              <w:t xml:space="preserve">100〜120</w:t>
             </w:r>
           </w:p>
         </w:tc>
@@ -2001,7 +2316,7 @@
                 <w:sz w:val="22"/>
                 <w:szCs w:val="22"/>
               </w:rPr>
-              <w:t xml:space="preserve">上級者（かなり経験あり）</w:t>
+              <w:t xml:space="preserve">上級者（かなりの経験あり）</w:t>
             </w:r>
           </w:p>
         </w:tc>
@@ -2029,7 +2344,7 @@
                 <w:sz w:val="22"/>
                 <w:szCs w:val="22"/>
               </w:rPr>
-              <w:t xml:space="preserve">120〜140回</w:t>
+              <w:t xml:space="preserve">120〜140</w:t>
             </w:r>
           </w:p>
         </w:tc>
@@ -2073,7 +2388,7 @@
           <w:sz w:val="22"/>
           <w:szCs w:val="22"/>
         </w:rPr>
-        <w:t xml:space="preserve">プライオメトリクスドリルでは、無酸素性パワーを向上させるために最大努力が行われるので、完全かつ適切な回復（反復回数間、セット間、ワークアウト間におけるそれぞれの時間）が必要となる。</w:t>
+        <w:t xml:space="preserve">プライオメトリクスはパワーを高めるために最大努力で行うので、反復の間・セットの間・ワークアウトの間に十分な回復が必要です。</w:t>
       </w:r>
     </w:p>
     <w:p>
@@ -2233,7 +2548,7 @@
                 <w:sz w:val="22"/>
                 <w:szCs w:val="22"/>
               </w:rPr>
-              <w:t xml:space="preserve">反復回数間</w:t>
+              <w:t xml:space="preserve">反復の間</w:t>
             </w:r>
           </w:p>
         </w:tc>
@@ -2289,7 +2604,7 @@
                 <w:sz w:val="22"/>
                 <w:szCs w:val="22"/>
               </w:rPr>
-              <w:t xml:space="preserve">デプスジャンプの場合</w:t>
+              <w:t xml:space="preserve">デプスジャンプの例</w:t>
             </w:r>
           </w:p>
         </w:tc>
@@ -2319,7 +2634,7 @@
                 <w:sz w:val="22"/>
                 <w:szCs w:val="22"/>
               </w:rPr>
-              <w:t xml:space="preserve">セット間</w:t>
+              <w:t xml:space="preserve">セットの間</w:t>
             </w:r>
           </w:p>
         </w:tc>
@@ -2375,7 +2690,7 @@
                 <w:sz w:val="22"/>
                 <w:szCs w:val="22"/>
               </w:rPr>
-              <w:t xml:space="preserve">デプスジャンプの場合</w:t>
+              <w:t xml:space="preserve">デプスジャンプの例。運動‐休息比で決める</w:t>
             </w:r>
           </w:p>
         </w:tc>
@@ -2405,7 +2720,7 @@
                 <w:sz w:val="22"/>
                 <w:szCs w:val="22"/>
               </w:rPr>
-              <w:t xml:space="preserve">ワークアウト間</w:t>
+              <w:t xml:space="preserve">ワークアウトの間</w:t>
             </w:r>
           </w:p>
         </w:tc>
@@ -2433,7 +2748,7 @@
                 <w:sz w:val="22"/>
                 <w:szCs w:val="22"/>
               </w:rPr>
-              <w:t xml:space="preserve">2〜4日間</w:t>
+              <w:t xml:space="preserve">2〜4日</w:t>
             </w:r>
           </w:p>
         </w:tc>
@@ -2461,7 +2776,7 @@
                 <w:sz w:val="22"/>
                 <w:szCs w:val="22"/>
               </w:rPr>
-              <w:t xml:space="preserve">競技・時期によって異なる</w:t>
+              <w:t xml:space="preserve">競技や時期によって変える</w:t>
             </w:r>
           </w:p>
         </w:tc>
@@ -2490,7 +2805,7 @@
           <w:sz w:val="22"/>
           <w:szCs w:val="22"/>
         </w:rPr>
-        <w:t xml:space="preserve">運動-休息比は1:1〜1:10で決定されるが、実施するドリルの量とタイプによって異なる</w:t>
+        <w:t xml:space="preserve">運動‐休息比は1:5〜1:10（ドリルの量とタイプによって変わる）</w:t>
       </w:r>
     </w:p>
     <w:p>
@@ -2508,7 +2823,7 @@
           <w:sz w:val="22"/>
           <w:szCs w:val="22"/>
         </w:rPr>
-        <w:t xml:space="preserve">プライオメトリクスのドリルは心肺系のコンディショニングではなく、パワートレーニングとして考える</w:t>
+        <w:t xml:space="preserve">プライオメトリクスは心肺系のコンディショニングではなく、パワートレーニングとして扱う</w:t>
       </w:r>
     </w:p>
     <w:p>
@@ -2526,40 +2841,7 @@
           <w:sz w:val="22"/>
           <w:szCs w:val="22"/>
         </w:rPr>
-        <w:t xml:space="preserve">同じ身体部位のドリルを2日連続で実施するべきではない</w:t>
-      </w:r>
-    </w:p>
-    <w:p>
-      <w:pPr>
-        <w:spacing w:after="60" w:before="60"/>
-      </w:pPr>
-      <w:r>
-        <w:t xml:space="preserve"/>
-      </w:r>
-    </w:p>
-    <w:p>
-      <w:pPr>
-        <w:shd w:fill="FEF9E7" w:val="clear"/>
-        <w:spacing w:after="60" w:before="60"/>
-      </w:pPr>
-      <w:r>
-        <w:rPr>
-          <w:rFonts w:ascii="Meiryo" w:cs="Meiryo" w:eastAsia="Meiryo" w:hAnsi="Meiryo"/>
-          <w:b/>
-          <w:bCs/>
-          <w:color w:val="B7770D"/>
-          <w:sz w:val="22"/>
-          <w:szCs w:val="22"/>
-        </w:rPr>
-        <w:t xml:space="preserve">研究の現状：</w:t>
-      </w:r>
-      <w:r>
-        <w:rPr>
-          <w:rFonts w:ascii="Meiryo" w:cs="Meiryo" w:eastAsia="Meiryo" w:hAnsi="Meiryo"/>
-          <w:sz w:val="22"/>
-          <w:szCs w:val="22"/>
-        </w:rPr>
-        <w:t xml:space="preserve">回復時間の設定に関するプライオメトリクスの研究は近い将来数多く行われることが求められる。回復のためのより具体的な時間を示すには、この分野におけるさらなる研究が必要である。</w:t>
+        <w:t xml:space="preserve">同じ身体部位のドリルを2日連続で行わない</w:t>
       </w:r>
     </w:p>
     <w:p>
@@ -2600,15 +2882,365 @@
           <w:sz w:val="22"/>
           <w:szCs w:val="22"/>
         </w:rPr>
-        <w:t xml:space="preserve">頻度は各ワークアウト後の競技練習・レジスタンストレーニング・ランニング・プライオメトリクスの総量、選手のトレーニング経験、トレーニングサイクルの時期によって異なる。</w:t>
-      </w:r>
-    </w:p>
+        <w:t xml:space="preserve">頻度とは週あたりのセッション数のことで、通常は週1〜3回です。セッション間に典型的な回復時間（48〜72時間）をとると、週2〜3回になります。競技、選手の経験、年間計画のどの時期かによって変わります。</w:t>
+      </w:r>
+    </w:p>
+    <w:tbl>
+      <w:tblPr>
+        <w:tblW w:type="dxa" w:w="9526"/>
+        <w:tblBorders>
+          <w:top w:val="single" w:color="auto" w:sz="4"/>
+          <w:left w:val="single" w:color="auto" w:sz="4"/>
+          <w:bottom w:val="single" w:color="auto" w:sz="4"/>
+          <w:right w:val="single" w:color="auto" w:sz="4"/>
+          <w:insideH w:val="single" w:color="auto" w:sz="4"/>
+          <w:insideV w:val="single" w:color="auto" w:sz="4"/>
+        </w:tblBorders>
+      </w:tblPr>
+      <w:tblGrid>
+        <w:gridCol w:w="3800"/>
+        <w:gridCol w:w="2800"/>
+        <w:gridCol w:w="2926"/>
+      </w:tblGrid>
+      <w:tr>
+        <w:trPr>
+          <w:tblHeader/>
+        </w:trPr>
+        <w:tc>
+          <w:tcPr>
+            <w:tcW w:type="dxa" w:w="3800"/>
+            <w:tcBorders>
+              <w:top w:val="single" w:color="BFC9CA" w:sz="1"/>
+              <w:left w:val="single" w:color="BFC9CA" w:sz="1"/>
+              <w:bottom w:val="single" w:color="BFC9CA" w:sz="1"/>
+              <w:right w:val="single" w:color="BFC9CA" w:sz="1"/>
+            </w:tcBorders>
+            <w:shd w:fill="1F5C8B" w:val="clear"/>
+            <w:tcMar>
+              <w:top w:type="dxa" w:w="80"/>
+              <w:left w:type="dxa" w:w="120"/>
+              <w:bottom w:type="dxa" w:w="80"/>
+              <w:right w:type="dxa" w:w="120"/>
+            </w:tcMar>
+          </w:tcPr>
+          <w:p>
+            <w:pPr>
+              <w:jc w:val="center"/>
+            </w:pPr>
+            <w:r>
+              <w:rPr>
+                <w:rFonts w:ascii="Meiryo" w:cs="Meiryo" w:eastAsia="Meiryo" w:hAnsi="Meiryo"/>
+                <w:b/>
+                <w:bCs/>
+                <w:color w:val="FFFFFF"/>
+                <w:sz w:val="22"/>
+                <w:szCs w:val="22"/>
+              </w:rPr>
+              <w:t xml:space="preserve">例</w:t>
+            </w:r>
+          </w:p>
+        </w:tc>
+        <w:tc>
+          <w:tcPr>
+            <w:tcW w:type="dxa" w:w="2800"/>
+            <w:tcBorders>
+              <w:top w:val="single" w:color="BFC9CA" w:sz="1"/>
+              <w:left w:val="single" w:color="BFC9CA" w:sz="1"/>
+              <w:bottom w:val="single" w:color="BFC9CA" w:sz="1"/>
+              <w:right w:val="single" w:color="BFC9CA" w:sz="1"/>
+            </w:tcBorders>
+            <w:shd w:fill="1F5C8B" w:val="clear"/>
+            <w:tcMar>
+              <w:top w:type="dxa" w:w="80"/>
+              <w:left w:type="dxa" w:w="120"/>
+              <w:bottom w:type="dxa" w:w="80"/>
+              <w:right w:type="dxa" w:w="120"/>
+            </w:tcMar>
+          </w:tcPr>
+          <w:p>
+            <w:pPr>
+              <w:jc w:val="center"/>
+            </w:pPr>
+            <w:r>
+              <w:rPr>
+                <w:rFonts w:ascii="Meiryo" w:cs="Meiryo" w:eastAsia="Meiryo" w:hAnsi="Meiryo"/>
+                <w:b/>
+                <w:bCs/>
+                <w:color w:val="FFFFFF"/>
+                <w:sz w:val="22"/>
+                <w:szCs w:val="22"/>
+              </w:rPr>
+              <w:t xml:space="preserve">シーズン中</w:t>
+            </w:r>
+          </w:p>
+        </w:tc>
+        <w:tc>
+          <w:tcPr>
+            <w:tcW w:type="dxa" w:w="2926"/>
+            <w:tcBorders>
+              <w:top w:val="single" w:color="BFC9CA" w:sz="1"/>
+              <w:left w:val="single" w:color="BFC9CA" w:sz="1"/>
+              <w:bottom w:val="single" w:color="BFC9CA" w:sz="1"/>
+              <w:right w:val="single" w:color="BFC9CA" w:sz="1"/>
+            </w:tcBorders>
+            <w:shd w:fill="1F5C8B" w:val="clear"/>
+            <w:tcMar>
+              <w:top w:type="dxa" w:w="80"/>
+              <w:left w:type="dxa" w:w="120"/>
+              <w:bottom w:type="dxa" w:w="80"/>
+              <w:right w:type="dxa" w:w="120"/>
+            </w:tcMar>
+          </w:tcPr>
+          <w:p>
+            <w:pPr>
+              <w:jc w:val="center"/>
+            </w:pPr>
+            <w:r>
+              <w:rPr>
+                <w:rFonts w:ascii="Meiryo" w:cs="Meiryo" w:eastAsia="Meiryo" w:hAnsi="Meiryo"/>
+                <w:b/>
+                <w:bCs/>
+                <w:color w:val="FFFFFF"/>
+                <w:sz w:val="22"/>
+                <w:szCs w:val="22"/>
+              </w:rPr>
+              <w:t xml:space="preserve">オフシーズン</w:t>
+            </w:r>
+          </w:p>
+        </w:tc>
+      </w:tr>
+      <w:tr>
+        <w:tc>
+          <w:tcPr>
+            <w:tcW w:type="dxa" w:w="3800"/>
+            <w:tcBorders>
+              <w:top w:val="single" w:color="BFC9CA" w:sz="1"/>
+              <w:left w:val="single" w:color="BFC9CA" w:sz="1"/>
+              <w:bottom w:val="single" w:color="BFC9CA" w:sz="1"/>
+              <w:right w:val="single" w:color="BFC9CA" w:sz="1"/>
+            </w:tcBorders>
+            <w:shd w:fill="FFFFFF" w:val="clear"/>
+            <w:tcMar>
+              <w:top w:type="dxa" w:w="80"/>
+              <w:left w:type="dxa" w:w="120"/>
+              <w:bottom w:type="dxa" w:w="80"/>
+              <w:right w:type="dxa" w:w="120"/>
+            </w:tcMar>
+          </w:tcPr>
+          <w:p>
+            <w:r>
+              <w:rPr>
+                <w:rFonts w:ascii="Meiryo" w:cs="Meiryo" w:eastAsia="Meiryo" w:hAnsi="Meiryo"/>
+                <w:sz w:val="22"/>
+                <w:szCs w:val="22"/>
+              </w:rPr>
+              <w:t xml:space="preserve">アメリカンフットボール選手</w:t>
+            </w:r>
+          </w:p>
+        </w:tc>
+        <w:tc>
+          <w:tcPr>
+            <w:tcW w:type="dxa" w:w="2800"/>
+            <w:tcBorders>
+              <w:top w:val="single" w:color="BFC9CA" w:sz="1"/>
+              <w:left w:val="single" w:color="BFC9CA" w:sz="1"/>
+              <w:bottom w:val="single" w:color="BFC9CA" w:sz="1"/>
+              <w:right w:val="single" w:color="BFC9CA" w:sz="1"/>
+            </w:tcBorders>
+            <w:shd w:fill="FFFFFF" w:val="clear"/>
+            <w:tcMar>
+              <w:top w:type="dxa" w:w="80"/>
+              <w:left w:type="dxa" w:w="120"/>
+              <w:bottom w:type="dxa" w:w="80"/>
+              <w:right w:type="dxa" w:w="120"/>
+            </w:tcMar>
+          </w:tcPr>
+          <w:p>
+            <w:r>
+              <w:rPr>
+                <w:rFonts w:ascii="Meiryo" w:cs="Meiryo" w:eastAsia="Meiryo" w:hAnsi="Meiryo"/>
+                <w:sz w:val="22"/>
+                <w:szCs w:val="22"/>
+              </w:rPr>
+              <w:t xml:space="preserve">週1回</w:t>
+            </w:r>
+          </w:p>
+        </w:tc>
+        <w:tc>
+          <w:tcPr>
+            <w:tcW w:type="dxa" w:w="2926"/>
+            <w:tcBorders>
+              <w:top w:val="single" w:color="BFC9CA" w:sz="1"/>
+              <w:left w:val="single" w:color="BFC9CA" w:sz="1"/>
+              <w:bottom w:val="single" w:color="BFC9CA" w:sz="1"/>
+              <w:right w:val="single" w:color="BFC9CA" w:sz="1"/>
+            </w:tcBorders>
+            <w:shd w:fill="FFFFFF" w:val="clear"/>
+            <w:tcMar>
+              <w:top w:type="dxa" w:w="80"/>
+              <w:left w:type="dxa" w:w="120"/>
+              <w:bottom w:type="dxa" w:w="80"/>
+              <w:right w:type="dxa" w:w="120"/>
+            </w:tcMar>
+          </w:tcPr>
+          <w:p>
+            <w:r>
+              <w:rPr>
+                <w:rFonts w:ascii="Meiryo" w:cs="Meiryo" w:eastAsia="Meiryo" w:hAnsi="Meiryo"/>
+                <w:sz w:val="22"/>
+                <w:szCs w:val="22"/>
+              </w:rPr>
+              <w:t xml:space="preserve">週2〜3回</w:t>
+            </w:r>
+          </w:p>
+        </w:tc>
+      </w:tr>
+      <w:tr>
+        <w:tc>
+          <w:tcPr>
+            <w:tcW w:type="dxa" w:w="3800"/>
+            <w:tcBorders>
+              <w:top w:val="single" w:color="BFC9CA" w:sz="1"/>
+              <w:left w:val="single" w:color="BFC9CA" w:sz="1"/>
+              <w:bottom w:val="single" w:color="BFC9CA" w:sz="1"/>
+              <w:right w:val="single" w:color="BFC9CA" w:sz="1"/>
+            </w:tcBorders>
+            <w:shd w:fill="EBF5FB" w:val="clear"/>
+            <w:tcMar>
+              <w:top w:type="dxa" w:w="80"/>
+              <w:left w:type="dxa" w:w="120"/>
+              <w:bottom w:type="dxa" w:w="80"/>
+              <w:right w:type="dxa" w:w="120"/>
+            </w:tcMar>
+          </w:tcPr>
+          <w:p>
+            <w:r>
+              <w:rPr>
+                <w:rFonts w:ascii="Meiryo" w:cs="Meiryo" w:eastAsia="Meiryo" w:hAnsi="Meiryo"/>
+                <w:sz w:val="22"/>
+                <w:szCs w:val="22"/>
+              </w:rPr>
+              <w:t xml:space="preserve">陸上競技選手</w:t>
+            </w:r>
+          </w:p>
+        </w:tc>
+        <w:tc>
+          <w:tcPr>
+            <w:tcW w:type="dxa" w:w="2800"/>
+            <w:tcBorders>
+              <w:top w:val="single" w:color="BFC9CA" w:sz="1"/>
+              <w:left w:val="single" w:color="BFC9CA" w:sz="1"/>
+              <w:bottom w:val="single" w:color="BFC9CA" w:sz="1"/>
+              <w:right w:val="single" w:color="BFC9CA" w:sz="1"/>
+            </w:tcBorders>
+            <w:shd w:fill="EBF5FB" w:val="clear"/>
+            <w:tcMar>
+              <w:top w:type="dxa" w:w="80"/>
+              <w:left w:type="dxa" w:w="120"/>
+              <w:bottom w:type="dxa" w:w="80"/>
+              <w:right w:type="dxa" w:w="120"/>
+            </w:tcMar>
+          </w:tcPr>
+          <w:p>
+            <w:r>
+              <w:rPr>
+                <w:rFonts w:ascii="Meiryo" w:cs="Meiryo" w:eastAsia="Meiryo" w:hAnsi="Meiryo"/>
+                <w:sz w:val="22"/>
+                <w:szCs w:val="22"/>
+              </w:rPr>
+              <w:t xml:space="preserve">週2〜3回</w:t>
+            </w:r>
+          </w:p>
+        </w:tc>
+        <w:tc>
+          <w:tcPr>
+            <w:tcW w:type="dxa" w:w="2926"/>
+            <w:tcBorders>
+              <w:top w:val="single" w:color="BFC9CA" w:sz="1"/>
+              <w:left w:val="single" w:color="BFC9CA" w:sz="1"/>
+              <w:bottom w:val="single" w:color="BFC9CA" w:sz="1"/>
+              <w:right w:val="single" w:color="BFC9CA" w:sz="1"/>
+            </w:tcBorders>
+            <w:shd w:fill="EBF5FB" w:val="clear"/>
+            <w:tcMar>
+              <w:top w:type="dxa" w:w="80"/>
+              <w:left w:type="dxa" w:w="120"/>
+              <w:bottom w:type="dxa" w:w="80"/>
+              <w:right w:type="dxa" w:w="120"/>
+            </w:tcMar>
+          </w:tcPr>
+          <w:p>
+            <w:r>
+              <w:rPr>
+                <w:rFonts w:ascii="Meiryo" w:cs="Meiryo" w:eastAsia="Meiryo" w:hAnsi="Meiryo"/>
+                <w:sz w:val="22"/>
+                <w:szCs w:val="22"/>
+              </w:rPr>
+              <w:t xml:space="preserve">週3〜4回</w:t>
+            </w:r>
+          </w:p>
+        </w:tc>
+      </w:tr>
+    </w:tbl>
     <w:p>
       <w:pPr>
         <w:spacing w:after="60" w:before="60"/>
       </w:pPr>
       <w:r>
         <w:t xml:space="preserve"/>
+      </w:r>
+    </w:p>
+    <w:p>
+      <w:pPr>
+        <w:shd w:fill="FEF9E7" w:val="clear"/>
+        <w:spacing w:after="60" w:before="60"/>
+      </w:pPr>
+      <w:r>
+        <w:rPr>
+          <w:rFonts w:ascii="Meiryo" w:cs="Meiryo" w:eastAsia="Meiryo" w:hAnsi="Meiryo"/>
+          <w:b/>
+          <w:bCs/>
+          <w:color w:val="B7770D"/>
+          <w:sz w:val="22"/>
+          <w:szCs w:val="22"/>
+        </w:rPr>
+        <w:t xml:space="preserve">研究の現状：</w:t>
+      </w:r>
+      <w:r>
+        <w:rPr>
+          <w:rFonts w:ascii="Meiryo" w:cs="Meiryo" w:eastAsia="Meiryo" w:hAnsi="Meiryo"/>
+          <w:sz w:val="22"/>
+          <w:szCs w:val="22"/>
+        </w:rPr>
+        <w:t xml:space="preserve">頻度や回復時間について明確なガイドラインを示せるほどの研究はまだありません。セッション間に適切な回復をとることと、実践での経験が最善の判断材料です。</w:t>
+      </w:r>
+    </w:p>
+    <w:p>
+      <w:pPr>
+        <w:spacing w:after="60" w:before="60"/>
+      </w:pPr>
+      <w:r>
+        <w:t xml:space="preserve"/>
+      </w:r>
+    </w:p>
+    <w:p>
+      <w:pPr>
+        <w:pStyle w:val="Heading2"/>
+        <w:pBdr>
+          <w:bottom w:val="single" w:color="2E86C1" w:sz="4" w:space="2"/>
+        </w:pBdr>
+        <w:spacing w:after="80" w:before="240"/>
+      </w:pPr>
+      <w:r>
+        <w:rPr>
+          <w:rFonts w:ascii="Meiryo" w:cs="Meiryo" w:eastAsia="Meiryo" w:hAnsi="Meiryo"/>
+          <w:b/>
+          <w:bCs/>
+          <w:color w:val="1F5C8B"/>
+          <w:sz w:val="28"/>
+          <w:szCs w:val="28"/>
+        </w:rPr>
+        <w:t xml:space="preserve">3-6　漸進とプログラム期間</w:t>
       </w:r>
     </w:p>
     <w:p>
@@ -2626,7 +3258,7 @@
           <w:sz w:val="22"/>
           <w:szCs w:val="22"/>
         </w:rPr>
-        <w:t xml:space="preserve">セッション間の回復時間の目安：48〜72時間</w:t>
+        <w:t xml:space="preserve">プライオメトリクスはレジスタンストレーニングの一種なので、漸進的過負荷の原則に従う（頻度・量・強度を組み合わせて体系的に上げる）</w:t>
       </w:r>
     </w:p>
     <w:p>
@@ -2644,7 +3276,7 @@
           <w:sz w:val="22"/>
           <w:szCs w:val="22"/>
         </w:rPr>
-        <w:t xml:space="preserve">シーズン中とオフシーズンで頻度は変わる（オフシーズンでより多く実施する）</w:t>
+        <w:t xml:space="preserve">例（オフシーズンのアメフト・週2回）：低強度×少〜中程度の量 → 中強度×少〜中程度の量 → 高強度×少〜中程度の量</w:t>
       </w:r>
     </w:p>
     <w:p>
@@ -2662,40 +3294,7 @@
           <w:sz w:val="22"/>
           <w:szCs w:val="22"/>
         </w:rPr>
-        <w:t xml:space="preserve">レジスタンストレーニングと同様に、オーバートレーニングを予防するために十分な休息が必要</w:t>
-      </w:r>
-    </w:p>
-    <w:p>
-      <w:pPr>
-        <w:spacing w:after="60" w:before="60"/>
-      </w:pPr>
-      <w:r>
-        <w:t xml:space="preserve"/>
-      </w:r>
-    </w:p>
-    <w:p>
-      <w:pPr>
-        <w:shd w:fill="FEF9E7" w:val="clear"/>
-        <w:spacing w:after="60" w:before="60"/>
-      </w:pPr>
-      <w:r>
-        <w:rPr>
-          <w:rFonts w:ascii="Meiryo" w:cs="Meiryo" w:eastAsia="Meiryo" w:hAnsi="Meiryo"/>
-          <w:b/>
-          <w:bCs/>
-          <w:color w:val="B7770D"/>
-          <w:sz w:val="22"/>
-          <w:szCs w:val="22"/>
-        </w:rPr>
-        <w:t xml:space="preserve">重要：</w:t>
-      </w:r>
-      <w:r>
-        <w:rPr>
-          <w:rFonts w:ascii="Meiryo" w:cs="Meiryo" w:eastAsia="Meiryo" w:hAnsi="Meiryo"/>
-          <w:sz w:val="22"/>
-          <w:szCs w:val="22"/>
-        </w:rPr>
-        <w:t xml:space="preserve">プライオメトリクスのトレーニング頻度が適切なガイドラインを示すほどの研究が行われていないため、セッション間に適切な回復時間を設けることと、実践的な経験が最善の判断材料であるといえる。</w:t>
+        <w:t xml:space="preserve">プログラム期間は多くが6〜10週間。垂直跳びは開始から4週間ほどで向上することもある</w:t>
       </w:r>
     </w:p>
     <w:p>
@@ -2723,43 +3322,7 @@
           <w:sz w:val="28"/>
           <w:szCs w:val="28"/>
         </w:rPr>
-        <w:t xml:space="preserve">3-6　プログラム期間</w:t>
-      </w:r>
-    </w:p>
-    <w:p>
-      <w:pPr>
-        <w:pStyle w:val="ListParagraph"/>
-        <w:numPr>
-          <w:ilvl w:val="0"/>
-          <w:numId w:val="2"/>
-        </w:numPr>
-        <w:spacing w:after="40" w:before="40"/>
-      </w:pPr>
-      <w:r>
-        <w:rPr>
-          <w:rFonts w:ascii="Meiryo" w:cs="Meiryo" w:eastAsia="Meiryo" w:hAnsi="Meiryo"/>
-          <w:sz w:val="22"/>
-          <w:szCs w:val="22"/>
-        </w:rPr>
-        <w:t xml:space="preserve">プログラム期間：6〜10週間</w:t>
-      </w:r>
-    </w:p>
-    <w:p>
-      <w:pPr>
-        <w:pStyle w:val="ListParagraph"/>
-        <w:numPr>
-          <w:ilvl w:val="0"/>
-          <w:numId w:val="2"/>
-        </w:numPr>
-        <w:spacing w:after="40" w:before="40"/>
-      </w:pPr>
-      <w:r>
-        <w:rPr>
-          <w:rFonts w:ascii="Meiryo" w:cs="Meiryo" w:eastAsia="Meiryo" w:hAnsi="Meiryo"/>
-          <w:sz w:val="22"/>
-          <w:szCs w:val="22"/>
-        </w:rPr>
-        <w:t xml:space="preserve">漸進性の原則に従い、徐々に強度・量を上げていく</w:t>
+        <w:t xml:space="preserve">3-7　ウォームアップ</w:t>
       </w:r>
     </w:p>
     <w:p>
@@ -2767,40 +3330,12 @@
         <w:spacing w:after="60" w:before="60"/>
       </w:pPr>
       <w:r>
-        <w:t xml:space="preserve"/>
-      </w:r>
-    </w:p>
-    <w:p>
-      <w:pPr>
-        <w:pStyle w:val="Heading2"/>
-        <w:pBdr>
-          <w:bottom w:val="single" w:color="2E86C1" w:sz="4" w:space="2"/>
-        </w:pBdr>
-        <w:spacing w:after="80" w:before="240"/>
-      </w:pPr>
-      <w:r>
-        <w:rPr>
-          <w:rFonts w:ascii="Meiryo" w:cs="Meiryo" w:eastAsia="Meiryo" w:hAnsi="Meiryo"/>
-          <w:b/>
-          <w:bCs/>
-          <w:color w:val="1F5C8B"/>
-          <w:sz w:val="28"/>
-          <w:szCs w:val="28"/>
-        </w:rPr>
-        <w:t xml:space="preserve">3-6　ウォームアップ</w:t>
-      </w:r>
-    </w:p>
-    <w:p>
-      <w:pPr>
-        <w:spacing w:after="60" w:before="60"/>
-      </w:pPr>
-      <w:r>
-        <w:rPr>
-          <w:rFonts w:ascii="Meiryo" w:cs="Meiryo" w:eastAsia="Meiryo" w:hAnsi="Meiryo"/>
-          <w:sz w:val="22"/>
-          <w:szCs w:val="22"/>
-        </w:rPr>
-        <w:t xml:space="preserve">プライオメトリクスと同様に、エクササイズ・セッションの一部としてウォームアップを行うことが重要である。一般的なウォームアップドリルを以下に示す。</w:t>
+        <w:rPr>
+          <w:rFonts w:ascii="Meiryo" w:cs="Meiryo" w:eastAsia="Meiryo" w:hAnsi="Meiryo"/>
+          <w:sz w:val="22"/>
+          <w:szCs w:val="22"/>
+        </w:rPr>
+        <w:t xml:space="preserve">一般的なウォームアップとストレッチのあと、低強度のダイナミックな動きで構成する特異的ウォームアップを行います。</w:t>
       </w:r>
     </w:p>
     <w:tbl>
@@ -2945,7 +3480,7 @@
                 <w:sz w:val="22"/>
                 <w:szCs w:val="22"/>
               </w:rPr>
-              <w:t xml:space="preserve">ランニング動作の準備。前後の動きテクニックを強調する</w:t>
+              <w:t xml:space="preserve">ランニング動作をまねる。姿勢と動作テクニックを強調し、走るための下半身の動きを促す</w:t>
             </w:r>
           </w:p>
         </w:tc>
@@ -3003,7 +3538,7 @@
                 <w:sz w:val="22"/>
                 <w:szCs w:val="22"/>
               </w:rPr>
-              <w:t xml:space="preserve">下半身の連続動作の準備。上下肢の動作を強調する</w:t>
+              <w:t xml:space="preserve">着地の衝撃と高強度ドリルへの準備。つま先ジョギング（かかとをつけない）、ストレートレッグ・ジョギング、バットキック</w:t>
             </w:r>
           </w:p>
         </w:tc>
@@ -3061,7 +3596,7 @@
                 <w:sz w:val="22"/>
                 <w:szCs w:val="22"/>
               </w:rPr>
-              <w:t xml:space="preserve">上肢の反動動作の準備。リズミカルに連続して行う</w:t>
+              <w:t xml:space="preserve">腕と脚の交互の動きを強調。素早い離地と着地を意識する</w:t>
             </w:r>
           </w:p>
         </w:tc>
@@ -3119,7 +3654,7 @@
                 <w:sz w:val="22"/>
                 <w:szCs w:val="22"/>
               </w:rPr>
-              <w:t xml:space="preserve">方向転換動作の準備。素早い足の動きを意識する</w:t>
+              <w:t xml:space="preserve">方向転換の準備（シャトル、シャッフル、パターン、ストライドドリルなど）</w:t>
             </w:r>
           </w:p>
         </w:tc>
@@ -3177,7 +3712,7 @@
                 <w:sz w:val="22"/>
                 <w:szCs w:val="22"/>
               </w:rPr>
-              <w:t xml:space="preserve">大腿・臀部の動的な準備。フォワードステップ形式</w:t>
+              <w:t xml:space="preserve">フォワードステップ・ランジが基本。前方・側方・後方など複数方向でも行える</w:t>
             </w:r>
           </w:p>
         </w:tc>
@@ -3189,23 +3724,6 @@
       </w:pPr>
       <w:r>
         <w:t xml:space="preserve"/>
-      </w:r>
-    </w:p>
-    <w:p>
-      <w:pPr>
-        <w:pStyle w:val="Heading1"/>
-        <w:spacing w:after="120" w:before="360"/>
-      </w:pPr>
-      <w:r>
-        <w:rPr>
-          <w:rFonts w:ascii="Meiryo" w:cs="Meiryo" w:eastAsia="Meiryo" w:hAnsi="Meiryo"/>
-          <w:b/>
-          <w:bCs/>
-          <w:color w:val="1A3A5C"/>
-          <w:sz w:val="36"/>
-          <w:szCs w:val="36"/>
-        </w:rPr>
-        <w:t xml:space="preserve">第4章　安全に行うために</w:t>
       </w:r>
     </w:p>
     <w:p>
@@ -3225,24 +3743,7 @@
           <w:sz w:val="28"/>
           <w:szCs w:val="28"/>
         </w:rPr>
-        <w:t xml:space="preserve">4-1　トレーニング前の選手評価</w:t>
-      </w:r>
-    </w:p>
-    <w:p>
-      <w:pPr>
-        <w:pStyle w:val="Heading3"/>
-        <w:spacing w:after="60" w:before="160"/>
-      </w:pPr>
-      <w:r>
-        <w:rPr>
-          <w:rFonts w:ascii="Meiryo" w:cs="Meiryo" w:eastAsia="Meiryo" w:hAnsi="Meiryo"/>
-          <w:b/>
-          <w:bCs/>
-          <w:color w:val="2E86C1"/>
-          <w:sz w:val="24"/>
-          <w:szCs w:val="24"/>
-        </w:rPr>
-        <w:t xml:space="preserve">テクニックの確認</w:t>
+        <w:t xml:space="preserve">3-8　ほかのトレーニングとの組み合わせ</w:t>
       </w:r>
     </w:p>
     <w:p>
@@ -3260,7 +3761,7 @@
           <w:sz w:val="22"/>
           <w:szCs w:val="22"/>
         </w:rPr>
-        <w:t xml:space="preserve">スクワットなどの基本動作を正しく行えるか</w:t>
+        <w:t xml:space="preserve">下半身のレジスタンス × 上半身のプライオ、上半身のレジスタンス × 下半身のプライオのように組み合わせる</w:t>
       </w:r>
     </w:p>
     <w:p>
@@ -3278,24 +3779,7 @@
           <w:sz w:val="22"/>
           <w:szCs w:val="22"/>
         </w:rPr>
-        <w:t xml:space="preserve">着地動作が安全か（膝が内側に入らない等）</w:t>
-      </w:r>
-    </w:p>
-    <w:p>
-      <w:pPr>
-        <w:pStyle w:val="Heading3"/>
-        <w:spacing w:after="60" w:before="160"/>
-      </w:pPr>
-      <w:r>
-        <w:rPr>
-          <w:rFonts w:ascii="Meiryo" w:cs="Meiryo" w:eastAsia="Meiryo" w:hAnsi="Meiryo"/>
-          <w:b/>
-          <w:bCs/>
-          <w:color w:val="2E86C1"/>
-          <w:sz w:val="24"/>
-          <w:szCs w:val="24"/>
-        </w:rPr>
-        <w:t xml:space="preserve">筋力の目安</w:t>
+        <w:t xml:space="preserve">高重量のレジスタンスとプライオを同じ日に行うのは通常すすめられない（高強度レジスタンスの後にプライオを行うコンプレックストレーニングで効果が出る選手もいる）</w:t>
       </w:r>
     </w:p>
     <w:p>
@@ -3313,42 +3797,7 @@
           <w:sz w:val="22"/>
           <w:szCs w:val="22"/>
         </w:rPr>
-        <w:t xml:space="preserve">体重の1.5倍のバーベルスクワットができる（上級ドリル実施前）</w:t>
-      </w:r>
-    </w:p>
-    <w:p>
-      <w:pPr>
-        <w:pStyle w:val="ListParagraph"/>
-        <w:numPr>
-          <w:ilvl w:val="0"/>
-          <w:numId w:val="2"/>
-        </w:numPr>
-        <w:spacing w:after="40" w:before="40"/>
-      </w:pPr>
-      <w:r>
-        <w:rPr>
-          <w:rFonts w:ascii="Meiryo" w:cs="Meiryo" w:eastAsia="Meiryo" w:hAnsi="Meiryo"/>
-          <w:sz w:val="22"/>
-          <w:szCs w:val="22"/>
-        </w:rPr>
-        <w:t xml:space="preserve">体重の60%のパワークリーンができる</w:t>
-      </w:r>
-    </w:p>
-    <w:p>
-      <w:pPr>
-        <w:pStyle w:val="Heading3"/>
-        <w:spacing w:after="60" w:before="160"/>
-      </w:pPr>
-      <w:r>
-        <w:rPr>
-          <w:rFonts w:ascii="Meiryo" w:cs="Meiryo" w:eastAsia="Meiryo" w:hAnsi="Meiryo"/>
-          <w:b/>
-          <w:bCs/>
-          <w:color w:val="2E86C1"/>
-          <w:sz w:val="24"/>
-          <w:szCs w:val="24"/>
-        </w:rPr>
-        <w:t xml:space="preserve">バランステスト</w:t>
+        <w:t xml:space="preserve">有酸素性運動はパワー発揮にマイナスに働く可能性があるため、プライオは有酸素性持久力トレーニングの前に行う</w:t>
       </w:r>
     </w:p>
     <w:tbl>
@@ -3364,8 +3813,9 @@
         </w:tblBorders>
       </w:tblPr>
       <w:tblGrid>
-        <w:gridCol w:w="4700"/>
-        <w:gridCol w:w="4826"/>
+        <w:gridCol w:w="1800"/>
+        <w:gridCol w:w="3863"/>
+        <w:gridCol w:w="3863"/>
       </w:tblGrid>
       <w:tr>
         <w:trPr>
@@ -3373,7 +3823,7 @@
         </w:trPr>
         <w:tc>
           <w:tcPr>
-            <w:tcW w:type="dxa" w:w="4700"/>
+            <w:tcW w:type="dxa" w:w="1800"/>
             <w:tcBorders>
               <w:top w:val="single" w:color="BFC9CA" w:sz="1"/>
               <w:left w:val="single" w:color="BFC9CA" w:sz="1"/>
@@ -3401,13 +3851,13 @@
                 <w:sz w:val="22"/>
                 <w:szCs w:val="22"/>
               </w:rPr>
-              <w:t xml:space="preserve">テスト</w:t>
-            </w:r>
-          </w:p>
-        </w:tc>
-        <w:tc>
-          <w:tcPr>
-            <w:tcW w:type="dxa" w:w="4826"/>
+              <w:t xml:space="preserve">曜日</w:t>
+            </w:r>
+          </w:p>
+        </w:tc>
+        <w:tc>
+          <w:tcPr>
+            <w:tcW w:type="dxa" w:w="3863"/>
             <w:tcBorders>
               <w:top w:val="single" w:color="BFC9CA" w:sz="1"/>
               <w:left w:val="single" w:color="BFC9CA" w:sz="1"/>
@@ -3435,7 +3885,41 @@
                 <w:sz w:val="22"/>
                 <w:szCs w:val="22"/>
               </w:rPr>
-              <w:t xml:space="preserve">バリエーション</w:t>
+              <w:t xml:space="preserve">レジスタンストレーニング</w:t>
+            </w:r>
+          </w:p>
+        </w:tc>
+        <w:tc>
+          <w:tcPr>
+            <w:tcW w:type="dxa" w:w="3863"/>
+            <w:tcBorders>
+              <w:top w:val="single" w:color="BFC9CA" w:sz="1"/>
+              <w:left w:val="single" w:color="BFC9CA" w:sz="1"/>
+              <w:bottom w:val="single" w:color="BFC9CA" w:sz="1"/>
+              <w:right w:val="single" w:color="BFC9CA" w:sz="1"/>
+            </w:tcBorders>
+            <w:shd w:fill="1F5C8B" w:val="clear"/>
+            <w:tcMar>
+              <w:top w:type="dxa" w:w="80"/>
+              <w:left w:type="dxa" w:w="120"/>
+              <w:bottom w:type="dxa" w:w="80"/>
+              <w:right w:type="dxa" w:w="120"/>
+            </w:tcMar>
+          </w:tcPr>
+          <w:p>
+            <w:pPr>
+              <w:jc w:val="center"/>
+            </w:pPr>
+            <w:r>
+              <w:rPr>
+                <w:rFonts w:ascii="Meiryo" w:cs="Meiryo" w:eastAsia="Meiryo" w:hAnsi="Meiryo"/>
+                <w:b/>
+                <w:bCs/>
+                <w:color w:val="FFFFFF"/>
+                <w:sz w:val="22"/>
+                <w:szCs w:val="22"/>
+              </w:rPr>
+              <w:t xml:space="preserve">プライオメトリクス</w:t>
             </w:r>
           </w:p>
         </w:tc>
@@ -3443,7 +3927,7 @@
       <w:tr>
         <w:tc>
           <w:tcPr>
-            <w:tcW w:type="dxa" w:w="4700"/>
+            <w:tcW w:type="dxa" w:w="1800"/>
             <w:tcBorders>
               <w:top w:val="single" w:color="BFC9CA" w:sz="1"/>
               <w:left w:val="single" w:color="BFC9CA" w:sz="1"/>
@@ -3465,13 +3949,13 @@
                 <w:sz w:val="22"/>
                 <w:szCs w:val="22"/>
               </w:rPr>
-              <w:t xml:space="preserve">スタンディング</w:t>
-            </w:r>
-          </w:p>
-        </w:tc>
-        <w:tc>
-          <w:tcPr>
-            <w:tcW w:type="dxa" w:w="4826"/>
+              <w:t xml:space="preserve">月</w:t>
+            </w:r>
+          </w:p>
+        </w:tc>
+        <w:tc>
+          <w:tcPr>
+            <w:tcW w:type="dxa" w:w="3863"/>
             <w:tcBorders>
               <w:top w:val="single" w:color="BFC9CA" w:sz="1"/>
               <w:left w:val="single" w:color="BFC9CA" w:sz="1"/>
@@ -3493,7 +3977,35 @@
                 <w:sz w:val="22"/>
                 <w:szCs w:val="22"/>
               </w:rPr>
-              <w:t xml:space="preserve">中級</w:t>
+              <w:t xml:space="preserve">高強度・上半身</w:t>
+            </w:r>
+          </w:p>
+        </w:tc>
+        <w:tc>
+          <w:tcPr>
+            <w:tcW w:type="dxa" w:w="3863"/>
+            <w:tcBorders>
+              <w:top w:val="single" w:color="BFC9CA" w:sz="1"/>
+              <w:left w:val="single" w:color="BFC9CA" w:sz="1"/>
+              <w:bottom w:val="single" w:color="BFC9CA" w:sz="1"/>
+              <w:right w:val="single" w:color="BFC9CA" w:sz="1"/>
+            </w:tcBorders>
+            <w:shd w:fill="FFFFFF" w:val="clear"/>
+            <w:tcMar>
+              <w:top w:type="dxa" w:w="80"/>
+              <w:left w:type="dxa" w:w="120"/>
+              <w:bottom w:type="dxa" w:w="80"/>
+              <w:right w:type="dxa" w:w="120"/>
+            </w:tcMar>
+          </w:tcPr>
+          <w:p>
+            <w:r>
+              <w:rPr>
+                <w:rFonts w:ascii="Meiryo" w:cs="Meiryo" w:eastAsia="Meiryo" w:hAnsi="Meiryo"/>
+                <w:sz w:val="22"/>
+                <w:szCs w:val="22"/>
+              </w:rPr>
+              <w:t xml:space="preserve">低強度・下半身</w:t>
             </w:r>
           </w:p>
         </w:tc>
@@ -3501,7 +4013,7 @@
       <w:tr>
         <w:tc>
           <w:tcPr>
-            <w:tcW w:type="dxa" w:w="4700"/>
+            <w:tcW w:type="dxa" w:w="1800"/>
             <w:tcBorders>
               <w:top w:val="single" w:color="BFC9CA" w:sz="1"/>
               <w:left w:val="single" w:color="BFC9CA" w:sz="1"/>
@@ -3523,13 +4035,13 @@
                 <w:sz w:val="22"/>
                 <w:szCs w:val="22"/>
               </w:rPr>
-              <w:t xml:space="preserve">クォータースクワット</w:t>
-            </w:r>
-          </w:p>
-        </w:tc>
-        <w:tc>
-          <w:tcPr>
-            <w:tcW w:type="dxa" w:w="4826"/>
+              <w:t xml:space="preserve">火</w:t>
+            </w:r>
+          </w:p>
+        </w:tc>
+        <w:tc>
+          <w:tcPr>
+            <w:tcW w:type="dxa" w:w="3863"/>
             <w:tcBorders>
               <w:top w:val="single" w:color="BFC9CA" w:sz="1"/>
               <w:left w:val="single" w:color="BFC9CA" w:sz="1"/>
@@ -3551,7 +4063,35 @@
                 <w:sz w:val="22"/>
                 <w:szCs w:val="22"/>
               </w:rPr>
-              <w:t xml:space="preserve">中級</w:t>
+              <w:t xml:space="preserve">低強度・下半身</w:t>
+            </w:r>
+          </w:p>
+        </w:tc>
+        <w:tc>
+          <w:tcPr>
+            <w:tcW w:type="dxa" w:w="3863"/>
+            <w:tcBorders>
+              <w:top w:val="single" w:color="BFC9CA" w:sz="1"/>
+              <w:left w:val="single" w:color="BFC9CA" w:sz="1"/>
+              <w:bottom w:val="single" w:color="BFC9CA" w:sz="1"/>
+              <w:right w:val="single" w:color="BFC9CA" w:sz="1"/>
+            </w:tcBorders>
+            <w:shd w:fill="EBF5FB" w:val="clear"/>
+            <w:tcMar>
+              <w:top w:type="dxa" w:w="80"/>
+              <w:left w:type="dxa" w:w="120"/>
+              <w:bottom w:type="dxa" w:w="80"/>
+              <w:right w:type="dxa" w:w="120"/>
+            </w:tcMar>
+          </w:tcPr>
+          <w:p>
+            <w:r>
+              <w:rPr>
+                <w:rFonts w:ascii="Meiryo" w:cs="Meiryo" w:eastAsia="Meiryo" w:hAnsi="Meiryo"/>
+                <w:sz w:val="22"/>
+                <w:szCs w:val="22"/>
+              </w:rPr>
+              <w:t xml:space="preserve">高強度・上半身</w:t>
             </w:r>
           </w:p>
         </w:tc>
@@ -3559,7 +4099,7 @@
       <w:tr>
         <w:tc>
           <w:tcPr>
-            <w:tcW w:type="dxa" w:w="4700"/>
+            <w:tcW w:type="dxa" w:w="1800"/>
             <w:tcBorders>
               <w:top w:val="single" w:color="BFC9CA" w:sz="1"/>
               <w:left w:val="single" w:color="BFC9CA" w:sz="1"/>
@@ -3581,13 +4121,13 @@
                 <w:sz w:val="22"/>
                 <w:szCs w:val="22"/>
               </w:rPr>
-              <w:t xml:space="preserve">ハーフスクワット</w:t>
-            </w:r>
-          </w:p>
-        </w:tc>
-        <w:tc>
-          <w:tcPr>
-            <w:tcW w:type="dxa" w:w="4826"/>
+              <w:t xml:space="preserve">水</w:t>
+            </w:r>
+          </w:p>
+        </w:tc>
+        <w:tc>
+          <w:tcPr>
+            <w:tcW w:type="dxa" w:w="3863"/>
             <w:tcBorders>
               <w:top w:val="single" w:color="BFC9CA" w:sz="1"/>
               <w:left w:val="single" w:color="BFC9CA" w:sz="1"/>
@@ -3609,7 +4149,121 @@
                 <w:sz w:val="22"/>
                 <w:szCs w:val="22"/>
               </w:rPr>
-              <w:t xml:space="preserve">上級</w:t>
+              <w:t xml:space="preserve">低強度・上半身</w:t>
+            </w:r>
+          </w:p>
+        </w:tc>
+        <w:tc>
+          <w:tcPr>
+            <w:tcW w:type="dxa" w:w="3863"/>
+            <w:tcBorders>
+              <w:top w:val="single" w:color="BFC9CA" w:sz="1"/>
+              <w:left w:val="single" w:color="BFC9CA" w:sz="1"/>
+              <w:bottom w:val="single" w:color="BFC9CA" w:sz="1"/>
+              <w:right w:val="single" w:color="BFC9CA" w:sz="1"/>
+            </w:tcBorders>
+            <w:shd w:fill="FFFFFF" w:val="clear"/>
+            <w:tcMar>
+              <w:top w:type="dxa" w:w="80"/>
+              <w:left w:type="dxa" w:w="120"/>
+              <w:bottom w:type="dxa" w:w="80"/>
+              <w:right w:type="dxa" w:w="120"/>
+            </w:tcMar>
+          </w:tcPr>
+          <w:p>
+            <w:r>
+              <w:rPr>
+                <w:rFonts w:ascii="Meiryo" w:cs="Meiryo" w:eastAsia="Meiryo" w:hAnsi="Meiryo"/>
+                <w:sz w:val="22"/>
+                <w:szCs w:val="22"/>
+              </w:rPr>
+              <w:t xml:space="preserve">高強度・下半身</w:t>
+            </w:r>
+          </w:p>
+        </w:tc>
+      </w:tr>
+      <w:tr>
+        <w:tc>
+          <w:tcPr>
+            <w:tcW w:type="dxa" w:w="1800"/>
+            <w:tcBorders>
+              <w:top w:val="single" w:color="BFC9CA" w:sz="1"/>
+              <w:left w:val="single" w:color="BFC9CA" w:sz="1"/>
+              <w:bottom w:val="single" w:color="BFC9CA" w:sz="1"/>
+              <w:right w:val="single" w:color="BFC9CA" w:sz="1"/>
+            </w:tcBorders>
+            <w:shd w:fill="EBF5FB" w:val="clear"/>
+            <w:tcMar>
+              <w:top w:type="dxa" w:w="80"/>
+              <w:left w:type="dxa" w:w="120"/>
+              <w:bottom w:type="dxa" w:w="80"/>
+              <w:right w:type="dxa" w:w="120"/>
+            </w:tcMar>
+          </w:tcPr>
+          <w:p>
+            <w:r>
+              <w:rPr>
+                <w:rFonts w:ascii="Meiryo" w:cs="Meiryo" w:eastAsia="Meiryo" w:hAnsi="Meiryo"/>
+                <w:sz w:val="22"/>
+                <w:szCs w:val="22"/>
+              </w:rPr>
+              <w:t xml:space="preserve">金</w:t>
+            </w:r>
+          </w:p>
+        </w:tc>
+        <w:tc>
+          <w:tcPr>
+            <w:tcW w:type="dxa" w:w="3863"/>
+            <w:tcBorders>
+              <w:top w:val="single" w:color="BFC9CA" w:sz="1"/>
+              <w:left w:val="single" w:color="BFC9CA" w:sz="1"/>
+              <w:bottom w:val="single" w:color="BFC9CA" w:sz="1"/>
+              <w:right w:val="single" w:color="BFC9CA" w:sz="1"/>
+            </w:tcBorders>
+            <w:shd w:fill="EBF5FB" w:val="clear"/>
+            <w:tcMar>
+              <w:top w:type="dxa" w:w="80"/>
+              <w:left w:type="dxa" w:w="120"/>
+              <w:bottom w:type="dxa" w:w="80"/>
+              <w:right w:type="dxa" w:w="120"/>
+            </w:tcMar>
+          </w:tcPr>
+          <w:p>
+            <w:r>
+              <w:rPr>
+                <w:rFonts w:ascii="Meiryo" w:cs="Meiryo" w:eastAsia="Meiryo" w:hAnsi="Meiryo"/>
+                <w:sz w:val="22"/>
+                <w:szCs w:val="22"/>
+              </w:rPr>
+              <w:t xml:space="preserve">高強度・下半身</w:t>
+            </w:r>
+          </w:p>
+        </w:tc>
+        <w:tc>
+          <w:tcPr>
+            <w:tcW w:type="dxa" w:w="3863"/>
+            <w:tcBorders>
+              <w:top w:val="single" w:color="BFC9CA" w:sz="1"/>
+              <w:left w:val="single" w:color="BFC9CA" w:sz="1"/>
+              <w:bottom w:val="single" w:color="BFC9CA" w:sz="1"/>
+              <w:right w:val="single" w:color="BFC9CA" w:sz="1"/>
+            </w:tcBorders>
+            <w:shd w:fill="EBF5FB" w:val="clear"/>
+            <w:tcMar>
+              <w:top w:type="dxa" w:w="80"/>
+              <w:left w:type="dxa" w:w="120"/>
+              <w:bottom w:type="dxa" w:w="80"/>
+              <w:right w:type="dxa" w:w="120"/>
+            </w:tcMar>
+          </w:tcPr>
+          <w:p>
+            <w:r>
+              <w:rPr>
+                <w:rFonts w:ascii="Meiryo" w:cs="Meiryo" w:eastAsia="Meiryo" w:hAnsi="Meiryo"/>
+                <w:sz w:val="22"/>
+                <w:szCs w:val="22"/>
+              </w:rPr>
+              <w:t xml:space="preserve">低強度・上半身</w:t>
             </w:r>
           </w:p>
         </w:tc>
@@ -3621,6 +4275,36 @@
       </w:pPr>
       <w:r>
         <w:t xml:space="preserve"/>
+      </w:r>
+    </w:p>
+    <w:p>
+      <w:pPr>
+        <w:pStyle w:val="Heading1"/>
+        <w:spacing w:after="120" w:before="360"/>
+      </w:pPr>
+      <w:r>
+        <w:rPr>
+          <w:rFonts w:ascii="Meiryo" w:cs="Meiryo" w:eastAsia="Meiryo" w:hAnsi="Meiryo"/>
+          <w:b/>
+          <w:bCs/>
+          <w:color w:val="1A3A5C"/>
+          <w:sz w:val="36"/>
+          <w:szCs w:val="36"/>
+        </w:rPr>
+        <w:t xml:space="preserve">第4章　安全に行うために</w:t>
+      </w:r>
+    </w:p>
+    <w:p>
+      <w:pPr>
+        <w:spacing w:after="60" w:before="60"/>
+      </w:pPr>
+      <w:r>
+        <w:rPr>
+          <w:rFonts w:ascii="Meiryo" w:cs="Meiryo" w:eastAsia="Meiryo" w:hAnsi="Meiryo"/>
+          <w:sz w:val="22"/>
+          <w:szCs w:val="22"/>
+        </w:rPr>
+        <w:t xml:space="preserve">プライオメトリクス自体は本質的に危険なものではありません。ケガは主に、S&amp;Cの基礎が足りない・ウォームアップ不足・ドリルの進め方が不適切・時期に合わない量や強度・シューズや着地面が悪い・スキル不足などから起こります。</w:t>
       </w:r>
     </w:p>
     <w:p>
@@ -3640,7 +4324,7 @@
           <w:sz w:val="28"/>
           <w:szCs w:val="28"/>
         </w:rPr>
-        <w:t xml:space="preserve">4-2　適切な施設・用具・監視</w:t>
+        <w:t xml:space="preserve">4-1　トレーニング前の選手評価</w:t>
       </w:r>
     </w:p>
     <w:p>
@@ -3657,7 +4341,7 @@
           <w:sz w:val="24"/>
           <w:szCs w:val="24"/>
         </w:rPr>
-        <w:t xml:space="preserve">施設</w:t>
+        <w:t xml:space="preserve">テクニック（とくに着地）</w:t>
       </w:r>
     </w:p>
     <w:p>
@@ -3675,7 +4359,7 @@
           <w:sz w:val="22"/>
           <w:szCs w:val="22"/>
         </w:rPr>
-        <w:t xml:space="preserve">芝生、木製フロア、マット、人工芝などのクッション性のある場所を選ぶ</w:t>
+        <w:t xml:space="preserve">新しいドリルは事前に正しいテクニックを見せる</w:t>
       </w:r>
     </w:p>
     <w:p>
@@ -3693,7 +4377,7 @@
           <w:sz w:val="22"/>
           <w:szCs w:val="22"/>
         </w:rPr>
-        <w:t xml:space="preserve">コンクリートやアスファルトは避ける</w:t>
+        <w:t xml:space="preserve">着地では、横から見て肩と膝がつま先の上、正面から見て膝がつま先の上にくるようにし、足・膝・股関節を曲げて衝撃を吸収する</w:t>
       </w:r>
     </w:p>
     <w:p>
@@ -3711,7 +4395,7 @@
           <w:sz w:val="22"/>
           <w:szCs w:val="22"/>
         </w:rPr>
-        <w:t xml:space="preserve">天井は高さ4m以上が望ましい</w:t>
+        <w:t xml:space="preserve">膝の内側への動き（動的外反）は、膝蓋大腿関節痛やACL損傷など膝のケガの重要なリスク因子</w:t>
       </w:r>
     </w:p>
     <w:p>
@@ -3728,7 +4412,7 @@
           <w:sz w:val="24"/>
           <w:szCs w:val="24"/>
         </w:rPr>
-        <w:t xml:space="preserve">適切なシューズ</w:t>
+        <w:t xml:space="preserve">筋力</w:t>
       </w:r>
     </w:p>
     <w:p>
@@ -3746,7 +4430,7 @@
           <w:sz w:val="22"/>
           <w:szCs w:val="22"/>
         </w:rPr>
-        <w:t xml:space="preserve">足首のサポートがしっかりしたもの</w:t>
+        <w:t xml:space="preserve">下半身プライオの目安：スクワット1RMが体重の1.5倍以上</w:t>
       </w:r>
     </w:p>
     <w:p>
@@ -3764,25 +4448,7 @@
           <w:sz w:val="22"/>
           <w:szCs w:val="22"/>
         </w:rPr>
-        <w:t xml:space="preserve">横方向の安定性があるもの（テニスやバスケット用シューズが適切）</w:t>
-      </w:r>
-    </w:p>
-    <w:p>
-      <w:pPr>
-        <w:pStyle w:val="ListParagraph"/>
-        <w:numPr>
-          <w:ilvl w:val="0"/>
-          <w:numId w:val="2"/>
-        </w:numPr>
-        <w:spacing w:after="40" w:before="40"/>
-      </w:pPr>
-      <w:r>
-        <w:rPr>
-          <w:rFonts w:ascii="Meiryo" w:cs="Meiryo" w:eastAsia="Meiryo" w:hAnsi="Meiryo"/>
-          <w:sz w:val="22"/>
-          <w:szCs w:val="22"/>
-        </w:rPr>
-        <w:t xml:space="preserve">ランニング用は横の安定性が低いので不向き</w:t>
+        <w:t xml:space="preserve">ただし、より重視すべきはテクニックと考えられている</w:t>
       </w:r>
     </w:p>
     <w:p>
@@ -3799,357 +4465,7 @@
           <w:sz w:val="24"/>
           <w:szCs w:val="24"/>
         </w:rPr>
-        <w:t xml:space="preserve">デプスジャンプの安全な高さ</w:t>
-      </w:r>
-    </w:p>
-    <w:p>
-      <w:pPr>
-        <w:pStyle w:val="ListParagraph"/>
-        <w:numPr>
-          <w:ilvl w:val="0"/>
-          <w:numId w:val="2"/>
-        </w:numPr>
-        <w:spacing w:after="40" w:before="40"/>
-      </w:pPr>
-      <w:r>
-        <w:rPr>
-          <w:rFonts w:ascii="Meiryo" w:cs="Meiryo" w:eastAsia="Meiryo" w:hAnsi="Meiryo"/>
-          <w:sz w:val="22"/>
-          <w:szCs w:val="22"/>
-        </w:rPr>
-        <w:t xml:space="preserve">ボックスの高さは1.2m（48インチ）以下</w:t>
-      </w:r>
-    </w:p>
-    <w:p>
-      <w:pPr>
-        <w:pStyle w:val="ListParagraph"/>
-        <w:numPr>
-          <w:ilvl w:val="0"/>
-          <w:numId w:val="2"/>
-        </w:numPr>
-        <w:spacing w:after="40" w:before="40"/>
-      </w:pPr>
-      <w:r>
-        <w:rPr>
-          <w:rFonts w:ascii="Meiryo" w:cs="Meiryo" w:eastAsia="Meiryo" w:hAnsi="Meiryo"/>
-          <w:sz w:val="22"/>
-          <w:szCs w:val="22"/>
-        </w:rPr>
-        <w:t xml:space="preserve">体重100kg以上の選手は46cm（18インチ）以下から開始</w:t>
-      </w:r>
-    </w:p>
-    <w:p>
-      <w:pPr>
-        <w:pStyle w:val="Heading3"/>
-        <w:spacing w:after="60" w:before="160"/>
-      </w:pPr>
-      <w:r>
-        <w:rPr>
-          <w:rFonts w:ascii="Meiryo" w:cs="Meiryo" w:eastAsia="Meiryo" w:hAnsi="Meiryo"/>
-          <w:b/>
-          <w:bCs/>
-          <w:color w:val="2E86C1"/>
-          <w:sz w:val="24"/>
-          <w:szCs w:val="24"/>
-        </w:rPr>
-        <w:t xml:space="preserve">監視</w:t>
-      </w:r>
-    </w:p>
-    <w:p>
-      <w:pPr>
-        <w:pStyle w:val="ListParagraph"/>
-        <w:numPr>
-          <w:ilvl w:val="0"/>
-          <w:numId w:val="2"/>
-        </w:numPr>
-        <w:spacing w:after="40" w:before="40"/>
-      </w:pPr>
-      <w:r>
-        <w:rPr>
-          <w:rFonts w:ascii="Meiryo" w:cs="Meiryo" w:eastAsia="Meiryo" w:hAnsi="Meiryo"/>
-          <w:sz w:val="22"/>
-          <w:szCs w:val="22"/>
-        </w:rPr>
-        <w:t xml:space="preserve">常に指導者が監視し、フォームの確認を行う</w:t>
-      </w:r>
-    </w:p>
-    <w:p>
-      <w:pPr>
-        <w:pStyle w:val="ListParagraph"/>
-        <w:numPr>
-          <w:ilvl w:val="0"/>
-          <w:numId w:val="2"/>
-        </w:numPr>
-        <w:spacing w:after="40" w:before="40"/>
-      </w:pPr>
-      <w:r>
-        <w:rPr>
-          <w:rFonts w:ascii="Meiryo" w:cs="Meiryo" w:eastAsia="Meiryo" w:hAnsi="Meiryo"/>
-          <w:sz w:val="22"/>
-          <w:szCs w:val="22"/>
-        </w:rPr>
-        <w:t xml:space="preserve">疲労による動作の乱れを見逃さない</w:t>
-      </w:r>
-    </w:p>
-    <w:p>
-      <w:pPr>
-        <w:spacing w:after="60" w:before="60"/>
-      </w:pPr>
-      <w:r>
-        <w:t xml:space="preserve"/>
-      </w:r>
-    </w:p>
-    <w:p>
-      <w:pPr>
-        <w:pStyle w:val="Heading1"/>
-        <w:spacing w:after="120" w:before="360"/>
-      </w:pPr>
-      <w:r>
-        <w:rPr>
-          <w:rFonts w:ascii="Meiryo" w:cs="Meiryo" w:eastAsia="Meiryo" w:hAnsi="Meiryo"/>
-          <w:b/>
-          <w:bCs/>
-          <w:color w:val="1A3A5C"/>
-          <w:sz w:val="36"/>
-          <w:szCs w:val="36"/>
-        </w:rPr>
-        <w:t xml:space="preserve">第5章　対象者別の配慮</w:t>
-      </w:r>
-    </w:p>
-    <w:p>
-      <w:pPr>
-        <w:pStyle w:val="Heading2"/>
-        <w:pBdr>
-          <w:bottom w:val="single" w:color="2E86C1" w:sz="4" w:space="2"/>
-        </w:pBdr>
-        <w:spacing w:after="80" w:before="240"/>
-      </w:pPr>
-      <w:r>
-        <w:rPr>
-          <w:rFonts w:ascii="Meiryo" w:cs="Meiryo" w:eastAsia="Meiryo" w:hAnsi="Meiryo"/>
-          <w:b/>
-          <w:bCs/>
-          <w:color w:val="1F5C8B"/>
-          <w:sz w:val="28"/>
-          <w:szCs w:val="28"/>
-        </w:rPr>
-        <w:t xml:space="preserve">5-1　青年期（子ども・中高生）</w:t>
-      </w:r>
-    </w:p>
-    <w:p>
-      <w:pPr>
-        <w:pStyle w:val="ListParagraph"/>
-        <w:numPr>
-          <w:ilvl w:val="0"/>
-          <w:numId w:val="2"/>
-        </w:numPr>
-        <w:spacing w:after="40" w:before="40"/>
-      </w:pPr>
-      <w:r>
-        <w:rPr>
-          <w:rFonts w:ascii="Meiryo" w:cs="Meiryo" w:eastAsia="Meiryo" w:hAnsi="Meiryo"/>
-          <w:sz w:val="22"/>
-          <w:szCs w:val="22"/>
-        </w:rPr>
-        <w:t xml:space="preserve">大人と同じエクササイズを適切な量・強度で実施できる</w:t>
-      </w:r>
-    </w:p>
-    <w:p>
-      <w:pPr>
-        <w:pStyle w:val="ListParagraph"/>
-        <w:numPr>
-          <w:ilvl w:val="0"/>
-          <w:numId w:val="2"/>
-        </w:numPr>
-        <w:spacing w:after="40" w:before="40"/>
-      </w:pPr>
-      <w:r>
-        <w:rPr>
-          <w:rFonts w:ascii="Meiryo" w:cs="Meiryo" w:eastAsia="Meiryo" w:hAnsi="Meiryo"/>
-          <w:sz w:val="22"/>
-          <w:szCs w:val="22"/>
-        </w:rPr>
-        <w:t xml:space="preserve">デプスジャンプや高強度の下半身プライオメトリクスはこの年代では推奨されない</w:t>
-      </w:r>
-    </w:p>
-    <w:p>
-      <w:pPr>
-        <w:pStyle w:val="ListParagraph"/>
-        <w:numPr>
-          <w:ilvl w:val="0"/>
-          <w:numId w:val="2"/>
-        </w:numPr>
-        <w:spacing w:after="40" w:before="40"/>
-      </w:pPr>
-      <w:r>
-        <w:rPr>
-          <w:rFonts w:ascii="Meiryo" w:cs="Meiryo" w:eastAsia="Meiryo" w:hAnsi="Meiryo"/>
-          <w:sz w:val="22"/>
-          <w:szCs w:val="22"/>
-        </w:rPr>
-        <w:t xml:space="preserve">低〜中程度の強度から始め、テクニックを最優先する</w:t>
-      </w:r>
-    </w:p>
-    <w:p>
-      <w:pPr>
-        <w:spacing w:after="60" w:before="60"/>
-      </w:pPr>
-      <w:r>
-        <w:t xml:space="preserve"/>
-      </w:r>
-    </w:p>
-    <w:p>
-      <w:pPr>
-        <w:pStyle w:val="Heading2"/>
-        <w:pBdr>
-          <w:bottom w:val="single" w:color="2E86C1" w:sz="4" w:space="2"/>
-        </w:pBdr>
-        <w:spacing w:after="80" w:before="240"/>
-      </w:pPr>
-      <w:r>
-        <w:rPr>
-          <w:rFonts w:ascii="Meiryo" w:cs="Meiryo" w:eastAsia="Meiryo" w:hAnsi="Meiryo"/>
-          <w:b/>
-          <w:bCs/>
-          <w:color w:val="1F5C8B"/>
-          <w:sz w:val="28"/>
-          <w:szCs w:val="28"/>
-        </w:rPr>
-        <w:t xml:space="preserve">5-2　マスターズ（高齢者）</w:t>
-      </w:r>
-    </w:p>
-    <w:p>
-      <w:pPr>
-        <w:pStyle w:val="ListParagraph"/>
-        <w:numPr>
-          <w:ilvl w:val="0"/>
-          <w:numId w:val="2"/>
-        </w:numPr>
-        <w:spacing w:after="40" w:before="40"/>
-      </w:pPr>
-      <w:r>
-        <w:rPr>
-          <w:rFonts w:ascii="Meiryo" w:cs="Meiryo" w:eastAsia="Meiryo" w:hAnsi="Meiryo"/>
-          <w:sz w:val="22"/>
-          <w:szCs w:val="22"/>
-        </w:rPr>
-        <w:t xml:space="preserve">筋力・骨密度・柔軟性・バランスの低下を考慮</w:t>
-      </w:r>
-    </w:p>
-    <w:p>
-      <w:pPr>
-        <w:pStyle w:val="ListParagraph"/>
-        <w:numPr>
-          <w:ilvl w:val="0"/>
-          <w:numId w:val="2"/>
-        </w:numPr>
-        <w:spacing w:after="40" w:before="40"/>
-      </w:pPr>
-      <w:r>
-        <w:rPr>
-          <w:rFonts w:ascii="Meiryo" w:cs="Meiryo" w:eastAsia="Meiryo" w:hAnsi="Meiryo"/>
-          <w:sz w:val="22"/>
-          <w:szCs w:val="22"/>
-        </w:rPr>
-        <w:t xml:space="preserve">プログラムの強度・量を下げる</w:t>
-      </w:r>
-    </w:p>
-    <w:p>
-      <w:pPr>
-        <w:pStyle w:val="ListParagraph"/>
-        <w:numPr>
-          <w:ilvl w:val="0"/>
-          <w:numId w:val="2"/>
-        </w:numPr>
-        <w:spacing w:after="40" w:before="40"/>
-      </w:pPr>
-      <w:r>
-        <w:rPr>
-          <w:rFonts w:ascii="Meiryo" w:cs="Meiryo" w:eastAsia="Meiryo" w:hAnsi="Meiryo"/>
-          <w:sz w:val="22"/>
-          <w:szCs w:val="22"/>
-        </w:rPr>
-        <w:t xml:space="preserve">ウォームアップを十分に行う</w:t>
-      </w:r>
-    </w:p>
-    <w:p>
-      <w:pPr>
-        <w:pStyle w:val="ListParagraph"/>
-        <w:numPr>
-          <w:ilvl w:val="0"/>
-          <w:numId w:val="2"/>
-        </w:numPr>
-        <w:spacing w:after="40" w:before="40"/>
-      </w:pPr>
-      <w:r>
-        <w:rPr>
-          <w:rFonts w:ascii="Meiryo" w:cs="Meiryo" w:eastAsia="Meiryo" w:hAnsi="Meiryo"/>
-          <w:sz w:val="22"/>
-          <w:szCs w:val="22"/>
-        </w:rPr>
-        <w:t xml:space="preserve">個人の能力に合わせた細やかなプログラムが必要</w:t>
-      </w:r>
-    </w:p>
-    <w:p>
-      <w:pPr>
-        <w:spacing w:after="60" w:before="60"/>
-      </w:pPr>
-      <w:r>
-        <w:t xml:space="preserve"/>
-      </w:r>
-    </w:p>
-    <w:p>
-      <w:pPr>
-        <w:pStyle w:val="Heading1"/>
-        <w:spacing w:after="120" w:before="360"/>
-      </w:pPr>
-      <w:r>
-        <w:rPr>
-          <w:rFonts w:ascii="Meiryo" w:cs="Meiryo" w:eastAsia="Meiryo" w:hAnsi="Meiryo"/>
-          <w:b/>
-          <w:bCs/>
-          <w:color w:val="1A3A5C"/>
-          <w:sz w:val="36"/>
-          <w:szCs w:val="36"/>
-        </w:rPr>
-        <w:t xml:space="preserve">第6章　主要なドリル紹介</w:t>
-      </w:r>
-    </w:p>
-    <w:p>
-      <w:pPr>
-        <w:pStyle w:val="Heading2"/>
-        <w:pBdr>
-          <w:bottom w:val="single" w:color="2E86C1" w:sz="4" w:space="2"/>
-        </w:pBdr>
-        <w:spacing w:after="80" w:before="240"/>
-      </w:pPr>
-      <w:r>
-        <w:rPr>
-          <w:rFonts w:ascii="Meiryo" w:cs="Meiryo" w:eastAsia="Meiryo" w:hAnsi="Meiryo"/>
-          <w:b/>
-          <w:bCs/>
-          <w:color w:val="1F5C8B"/>
-          <w:sz w:val="28"/>
-          <w:szCs w:val="28"/>
-        </w:rPr>
-        <w:t xml:space="preserve">6-1　下半身のドリル分類</w:t>
-      </w:r>
-    </w:p>
-    <w:p>
-      <w:pPr>
-        <w:pStyle w:val="Heading3"/>
-        <w:spacing w:after="60" w:before="160"/>
-      </w:pPr>
-      <w:r>
-        <w:rPr>
-          <w:rFonts w:ascii="Meiryo" w:cs="Meiryo" w:eastAsia="Meiryo" w:hAnsi="Meiryo"/>
-          <w:b/>
-          <w:bCs/>
-          <w:color w:val="2E86C1"/>
-          <w:sz w:val="24"/>
-          <w:szCs w:val="24"/>
-        </w:rPr>
-        <w:t xml:space="preserve">その場ジャンプ（低〜中強度）</w:t>
+        <w:t xml:space="preserve">バランステスト（各姿勢30秒）</w:t>
       </w:r>
     </w:p>
     <w:tbl>
@@ -4165,8 +4481,9 @@
         </w:tblBorders>
       </w:tblPr>
       <w:tblGrid>
-        <w:gridCol w:w="3500"/>
-        <w:gridCol w:w="6026"/>
+        <w:gridCol w:w="2800"/>
+        <w:gridCol w:w="2200"/>
+        <w:gridCol w:w="4526"/>
       </w:tblGrid>
       <w:tr>
         <w:trPr>
@@ -4174,7 +4491,7 @@
         </w:trPr>
         <w:tc>
           <w:tcPr>
-            <w:tcW w:type="dxa" w:w="3500"/>
+            <w:tcW w:type="dxa" w:w="2800"/>
             <w:tcBorders>
               <w:top w:val="single" w:color="BFC9CA" w:sz="1"/>
               <w:left w:val="single" w:color="BFC9CA" w:sz="1"/>
@@ -4202,13 +4519,13 @@
                 <w:sz w:val="22"/>
                 <w:szCs w:val="22"/>
               </w:rPr>
-              <w:t xml:space="preserve">ドリル名</w:t>
-            </w:r>
-          </w:p>
-        </w:tc>
-        <w:tc>
-          <w:tcPr>
-            <w:tcW w:type="dxa" w:w="6026"/>
+              <w:t xml:space="preserve">テスト</w:t>
+            </w:r>
+          </w:p>
+        </w:tc>
+        <w:tc>
+          <w:tcPr>
+            <w:tcW w:type="dxa" w:w="2200"/>
             <w:tcBorders>
               <w:top w:val="single" w:color="BFC9CA" w:sz="1"/>
               <w:left w:val="single" w:color="BFC9CA" w:sz="1"/>
@@ -4236,7 +4553,41 @@
                 <w:sz w:val="22"/>
                 <w:szCs w:val="22"/>
               </w:rPr>
-              <w:t xml:space="preserve">ポイント</w:t>
+              <w:t xml:space="preserve">バリエーション</w:t>
+            </w:r>
+          </w:p>
+        </w:tc>
+        <w:tc>
+          <w:tcPr>
+            <w:tcW w:type="dxa" w:w="4526"/>
+            <w:tcBorders>
+              <w:top w:val="single" w:color="BFC9CA" w:sz="1"/>
+              <w:left w:val="single" w:color="BFC9CA" w:sz="1"/>
+              <w:bottom w:val="single" w:color="BFC9CA" w:sz="1"/>
+              <w:right w:val="single" w:color="BFC9CA" w:sz="1"/>
+            </w:tcBorders>
+            <w:shd w:fill="1F5C8B" w:val="clear"/>
+            <w:tcMar>
+              <w:top w:type="dxa" w:w="80"/>
+              <w:left w:type="dxa" w:w="120"/>
+              <w:bottom w:type="dxa" w:w="80"/>
+              <w:right w:type="dxa" w:w="120"/>
+            </w:tcMar>
+          </w:tcPr>
+          <w:p>
+            <w:pPr>
+              <w:jc w:val="center"/>
+            </w:pPr>
+            <w:r>
+              <w:rPr>
+                <w:rFonts w:ascii="Meiryo" w:cs="Meiryo" w:eastAsia="Meiryo" w:hAnsi="Meiryo"/>
+                <w:b/>
+                <w:bCs/>
+                <w:color w:val="FFFFFF"/>
+                <w:sz w:val="22"/>
+                <w:szCs w:val="22"/>
+              </w:rPr>
+              <w:t xml:space="preserve">目安</w:t>
             </w:r>
           </w:p>
         </w:tc>
@@ -4244,7 +4595,7 @@
       <w:tr>
         <w:tc>
           <w:tcPr>
-            <w:tcW w:type="dxa" w:w="3500"/>
+            <w:tcW w:type="dxa" w:w="2800"/>
             <w:tcBorders>
               <w:top w:val="single" w:color="BFC9CA" w:sz="1"/>
               <w:left w:val="single" w:color="BFC9CA" w:sz="1"/>
@@ -4266,13 +4617,13 @@
                 <w:sz w:val="22"/>
                 <w:szCs w:val="22"/>
               </w:rPr>
-              <w:t xml:space="preserve">アンクルホップ（両脚）</w:t>
-            </w:r>
-          </w:p>
-        </w:tc>
-        <w:tc>
-          <w:tcPr>
-            <w:tcW w:type="dxa" w:w="6026"/>
+              <w:t xml:space="preserve">スタンディング</w:t>
+            </w:r>
+          </w:p>
+        </w:tc>
+        <w:tc>
+          <w:tcPr>
+            <w:tcW w:type="dxa" w:w="2200"/>
             <w:tcBorders>
               <w:top w:val="single" w:color="BFC9CA" w:sz="1"/>
               <w:left w:val="single" w:color="BFC9CA" w:sz="1"/>
@@ -4294,7 +4645,35 @@
                 <w:sz w:val="22"/>
                 <w:szCs w:val="22"/>
               </w:rPr>
-              <w:t xml:space="preserve">足首の素早い動きを鍛える基本ドリル</w:t>
+              <w:t xml:space="preserve">両脚 → 片脚</w:t>
+            </w:r>
+          </w:p>
+        </w:tc>
+        <w:tc>
+          <w:tcPr>
+            <w:tcW w:type="dxa" w:w="4526"/>
+            <w:tcBorders>
+              <w:top w:val="single" w:color="BFC9CA" w:sz="1"/>
+              <w:left w:val="single" w:color="BFC9CA" w:sz="1"/>
+              <w:bottom w:val="single" w:color="BFC9CA" w:sz="1"/>
+              <w:right w:val="single" w:color="BFC9CA" w:sz="1"/>
+            </w:tcBorders>
+            <w:shd w:fill="FFFFFF" w:val="clear"/>
+            <w:tcMar>
+              <w:top w:type="dxa" w:w="80"/>
+              <w:left w:type="dxa" w:w="120"/>
+              <w:bottom w:type="dxa" w:w="80"/>
+              <w:right w:type="dxa" w:w="120"/>
+            </w:tcMar>
+          </w:tcPr>
+          <w:p>
+            <w:r>
+              <w:rPr>
+                <w:rFonts w:ascii="Meiryo" w:cs="Meiryo" w:eastAsia="Meiryo" w:hAnsi="Meiryo"/>
+                <w:sz w:val="22"/>
+                <w:szCs w:val="22"/>
+              </w:rPr>
+              <w:t xml:space="preserve">初めての選手：片脚立ちを30秒倒れずに保てる</w:t>
             </w:r>
           </w:p>
         </w:tc>
@@ -4302,7 +4681,7 @@
       <w:tr>
         <w:tc>
           <w:tcPr>
-            <w:tcW w:type="dxa" w:w="3500"/>
+            <w:tcW w:type="dxa" w:w="2800"/>
             <w:tcBorders>
               <w:top w:val="single" w:color="BFC9CA" w:sz="1"/>
               <w:left w:val="single" w:color="BFC9CA" w:sz="1"/>
@@ -4324,13 +4703,13 @@
                 <w:sz w:val="22"/>
                 <w:szCs w:val="22"/>
               </w:rPr>
-              <w:t xml:space="preserve">アンクルホップ（片脚）</w:t>
-            </w:r>
-          </w:p>
-        </w:tc>
-        <w:tc>
-          <w:tcPr>
-            <w:tcW w:type="dxa" w:w="6026"/>
+              <w:t xml:space="preserve">クォータースクワット</w:t>
+            </w:r>
+          </w:p>
+        </w:tc>
+        <w:tc>
+          <w:tcPr>
+            <w:tcW w:type="dxa" w:w="2200"/>
             <w:tcBorders>
               <w:top w:val="single" w:color="BFC9CA" w:sz="1"/>
               <w:left w:val="single" w:color="BFC9CA" w:sz="1"/>
@@ -4352,7 +4731,35 @@
                 <w:sz w:val="22"/>
                 <w:szCs w:val="22"/>
               </w:rPr>
-              <w:t xml:space="preserve">バランスと片脚力を鍛える</w:t>
+              <w:t xml:space="preserve">両脚 → 片脚</w:t>
+            </w:r>
+          </w:p>
+        </w:tc>
+        <w:tc>
+          <w:tcPr>
+            <w:tcW w:type="dxa" w:w="4526"/>
+            <w:tcBorders>
+              <w:top w:val="single" w:color="BFC9CA" w:sz="1"/>
+              <w:left w:val="single" w:color="BFC9CA" w:sz="1"/>
+              <w:bottom w:val="single" w:color="BFC9CA" w:sz="1"/>
+              <w:right w:val="single" w:color="BFC9CA" w:sz="1"/>
+            </w:tcBorders>
+            <w:shd w:fill="EBF5FB" w:val="clear"/>
+            <w:tcMar>
+              <w:top w:type="dxa" w:w="80"/>
+              <w:left w:type="dxa" w:w="120"/>
+              <w:bottom w:type="dxa" w:w="80"/>
+              <w:right w:type="dxa" w:w="120"/>
+            </w:tcMar>
+          </w:tcPr>
+          <w:p>
+            <w:r>
+              <w:rPr>
+                <w:rFonts w:ascii="Meiryo" w:cs="Meiryo" w:eastAsia="Meiryo" w:hAnsi="Meiryo"/>
+                <w:sz w:val="22"/>
+                <w:szCs w:val="22"/>
+              </w:rPr>
+              <w:t xml:space="preserve">各姿勢を30秒保つ</w:t>
             </w:r>
           </w:p>
         </w:tc>
@@ -4360,7 +4767,7 @@
       <w:tr>
         <w:tc>
           <w:tcPr>
-            <w:tcW w:type="dxa" w:w="3500"/>
+            <w:tcW w:type="dxa" w:w="2800"/>
             <w:tcBorders>
               <w:top w:val="single" w:color="BFC9CA" w:sz="1"/>
               <w:left w:val="single" w:color="BFC9CA" w:sz="1"/>
@@ -4382,13 +4789,13 @@
                 <w:sz w:val="22"/>
                 <w:szCs w:val="22"/>
               </w:rPr>
-              <w:t xml:space="preserve">スクワットジャンプ</w:t>
-            </w:r>
-          </w:p>
-        </w:tc>
-        <w:tc>
-          <w:tcPr>
-            <w:tcW w:type="dxa" w:w="6026"/>
+              <w:t xml:space="preserve">ハーフスクワット</w:t>
+            </w:r>
+          </w:p>
+        </w:tc>
+        <w:tc>
+          <w:tcPr>
+            <w:tcW w:type="dxa" w:w="2200"/>
             <w:tcBorders>
               <w:top w:val="single" w:color="BFC9CA" w:sz="1"/>
               <w:left w:val="single" w:color="BFC9CA" w:sz="1"/>
@@ -4410,65 +4817,35 @@
                 <w:sz w:val="22"/>
                 <w:szCs w:val="22"/>
               </w:rPr>
-              <w:t xml:space="preserve">スクワット姿勢から最大高さへジャンプ</w:t>
-            </w:r>
-          </w:p>
-        </w:tc>
-      </w:tr>
-      <w:tr>
-        <w:tc>
-          <w:tcPr>
-            <w:tcW w:type="dxa" w:w="3500"/>
-            <w:tcBorders>
-              <w:top w:val="single" w:color="BFC9CA" w:sz="1"/>
-              <w:left w:val="single" w:color="BFC9CA" w:sz="1"/>
-              <w:bottom w:val="single" w:color="BFC9CA" w:sz="1"/>
-              <w:right w:val="single" w:color="BFC9CA" w:sz="1"/>
-            </w:tcBorders>
-            <w:shd w:fill="EBF5FB" w:val="clear"/>
-            <w:tcMar>
-              <w:top w:type="dxa" w:w="80"/>
-              <w:left w:type="dxa" w:w="120"/>
-              <w:bottom w:type="dxa" w:w="80"/>
-              <w:right w:type="dxa" w:w="120"/>
-            </w:tcMar>
-          </w:tcPr>
-          <w:p>
-            <w:r>
-              <w:rPr>
-                <w:rFonts w:ascii="Meiryo" w:cs="Meiryo" w:eastAsia="Meiryo" w:hAnsi="Meiryo"/>
-                <w:sz w:val="22"/>
-                <w:szCs w:val="22"/>
-              </w:rPr>
-              <w:t xml:space="preserve">タックジャンプ</w:t>
-            </w:r>
-          </w:p>
-        </w:tc>
-        <w:tc>
-          <w:tcPr>
-            <w:tcW w:type="dxa" w:w="6026"/>
-            <w:tcBorders>
-              <w:top w:val="single" w:color="BFC9CA" w:sz="1"/>
-              <w:left w:val="single" w:color="BFC9CA" w:sz="1"/>
-              <w:bottom w:val="single" w:color="BFC9CA" w:sz="1"/>
-              <w:right w:val="single" w:color="BFC9CA" w:sz="1"/>
-            </w:tcBorders>
-            <w:shd w:fill="EBF5FB" w:val="clear"/>
-            <w:tcMar>
-              <w:top w:type="dxa" w:w="80"/>
-              <w:left w:type="dxa" w:w="120"/>
-              <w:bottom w:type="dxa" w:w="80"/>
-              <w:right w:type="dxa" w:w="120"/>
-            </w:tcMar>
-          </w:tcPr>
-          <w:p>
-            <w:r>
-              <w:rPr>
-                <w:rFonts w:ascii="Meiryo" w:cs="Meiryo" w:eastAsia="Meiryo" w:hAnsi="Meiryo"/>
-                <w:sz w:val="22"/>
-                <w:szCs w:val="22"/>
-              </w:rPr>
-              <w:t xml:space="preserve">空中で膝を胸に引き寄せる</w:t>
+              <w:t xml:space="preserve">両脚 → 片脚</w:t>
+            </w:r>
+          </w:p>
+        </w:tc>
+        <w:tc>
+          <w:tcPr>
+            <w:tcW w:type="dxa" w:w="4526"/>
+            <w:tcBorders>
+              <w:top w:val="single" w:color="BFC9CA" w:sz="1"/>
+              <w:left w:val="single" w:color="BFC9CA" w:sz="1"/>
+              <w:bottom w:val="single" w:color="BFC9CA" w:sz="1"/>
+              <w:right w:val="single" w:color="BFC9CA" w:sz="1"/>
+            </w:tcBorders>
+            <w:shd w:fill="FFFFFF" w:val="clear"/>
+            <w:tcMar>
+              <w:top w:type="dxa" w:w="80"/>
+              <w:left w:type="dxa" w:w="120"/>
+              <w:bottom w:type="dxa" w:w="80"/>
+              <w:right w:type="dxa" w:w="120"/>
+            </w:tcMar>
+          </w:tcPr>
+          <w:p>
+            <w:r>
+              <w:rPr>
+                <w:rFonts w:ascii="Meiryo" w:cs="Meiryo" w:eastAsia="Meiryo" w:hAnsi="Meiryo"/>
+                <w:sz w:val="22"/>
+                <w:szCs w:val="22"/>
+              </w:rPr>
+              <w:t xml:space="preserve">上級プログラムの前：片脚ハーフスクワットを30秒保てる</w:t>
             </w:r>
           </w:p>
         </w:tc>
@@ -4479,7 +4856,12 @@
         <w:spacing w:after="60" w:before="60"/>
       </w:pPr>
       <w:r>
-        <w:t xml:space="preserve"/>
+        <w:rPr>
+          <w:rFonts w:ascii="Meiryo" w:cs="Meiryo" w:eastAsia="Meiryo" w:hAnsi="Meiryo"/>
+          <w:sz w:val="22"/>
+          <w:szCs w:val="22"/>
+        </w:rPr>
+        <w:t xml:space="preserve">テストは、実際にドリルを行うのと同じ床面で行います。</w:t>
       </w:r>
     </w:p>
     <w:p>
@@ -4496,7 +4878,648 @@
           <w:sz w:val="24"/>
           <w:szCs w:val="24"/>
         </w:rPr>
-        <w:t xml:space="preserve">スタンディングジャンプ・連続ホップ（中強度）</w:t>
+        <w:t xml:space="preserve">身体的特徴・既往歴</w:t>
+      </w:r>
+    </w:p>
+    <w:p>
+      <w:pPr>
+        <w:pStyle w:val="ListParagraph"/>
+        <w:numPr>
+          <w:ilvl w:val="0"/>
+          <w:numId w:val="2"/>
+        </w:numPr>
+        <w:spacing w:after="40" w:before="40"/>
+      </w:pPr>
+      <w:r>
+        <w:rPr>
+          <w:rFonts w:ascii="Meiryo" w:cs="Meiryo" w:eastAsia="Meiryo" w:hAnsi="Meiryo"/>
+          <w:sz w:val="22"/>
+          <w:szCs w:val="22"/>
+        </w:rPr>
+        <w:t xml:space="preserve">体重100kg以上の選手はケガのリスクが高まる → 量が多い・高強度のドリルや、46cmを超える高さからのデプスジャンプは避ける</w:t>
+      </w:r>
+    </w:p>
+    <w:p>
+      <w:pPr>
+        <w:pStyle w:val="ListParagraph"/>
+        <w:numPr>
+          <w:ilvl w:val="0"/>
+          <w:numId w:val="2"/>
+        </w:numPr>
+        <w:spacing w:after="40" w:before="40"/>
+      </w:pPr>
+      <w:r>
+        <w:rPr>
+          <w:rFonts w:ascii="Meiryo" w:cs="Meiryo" w:eastAsia="Meiryo" w:hAnsi="Meiryo"/>
+          <w:sz w:val="22"/>
+          <w:szCs w:val="22"/>
+        </w:rPr>
+        <w:t xml:space="preserve">脊柱・上肢・下肢のケガや異常、肉離れ、関節の不安定性、椎間板の障害などがある選手は慎重に始める</w:t>
+      </w:r>
+    </w:p>
+    <w:p>
+      <w:pPr>
+        <w:spacing w:after="60" w:before="60"/>
+      </w:pPr>
+      <w:r>
+        <w:t xml:space="preserve"/>
+      </w:r>
+    </w:p>
+    <w:p>
+      <w:pPr>
+        <w:pStyle w:val="Heading2"/>
+        <w:pBdr>
+          <w:bottom w:val="single" w:color="2E86C1" w:sz="4" w:space="2"/>
+        </w:pBdr>
+        <w:spacing w:after="80" w:before="240"/>
+      </w:pPr>
+      <w:r>
+        <w:rPr>
+          <w:rFonts w:ascii="Meiryo" w:cs="Meiryo" w:eastAsia="Meiryo" w:hAnsi="Meiryo"/>
+          <w:b/>
+          <w:bCs/>
+          <w:color w:val="1F5C8B"/>
+          <w:sz w:val="28"/>
+          <w:szCs w:val="28"/>
+        </w:rPr>
+        <w:t xml:space="preserve">4-2　施設・用具・監視</w:t>
+      </w:r>
+    </w:p>
+    <w:p>
+      <w:pPr>
+        <w:pStyle w:val="Heading3"/>
+        <w:spacing w:after="60" w:before="160"/>
+      </w:pPr>
+      <w:r>
+        <w:rPr>
+          <w:rFonts w:ascii="Meiryo" w:cs="Meiryo" w:eastAsia="Meiryo" w:hAnsi="Meiryo"/>
+          <w:b/>
+          <w:bCs/>
+          <w:color w:val="2E86C1"/>
+          <w:sz w:val="24"/>
+          <w:szCs w:val="24"/>
+        </w:rPr>
+        <w:t xml:space="preserve">着地面とスペース</w:t>
+      </w:r>
+    </w:p>
+    <w:p>
+      <w:pPr>
+        <w:pStyle w:val="ListParagraph"/>
+        <w:numPr>
+          <w:ilvl w:val="0"/>
+          <w:numId w:val="2"/>
+        </w:numPr>
+        <w:spacing w:after="40" w:before="40"/>
+      </w:pPr>
+      <w:r>
+        <w:rPr>
+          <w:rFonts w:ascii="Meiryo" w:cs="Meiryo" w:eastAsia="Meiryo" w:hAnsi="Meiryo"/>
+          <w:sz w:val="22"/>
+          <w:szCs w:val="22"/>
+        </w:rPr>
+        <w:t xml:space="preserve">芝生のフィールド、体育館の懸架式木製フロア、ゴム製マットなど、適度な衝撃吸収性がある面を選ぶ</w:t>
+      </w:r>
+    </w:p>
+    <w:p>
+      <w:pPr>
+        <w:pStyle w:val="ListParagraph"/>
+        <w:numPr>
+          <w:ilvl w:val="0"/>
+          <w:numId w:val="2"/>
+        </w:numPr>
+        <w:spacing w:after="40" w:before="40"/>
+      </w:pPr>
+      <w:r>
+        <w:rPr>
+          <w:rFonts w:ascii="Meiryo" w:cs="Meiryo" w:eastAsia="Meiryo" w:hAnsi="Meiryo"/>
+          <w:sz w:val="22"/>
+          <w:szCs w:val="22"/>
+        </w:rPr>
+        <w:t xml:space="preserve">コンクリート・タイル・固い木の床は避ける</w:t>
+      </w:r>
+    </w:p>
+    <w:p>
+      <w:pPr>
+        <w:pStyle w:val="ListParagraph"/>
+        <w:numPr>
+          <w:ilvl w:val="0"/>
+          <w:numId w:val="2"/>
+        </w:numPr>
+        <w:spacing w:after="40" w:before="40"/>
+      </w:pPr>
+      <w:r>
+        <w:rPr>
+          <w:rFonts w:ascii="Meiryo" w:cs="Meiryo" w:eastAsia="Meiryo" w:hAnsi="Meiryo"/>
+          <w:sz w:val="22"/>
+          <w:szCs w:val="22"/>
+        </w:rPr>
+        <w:t xml:space="preserve">厚すぎるマット（15cm以上）やミニトランポリンは償却局面が長くなり、効果的でない</w:t>
+      </w:r>
+    </w:p>
+    <w:p>
+      <w:pPr>
+        <w:pStyle w:val="ListParagraph"/>
+        <w:numPr>
+          <w:ilvl w:val="0"/>
+          <w:numId w:val="2"/>
+        </w:numPr>
+        <w:spacing w:after="40" w:before="40"/>
+      </w:pPr>
+      <w:r>
+        <w:rPr>
+          <w:rFonts w:ascii="Meiryo" w:cs="Meiryo" w:eastAsia="Meiryo" w:hAnsi="Meiryo"/>
+          <w:sz w:val="22"/>
+          <w:szCs w:val="22"/>
+        </w:rPr>
+        <w:t xml:space="preserve">バウンド・ランニング系は30m以上（ドリルによっては100mの直線）、ボックス・デプスジャンプは天井高3〜4mが必要</w:t>
+      </w:r>
+    </w:p>
+    <w:p>
+      <w:pPr>
+        <w:pStyle w:val="Heading3"/>
+        <w:spacing w:after="60" w:before="160"/>
+      </w:pPr>
+      <w:r>
+        <w:rPr>
+          <w:rFonts w:ascii="Meiryo" w:cs="Meiryo" w:eastAsia="Meiryo" w:hAnsi="Meiryo"/>
+          <w:b/>
+          <w:bCs/>
+          <w:color w:val="2E86C1"/>
+          <w:sz w:val="24"/>
+          <w:szCs w:val="24"/>
+        </w:rPr>
+        <w:t xml:space="preserve">ボックスとシューズ</w:t>
+      </w:r>
+    </w:p>
+    <w:p>
+      <w:pPr>
+        <w:pStyle w:val="ListParagraph"/>
+        <w:numPr>
+          <w:ilvl w:val="0"/>
+          <w:numId w:val="2"/>
+        </w:numPr>
+        <w:spacing w:after="40" w:before="40"/>
+      </w:pPr>
+      <w:r>
+        <w:rPr>
+          <w:rFonts w:ascii="Meiryo" w:cs="Meiryo" w:eastAsia="Meiryo" w:hAnsi="Meiryo"/>
+          <w:sz w:val="22"/>
+          <w:szCs w:val="22"/>
+        </w:rPr>
+        <w:t xml:space="preserve">ボックスは頑丈で上面が滑らないもの。高さ15〜107cm、上面は46×61cm以上</w:t>
+      </w:r>
+    </w:p>
+    <w:p>
+      <w:pPr>
+        <w:pStyle w:val="ListParagraph"/>
+        <w:numPr>
+          <w:ilvl w:val="0"/>
+          <w:numId w:val="2"/>
+        </w:numPr>
+        <w:spacing w:after="40" w:before="40"/>
+      </w:pPr>
+      <w:r>
+        <w:rPr>
+          <w:rFonts w:ascii="Meiryo" w:cs="Meiryo" w:eastAsia="Meiryo" w:hAnsi="Meiryo"/>
+          <w:sz w:val="22"/>
+          <w:szCs w:val="22"/>
+        </w:rPr>
+        <w:t xml:space="preserve">シューズは足首とアーチのサポート、横方向の安定性、幅広く滑らないソールがあるもの</w:t>
+      </w:r>
+    </w:p>
+    <w:p>
+      <w:pPr>
+        <w:pStyle w:val="ListParagraph"/>
+        <w:numPr>
+          <w:ilvl w:val="0"/>
+          <w:numId w:val="2"/>
+        </w:numPr>
+        <w:spacing w:after="40" w:before="40"/>
+      </w:pPr>
+      <w:r>
+        <w:rPr>
+          <w:rFonts w:ascii="Meiryo" w:cs="Meiryo" w:eastAsia="Meiryo" w:hAnsi="Meiryo"/>
+          <w:sz w:val="22"/>
+          <w:szCs w:val="22"/>
+        </w:rPr>
+        <w:t xml:space="preserve">ソール幅が狭く甲が柔らかすぎる靴（例：ランニングシューズ）は、横の動きで足首を痛めやすい</w:t>
+      </w:r>
+    </w:p>
+    <w:p>
+      <w:pPr>
+        <w:pStyle w:val="Heading3"/>
+        <w:spacing w:after="60" w:before="160"/>
+      </w:pPr>
+      <w:r>
+        <w:rPr>
+          <w:rFonts w:ascii="Meiryo" w:cs="Meiryo" w:eastAsia="Meiryo" w:hAnsi="Meiryo"/>
+          <w:b/>
+          <w:bCs/>
+          <w:color w:val="2E86C1"/>
+          <w:sz w:val="24"/>
+          <w:szCs w:val="24"/>
+        </w:rPr>
+        <w:t xml:space="preserve">デプスジャンプの高さ</w:t>
+      </w:r>
+    </w:p>
+    <w:p>
+      <w:pPr>
+        <w:pStyle w:val="ListParagraph"/>
+        <w:numPr>
+          <w:ilvl w:val="0"/>
+          <w:numId w:val="2"/>
+        </w:numPr>
+        <w:spacing w:after="40" w:before="40"/>
+      </w:pPr>
+      <w:r>
+        <w:rPr>
+          <w:rFonts w:ascii="Meiryo" w:cs="Meiryo" w:eastAsia="Meiryo" w:hAnsi="Meiryo"/>
+          <w:sz w:val="22"/>
+          <w:szCs w:val="22"/>
+        </w:rPr>
+        <w:t xml:space="preserve">推奨は41〜107cm、一般的な基準は76〜81cm</w:t>
+      </w:r>
+    </w:p>
+    <w:p>
+      <w:pPr>
+        <w:pStyle w:val="ListParagraph"/>
+        <w:numPr>
+          <w:ilvl w:val="0"/>
+          <w:numId w:val="2"/>
+        </w:numPr>
+        <w:spacing w:after="40" w:before="40"/>
+      </w:pPr>
+      <w:r>
+        <w:rPr>
+          <w:rFonts w:ascii="Meiryo" w:cs="Meiryo" w:eastAsia="Meiryo" w:hAnsi="Meiryo"/>
+          <w:sz w:val="22"/>
+          <w:szCs w:val="22"/>
+        </w:rPr>
+        <w:t xml:space="preserve">1.2mは多くの選手にとって正しいテクニックを保つには強すぎる（ケガのリスク↑・償却局面が長くなる）</w:t>
+      </w:r>
+    </w:p>
+    <w:p>
+      <w:pPr>
+        <w:pStyle w:val="ListParagraph"/>
+        <w:numPr>
+          <w:ilvl w:val="0"/>
+          <w:numId w:val="2"/>
+        </w:numPr>
+        <w:spacing w:after="40" w:before="40"/>
+      </w:pPr>
+      <w:r>
+        <w:rPr>
+          <w:rFonts w:ascii="Meiryo" w:cs="Meiryo" w:eastAsia="Meiryo" w:hAnsi="Meiryo"/>
+          <w:sz w:val="22"/>
+          <w:szCs w:val="22"/>
+        </w:rPr>
+        <w:t xml:space="preserve">体重100kg以上の選手は46cm以下</w:t>
+      </w:r>
+    </w:p>
+    <w:p>
+      <w:pPr>
+        <w:pStyle w:val="Heading3"/>
+        <w:spacing w:after="60" w:before="160"/>
+      </w:pPr>
+      <w:r>
+        <w:rPr>
+          <w:rFonts w:ascii="Meiryo" w:cs="Meiryo" w:eastAsia="Meiryo" w:hAnsi="Meiryo"/>
+          <w:b/>
+          <w:bCs/>
+          <w:color w:val="2E86C1"/>
+          <w:sz w:val="24"/>
+          <w:szCs w:val="24"/>
+        </w:rPr>
+        <w:t xml:space="preserve">監視</w:t>
+      </w:r>
+    </w:p>
+    <w:p>
+      <w:pPr>
+        <w:pStyle w:val="ListParagraph"/>
+        <w:numPr>
+          <w:ilvl w:val="0"/>
+          <w:numId w:val="2"/>
+        </w:numPr>
+        <w:spacing w:after="40" w:before="40"/>
+      </w:pPr>
+      <w:r>
+        <w:rPr>
+          <w:rFonts w:ascii="Meiryo" w:cs="Meiryo" w:eastAsia="Meiryo" w:hAnsi="Meiryo"/>
+          <w:sz w:val="22"/>
+          <w:szCs w:val="22"/>
+        </w:rPr>
+        <w:t xml:space="preserve">常に正しいテクニックで行えているかを監視する（テクニックが崩れると不必要なケガにつながる）</w:t>
+      </w:r>
+    </w:p>
+    <w:p>
+      <w:pPr>
+        <w:spacing w:after="60" w:before="60"/>
+      </w:pPr>
+      <w:r>
+        <w:t xml:space="preserve"/>
+      </w:r>
+    </w:p>
+    <w:p>
+      <w:pPr>
+        <w:pStyle w:val="Heading1"/>
+        <w:spacing w:after="120" w:before="360"/>
+      </w:pPr>
+      <w:r>
+        <w:rPr>
+          <w:rFonts w:ascii="Meiryo" w:cs="Meiryo" w:eastAsia="Meiryo" w:hAnsi="Meiryo"/>
+          <w:b/>
+          <w:bCs/>
+          <w:color w:val="1A3A5C"/>
+          <w:sz w:val="36"/>
+          <w:szCs w:val="36"/>
+        </w:rPr>
+        <w:t xml:space="preserve">第5章　対象者別の配慮</w:t>
+      </w:r>
+    </w:p>
+    <w:p>
+      <w:pPr>
+        <w:pStyle w:val="Heading2"/>
+        <w:pBdr>
+          <w:bottom w:val="single" w:color="2E86C1" w:sz="4" w:space="2"/>
+        </w:pBdr>
+        <w:spacing w:after="80" w:before="240"/>
+      </w:pPr>
+      <w:r>
+        <w:rPr>
+          <w:rFonts w:ascii="Meiryo" w:cs="Meiryo" w:eastAsia="Meiryo" w:hAnsi="Meiryo"/>
+          <w:b/>
+          <w:bCs/>
+          <w:color w:val="1F5C8B"/>
+          <w:sz w:val="28"/>
+          <w:szCs w:val="28"/>
+        </w:rPr>
+        <w:t xml:space="preserve">5-1　思春期前・青年期の子ども</w:t>
+      </w:r>
+    </w:p>
+    <w:p>
+      <w:pPr>
+        <w:pStyle w:val="ListParagraph"/>
+        <w:numPr>
+          <w:ilvl w:val="0"/>
+          <w:numId w:val="2"/>
+        </w:numPr>
+        <w:spacing w:after="40" w:before="40"/>
+      </w:pPr>
+      <w:r>
+        <w:rPr>
+          <w:rFonts w:ascii="Meiryo" w:cs="Meiryo" w:eastAsia="Meiryo" w:hAnsi="Meiryo"/>
+          <w:sz w:val="22"/>
+          <w:szCs w:val="22"/>
+        </w:rPr>
+        <w:t xml:space="preserve">適切な監視とプログラムがあれば、プライオメトリクスの恩恵を受けられる（神経筋の制御やパフォーマンスの向上）</w:t>
+      </w:r>
+    </w:p>
+    <w:p>
+      <w:pPr>
+        <w:pStyle w:val="ListParagraph"/>
+        <w:numPr>
+          <w:ilvl w:val="0"/>
+          <w:numId w:val="2"/>
+        </w:numPr>
+        <w:spacing w:after="40" w:before="40"/>
+      </w:pPr>
+      <w:r>
+        <w:rPr>
+          <w:rFonts w:ascii="Meiryo" w:cs="Meiryo" w:eastAsia="Meiryo" w:hAnsi="Meiryo"/>
+          <w:sz w:val="22"/>
+          <w:szCs w:val="22"/>
+        </w:rPr>
+        <w:t xml:space="preserve">骨端線が閉じていない時期は、デプスジャンプと高強度の下半身ドリルは禁忌</w:t>
+      </w:r>
+    </w:p>
+    <w:p>
+      <w:pPr>
+        <w:pStyle w:val="ListParagraph"/>
+        <w:numPr>
+          <w:ilvl w:val="0"/>
+          <w:numId w:val="2"/>
+        </w:numPr>
+        <w:spacing w:after="40" w:before="40"/>
+      </w:pPr>
+      <w:r>
+        <w:rPr>
+          <w:rFonts w:ascii="Meiryo" w:cs="Meiryo" w:eastAsia="Meiryo" w:hAnsi="Meiryo"/>
+          <w:sz w:val="22"/>
+          <w:szCs w:val="22"/>
+        </w:rPr>
+        <w:t xml:space="preserve">単純なドリルから複雑なドリルへ徐々に進め、動作の質（アライメント・スピード）を重視する</w:t>
+      </w:r>
+    </w:p>
+    <w:p>
+      <w:pPr>
+        <w:pStyle w:val="ListParagraph"/>
+        <w:numPr>
+          <w:ilvl w:val="0"/>
+          <w:numId w:val="2"/>
+        </w:numPr>
+        <w:spacing w:after="40" w:before="40"/>
+      </w:pPr>
+      <w:r>
+        <w:rPr>
+          <w:rFonts w:ascii="Meiryo" w:cs="Meiryo" w:eastAsia="Meiryo" w:hAnsi="Meiryo"/>
+          <w:sz w:val="22"/>
+          <w:szCs w:val="22"/>
+        </w:rPr>
+        <w:t xml:space="preserve">外反（膝が内側に入る）に特に注意する</w:t>
+      </w:r>
+    </w:p>
+    <w:p>
+      <w:pPr>
+        <w:pStyle w:val="ListParagraph"/>
+        <w:numPr>
+          <w:ilvl w:val="0"/>
+          <w:numId w:val="2"/>
+        </w:numPr>
+        <w:spacing w:after="40" w:before="40"/>
+      </w:pPr>
+      <w:r>
+        <w:rPr>
+          <w:rFonts w:ascii="Meiryo" w:cs="Meiryo" w:eastAsia="Meiryo" w:hAnsi="Meiryo"/>
+          <w:sz w:val="22"/>
+          <w:szCs w:val="22"/>
+        </w:rPr>
+        <w:t xml:space="preserve">ワークアウト間は少なくとも2〜3日の回復をとる</w:t>
+      </w:r>
+    </w:p>
+    <w:p>
+      <w:pPr>
+        <w:spacing w:after="60" w:before="60"/>
+      </w:pPr>
+      <w:r>
+        <w:t xml:space="preserve"/>
+      </w:r>
+    </w:p>
+    <w:p>
+      <w:pPr>
+        <w:pStyle w:val="Heading2"/>
+        <w:pBdr>
+          <w:bottom w:val="single" w:color="2E86C1" w:sz="4" w:space="2"/>
+        </w:pBdr>
+        <w:spacing w:after="80" w:before="240"/>
+      </w:pPr>
+      <w:r>
+        <w:rPr>
+          <w:rFonts w:ascii="Meiryo" w:cs="Meiryo" w:eastAsia="Meiryo" w:hAnsi="Meiryo"/>
+          <w:b/>
+          <w:bCs/>
+          <w:color w:val="1F5C8B"/>
+          <w:sz w:val="28"/>
+          <w:szCs w:val="28"/>
+        </w:rPr>
+        <w:t xml:space="preserve">5-2　マスターズ</w:t>
+      </w:r>
+    </w:p>
+    <w:p>
+      <w:pPr>
+        <w:pStyle w:val="ListParagraph"/>
+        <w:numPr>
+          <w:ilvl w:val="0"/>
+          <w:numId w:val="2"/>
+        </w:numPr>
+        <w:spacing w:after="40" w:before="40"/>
+      </w:pPr>
+      <w:r>
+        <w:rPr>
+          <w:rFonts w:ascii="Meiryo" w:cs="Meiryo" w:eastAsia="Meiryo" w:hAnsi="Meiryo"/>
+          <w:sz w:val="22"/>
+          <w:szCs w:val="22"/>
+        </w:rPr>
+        <w:t xml:space="preserve">整形外科的な既往（変形性関節症・関節の手術など）や関節の変性を確認する</w:t>
+      </w:r>
+    </w:p>
+    <w:p>
+      <w:pPr>
+        <w:pStyle w:val="ListParagraph"/>
+        <w:numPr>
+          <w:ilvl w:val="0"/>
+          <w:numId w:val="2"/>
+        </w:numPr>
+        <w:spacing w:after="40" w:before="40"/>
+      </w:pPr>
+      <w:r>
+        <w:rPr>
+          <w:rFonts w:ascii="Meiryo" w:cs="Meiryo" w:eastAsia="Meiryo" w:hAnsi="Meiryo"/>
+          <w:sz w:val="22"/>
+          <w:szCs w:val="22"/>
+        </w:rPr>
+        <w:t xml:space="preserve">低〜中強度で最大5種目、接地回数を通常より減らす</w:t>
+      </w:r>
+    </w:p>
+    <w:p>
+      <w:pPr>
+        <w:pStyle w:val="ListParagraph"/>
+        <w:numPr>
+          <w:ilvl w:val="0"/>
+          <w:numId w:val="2"/>
+        </w:numPr>
+        <w:spacing w:after="40" w:before="40"/>
+      </w:pPr>
+      <w:r>
+        <w:rPr>
+          <w:rFonts w:ascii="Meiryo" w:cs="Meiryo" w:eastAsia="Meiryo" w:hAnsi="Meiryo"/>
+          <w:sz w:val="22"/>
+          <w:szCs w:val="22"/>
+        </w:rPr>
+        <w:t xml:space="preserve">ワークアウト間の回復は3〜4日</w:t>
+      </w:r>
+    </w:p>
+    <w:p>
+      <w:pPr>
+        <w:pStyle w:val="ListParagraph"/>
+        <w:numPr>
+          <w:ilvl w:val="0"/>
+          <w:numId w:val="2"/>
+        </w:numPr>
+        <w:spacing w:after="40" w:before="40"/>
+      </w:pPr>
+      <w:r>
+        <w:rPr>
+          <w:rFonts w:ascii="Meiryo" w:cs="Meiryo" w:eastAsia="Meiryo" w:hAnsi="Meiryo"/>
+          <w:sz w:val="22"/>
+          <w:szCs w:val="22"/>
+        </w:rPr>
+        <w:t xml:space="preserve">半月板切除などの手術歴や関節の変性が著しい場合は、デプスジャンプと片脚系は禁忌</w:t>
+      </w:r>
+    </w:p>
+    <w:p>
+      <w:pPr>
+        <w:pStyle w:val="ListParagraph"/>
+        <w:numPr>
+          <w:ilvl w:val="0"/>
+          <w:numId w:val="2"/>
+        </w:numPr>
+        <w:spacing w:after="40" w:before="40"/>
+      </w:pPr>
+      <w:r>
+        <w:rPr>
+          <w:rFonts w:ascii="Meiryo" w:cs="Meiryo" w:eastAsia="Meiryo" w:hAnsi="Meiryo"/>
+          <w:sz w:val="22"/>
+          <w:szCs w:val="22"/>
+        </w:rPr>
+        <w:t xml:space="preserve">筋肉痛は起こりうるが、慢性的な痛みや強い不快感があればプログラムを修正する</w:t>
+      </w:r>
+    </w:p>
+    <w:p>
+      <w:pPr>
+        <w:spacing w:after="60" w:before="60"/>
+      </w:pPr>
+      <w:r>
+        <w:t xml:space="preserve"/>
+      </w:r>
+    </w:p>
+    <w:p>
+      <w:pPr>
+        <w:pStyle w:val="Heading1"/>
+        <w:spacing w:after="120" w:before="360"/>
+      </w:pPr>
+      <w:r>
+        <w:rPr>
+          <w:rFonts w:ascii="Meiryo" w:cs="Meiryo" w:eastAsia="Meiryo" w:hAnsi="Meiryo"/>
+          <w:b/>
+          <w:bCs/>
+          <w:color w:val="1A3A5C"/>
+          <w:sz w:val="36"/>
+          <w:szCs w:val="36"/>
+        </w:rPr>
+        <w:t xml:space="preserve">第6章　主要なドリル紹介</w:t>
+      </w:r>
+    </w:p>
+    <w:p>
+      <w:pPr>
+        <w:pStyle w:val="Heading2"/>
+        <w:pBdr>
+          <w:bottom w:val="single" w:color="2E86C1" w:sz="4" w:space="2"/>
+        </w:pBdr>
+        <w:spacing w:after="80" w:before="240"/>
+      </w:pPr>
+      <w:r>
+        <w:rPr>
+          <w:rFonts w:ascii="Meiryo" w:cs="Meiryo" w:eastAsia="Meiryo" w:hAnsi="Meiryo"/>
+          <w:b/>
+          <w:bCs/>
+          <w:color w:val="1F5C8B"/>
+          <w:sz w:val="28"/>
+          <w:szCs w:val="28"/>
+        </w:rPr>
+        <w:t xml:space="preserve">6-1　下半身のドリル分類</w:t>
+      </w:r>
+    </w:p>
+    <w:p>
+      <w:pPr>
+        <w:spacing w:after="60" w:before="60"/>
+      </w:pPr>
+      <w:r>
+        <w:rPr>
+          <w:rFonts w:ascii="Meiryo" w:cs="Meiryo" w:eastAsia="Meiryo" w:hAnsi="Meiryo"/>
+          <w:sz w:val="22"/>
+          <w:szCs w:val="22"/>
+        </w:rPr>
+        <w:t xml:space="preserve">下半身のドリルは6つのタイプに分かれます。同じタイプの中でも強度には幅があります（全48種類の一覧は「②内容まとめ（Excel）」と「④資料一覧Webページ」を参照）。</w:t>
       </w:r>
     </w:p>
     <w:tbl>
@@ -4512,8 +5535,10 @@
         </w:tblBorders>
       </w:tblPr>
       <w:tblGrid>
-        <w:gridCol w:w="3500"/>
-        <w:gridCol w:w="6026"/>
+        <w:gridCol w:w="2300"/>
+        <w:gridCol w:w="3400"/>
+        <w:gridCol w:w="1000"/>
+        <w:gridCol w:w="2826"/>
       </w:tblGrid>
       <w:tr>
         <w:trPr>
@@ -4521,7 +5546,7 @@
         </w:trPr>
         <w:tc>
           <w:tcPr>
-            <w:tcW w:type="dxa" w:w="3500"/>
+            <w:tcW w:type="dxa" w:w="2300"/>
             <w:tcBorders>
               <w:top w:val="single" w:color="BFC9CA" w:sz="1"/>
               <w:left w:val="single" w:color="BFC9CA" w:sz="1"/>
@@ -4549,13 +5574,13 @@
                 <w:sz w:val="22"/>
                 <w:szCs w:val="22"/>
               </w:rPr>
-              <w:t xml:space="preserve">ドリル名</w:t>
-            </w:r>
-          </w:p>
-        </w:tc>
-        <w:tc>
-          <w:tcPr>
-            <w:tcW w:type="dxa" w:w="6026"/>
+              <w:t xml:space="preserve">タイプ</w:t>
+            </w:r>
+          </w:p>
+        </w:tc>
+        <w:tc>
+          <w:tcPr>
+            <w:tcW w:type="dxa" w:w="3400"/>
             <w:tcBorders>
               <w:top w:val="single" w:color="BFC9CA" w:sz="1"/>
               <w:left w:val="single" w:color="BFC9CA" w:sz="1"/>
@@ -4583,7 +5608,75 @@
                 <w:sz w:val="22"/>
                 <w:szCs w:val="22"/>
               </w:rPr>
-              <w:t xml:space="preserve">ポイント</w:t>
+              <w:t xml:space="preserve">特徴</w:t>
+            </w:r>
+          </w:p>
+        </w:tc>
+        <w:tc>
+          <w:tcPr>
+            <w:tcW w:type="dxa" w:w="1000"/>
+            <w:tcBorders>
+              <w:top w:val="single" w:color="BFC9CA" w:sz="1"/>
+              <w:left w:val="single" w:color="BFC9CA" w:sz="1"/>
+              <w:bottom w:val="single" w:color="BFC9CA" w:sz="1"/>
+              <w:right w:val="single" w:color="BFC9CA" w:sz="1"/>
+            </w:tcBorders>
+            <w:shd w:fill="1F5C8B" w:val="clear"/>
+            <w:tcMar>
+              <w:top w:type="dxa" w:w="80"/>
+              <w:left w:type="dxa" w:w="120"/>
+              <w:bottom w:type="dxa" w:w="80"/>
+              <w:right w:type="dxa" w:w="120"/>
+            </w:tcMar>
+          </w:tcPr>
+          <w:p>
+            <w:pPr>
+              <w:jc w:val="center"/>
+            </w:pPr>
+            <w:r>
+              <w:rPr>
+                <w:rFonts w:ascii="Meiryo" w:cs="Meiryo" w:eastAsia="Meiryo" w:hAnsi="Meiryo"/>
+                <w:b/>
+                <w:bCs/>
+                <w:color w:val="FFFFFF"/>
+                <w:sz w:val="22"/>
+                <w:szCs w:val="22"/>
+              </w:rPr>
+              <w:t xml:space="preserve">強度</w:t>
+            </w:r>
+          </w:p>
+        </w:tc>
+        <w:tc>
+          <w:tcPr>
+            <w:tcW w:type="dxa" w:w="2826"/>
+            <w:tcBorders>
+              <w:top w:val="single" w:color="BFC9CA" w:sz="1"/>
+              <w:left w:val="single" w:color="BFC9CA" w:sz="1"/>
+              <w:bottom w:val="single" w:color="BFC9CA" w:sz="1"/>
+              <w:right w:val="single" w:color="BFC9CA" w:sz="1"/>
+            </w:tcBorders>
+            <w:shd w:fill="1F5C8B" w:val="clear"/>
+            <w:tcMar>
+              <w:top w:type="dxa" w:w="80"/>
+              <w:left w:type="dxa" w:w="120"/>
+              <w:bottom w:type="dxa" w:w="80"/>
+              <w:right w:type="dxa" w:w="120"/>
+            </w:tcMar>
+          </w:tcPr>
+          <w:p>
+            <w:pPr>
+              <w:jc w:val="center"/>
+            </w:pPr>
+            <w:r>
+              <w:rPr>
+                <w:rFonts w:ascii="Meiryo" w:cs="Meiryo" w:eastAsia="Meiryo" w:hAnsi="Meiryo"/>
+                <w:b/>
+                <w:bCs/>
+                <w:color w:val="FFFFFF"/>
+                <w:sz w:val="22"/>
+                <w:szCs w:val="22"/>
+              </w:rPr>
+              <w:t xml:space="preserve">代表例</w:t>
             </w:r>
           </w:p>
         </w:tc>
@@ -4591,7 +5684,7 @@
       <w:tr>
         <w:tc>
           <w:tcPr>
-            <w:tcW w:type="dxa" w:w="3500"/>
+            <w:tcW w:type="dxa" w:w="2300"/>
             <w:tcBorders>
               <w:top w:val="single" w:color="BFC9CA" w:sz="1"/>
               <w:left w:val="single" w:color="BFC9CA" w:sz="1"/>
@@ -4613,13 +5706,13 @@
                 <w:sz w:val="22"/>
                 <w:szCs w:val="22"/>
               </w:rPr>
-              <w:t xml:space="preserve">バーティカルジャンプ</w:t>
-            </w:r>
-          </w:p>
-        </w:tc>
-        <w:tc>
-          <w:tcPr>
-            <w:tcW w:type="dxa" w:w="6026"/>
+              <w:t xml:space="preserve">その場ジャンプ</w:t>
+            </w:r>
+          </w:p>
+        </w:tc>
+        <w:tc>
+          <w:tcPr>
+            <w:tcW w:type="dxa" w:w="3400"/>
             <w:tcBorders>
               <w:top w:val="single" w:color="BFC9CA" w:sz="1"/>
               <w:left w:val="single" w:color="BFC9CA" w:sz="1"/>
@@ -4641,7 +5734,63 @@
                 <w:sz w:val="22"/>
                 <w:szCs w:val="22"/>
               </w:rPr>
-              <w:t xml:space="preserve">真上に最大高さでジャンプ</w:t>
+              <w:t xml:space="preserve">同じ場所で跳んで着地。休まず連続で行う</w:t>
+            </w:r>
+          </w:p>
+        </w:tc>
+        <w:tc>
+          <w:tcPr>
+            <w:tcW w:type="dxa" w:w="1000"/>
+            <w:tcBorders>
+              <w:top w:val="single" w:color="BFC9CA" w:sz="1"/>
+              <w:left w:val="single" w:color="BFC9CA" w:sz="1"/>
+              <w:bottom w:val="single" w:color="BFC9CA" w:sz="1"/>
+              <w:right w:val="single" w:color="BFC9CA" w:sz="1"/>
+            </w:tcBorders>
+            <w:shd w:fill="FFFFFF" w:val="clear"/>
+            <w:tcMar>
+              <w:top w:type="dxa" w:w="80"/>
+              <w:left w:type="dxa" w:w="120"/>
+              <w:bottom w:type="dxa" w:w="80"/>
+              <w:right w:type="dxa" w:w="120"/>
+            </w:tcMar>
+          </w:tcPr>
+          <w:p>
+            <w:r>
+              <w:rPr>
+                <w:rFonts w:ascii="Meiryo" w:cs="Meiryo" w:eastAsia="Meiryo" w:hAnsi="Meiryo"/>
+                <w:sz w:val="22"/>
+                <w:szCs w:val="22"/>
+              </w:rPr>
+              <w:t xml:space="preserve">低〜高</w:t>
+            </w:r>
+          </w:p>
+        </w:tc>
+        <w:tc>
+          <w:tcPr>
+            <w:tcW w:type="dxa" w:w="2826"/>
+            <w:tcBorders>
+              <w:top w:val="single" w:color="BFC9CA" w:sz="1"/>
+              <w:left w:val="single" w:color="BFC9CA" w:sz="1"/>
+              <w:bottom w:val="single" w:color="BFC9CA" w:sz="1"/>
+              <w:right w:val="single" w:color="BFC9CA" w:sz="1"/>
+            </w:tcBorders>
+            <w:shd w:fill="FFFFFF" w:val="clear"/>
+            <w:tcMar>
+              <w:top w:type="dxa" w:w="80"/>
+              <w:left w:type="dxa" w:w="120"/>
+              <w:bottom w:type="dxa" w:w="80"/>
+              <w:right w:type="dxa" w:w="120"/>
+            </w:tcMar>
+          </w:tcPr>
+          <w:p>
+            <w:r>
+              <w:rPr>
+                <w:rFonts w:ascii="Meiryo" w:cs="Meiryo" w:eastAsia="Meiryo" w:hAnsi="Meiryo"/>
+                <w:sz w:val="22"/>
+                <w:szCs w:val="22"/>
+              </w:rPr>
+              <w:t xml:space="preserve">アンクルホップ、スクワットジャンプ、タックジャンプ</w:t>
             </w:r>
           </w:p>
         </w:tc>
@@ -4649,7 +5798,7 @@
       <w:tr>
         <w:tc>
           <w:tcPr>
-            <w:tcW w:type="dxa" w:w="3500"/>
+            <w:tcW w:type="dxa" w:w="2300"/>
             <w:tcBorders>
               <w:top w:val="single" w:color="BFC9CA" w:sz="1"/>
               <w:left w:val="single" w:color="BFC9CA" w:sz="1"/>
@@ -4671,13 +5820,13 @@
                 <w:sz w:val="22"/>
                 <w:szCs w:val="22"/>
               </w:rPr>
-              <w:t xml:space="preserve">障害物飛び越え</w:t>
-            </w:r>
-          </w:p>
-        </w:tc>
-        <w:tc>
-          <w:tcPr>
-            <w:tcW w:type="dxa" w:w="6026"/>
+              <w:t xml:space="preserve">スタンディングジャンプ</w:t>
+            </w:r>
+          </w:p>
+        </w:tc>
+        <w:tc>
+          <w:tcPr>
+            <w:tcW w:type="dxa" w:w="3400"/>
             <w:tcBorders>
               <w:top w:val="single" w:color="BFC9CA" w:sz="1"/>
               <w:left w:val="single" w:color="BFC9CA" w:sz="1"/>
@@ -4699,7 +5848,63 @@
                 <w:sz w:val="22"/>
                 <w:szCs w:val="22"/>
               </w:rPr>
-              <w:t xml:space="preserve">ハードル等の障害物を越える</w:t>
+              <w:t xml:space="preserve">水平・垂直方向。1回ごとに回復をはさみ最大努力</w:t>
+            </w:r>
+          </w:p>
+        </w:tc>
+        <w:tc>
+          <w:tcPr>
+            <w:tcW w:type="dxa" w:w="1000"/>
+            <w:tcBorders>
+              <w:top w:val="single" w:color="BFC9CA" w:sz="1"/>
+              <w:left w:val="single" w:color="BFC9CA" w:sz="1"/>
+              <w:bottom w:val="single" w:color="BFC9CA" w:sz="1"/>
+              <w:right w:val="single" w:color="BFC9CA" w:sz="1"/>
+            </w:tcBorders>
+            <w:shd w:fill="EBF5FB" w:val="clear"/>
+            <w:tcMar>
+              <w:top w:type="dxa" w:w="80"/>
+              <w:left w:type="dxa" w:w="120"/>
+              <w:bottom w:type="dxa" w:w="80"/>
+              <w:right w:type="dxa" w:w="120"/>
+            </w:tcMar>
+          </w:tcPr>
+          <w:p>
+            <w:r>
+              <w:rPr>
+                <w:rFonts w:ascii="Meiryo" w:cs="Meiryo" w:eastAsia="Meiryo" w:hAnsi="Meiryo"/>
+                <w:sz w:val="22"/>
+                <w:szCs w:val="22"/>
+              </w:rPr>
+              <w:t xml:space="preserve">低〜高</w:t>
+            </w:r>
+          </w:p>
+        </w:tc>
+        <w:tc>
+          <w:tcPr>
+            <w:tcW w:type="dxa" w:w="2826"/>
+            <w:tcBorders>
+              <w:top w:val="single" w:color="BFC9CA" w:sz="1"/>
+              <w:left w:val="single" w:color="BFC9CA" w:sz="1"/>
+              <w:bottom w:val="single" w:color="BFC9CA" w:sz="1"/>
+              <w:right w:val="single" w:color="BFC9CA" w:sz="1"/>
+            </w:tcBorders>
+            <w:shd w:fill="EBF5FB" w:val="clear"/>
+            <w:tcMar>
+              <w:top w:type="dxa" w:w="80"/>
+              <w:left w:type="dxa" w:w="120"/>
+              <w:bottom w:type="dxa" w:w="80"/>
+              <w:right w:type="dxa" w:w="120"/>
+            </w:tcMar>
+          </w:tcPr>
+          <w:p>
+            <w:r>
+              <w:rPr>
+                <w:rFonts w:ascii="Meiryo" w:cs="Meiryo" w:eastAsia="Meiryo" w:hAnsi="Meiryo"/>
+                <w:sz w:val="22"/>
+                <w:szCs w:val="22"/>
+              </w:rPr>
+              <w:t xml:space="preserve">垂直跳び、障害物飛び越え、立ち幅跳び</w:t>
             </w:r>
           </w:p>
         </w:tc>
@@ -4707,7 +5912,7 @@
       <w:tr>
         <w:tc>
           <w:tcPr>
-            <w:tcW w:type="dxa" w:w="3500"/>
+            <w:tcW w:type="dxa" w:w="2300"/>
             <w:tcBorders>
               <w:top w:val="single" w:color="BFC9CA" w:sz="1"/>
               <w:left w:val="single" w:color="BFC9CA" w:sz="1"/>
@@ -4729,13 +5934,13 @@
                 <w:sz w:val="22"/>
                 <w:szCs w:val="22"/>
               </w:rPr>
-              <w:t xml:space="preserve">立ち幅跳び</w:t>
-            </w:r>
-          </w:p>
-        </w:tc>
-        <w:tc>
-          <w:tcPr>
-            <w:tcW w:type="dxa" w:w="6026"/>
+              <w:t xml:space="preserve">連続ホップ＆ジャンプ</w:t>
+            </w:r>
+          </w:p>
+        </w:tc>
+        <w:tc>
+          <w:tcPr>
+            <w:tcW w:type="dxa" w:w="3400"/>
             <w:tcBorders>
               <w:top w:val="single" w:color="BFC9CA" w:sz="1"/>
               <w:left w:val="single" w:color="BFC9CA" w:sz="1"/>
@@ -4757,7 +5962,63 @@
                 <w:sz w:val="22"/>
                 <w:szCs w:val="22"/>
               </w:rPr>
-              <w:t xml:space="preserve">前方への水平ジャンプ</w:t>
+              <w:t xml:space="preserve">その場ジャンプとスタンディングジャンプの組み合わせ</w:t>
+            </w:r>
+          </w:p>
+        </w:tc>
+        <w:tc>
+          <w:tcPr>
+            <w:tcW w:type="dxa" w:w="1000"/>
+            <w:tcBorders>
+              <w:top w:val="single" w:color="BFC9CA" w:sz="1"/>
+              <w:left w:val="single" w:color="BFC9CA" w:sz="1"/>
+              <w:bottom w:val="single" w:color="BFC9CA" w:sz="1"/>
+              <w:right w:val="single" w:color="BFC9CA" w:sz="1"/>
+            </w:tcBorders>
+            <w:shd w:fill="FFFFFF" w:val="clear"/>
+            <w:tcMar>
+              <w:top w:type="dxa" w:w="80"/>
+              <w:left w:type="dxa" w:w="120"/>
+              <w:bottom w:type="dxa" w:w="80"/>
+              <w:right w:type="dxa" w:w="120"/>
+            </w:tcMar>
+          </w:tcPr>
+          <w:p>
+            <w:r>
+              <w:rPr>
+                <w:rFonts w:ascii="Meiryo" w:cs="Meiryo" w:eastAsia="Meiryo" w:hAnsi="Meiryo"/>
+                <w:sz w:val="22"/>
+                <w:szCs w:val="22"/>
+              </w:rPr>
+              <w:t xml:space="preserve">中〜高</w:t>
+            </w:r>
+          </w:p>
+        </w:tc>
+        <w:tc>
+          <w:tcPr>
+            <w:tcW w:type="dxa" w:w="2826"/>
+            <w:tcBorders>
+              <w:top w:val="single" w:color="BFC9CA" w:sz="1"/>
+              <w:left w:val="single" w:color="BFC9CA" w:sz="1"/>
+              <w:bottom w:val="single" w:color="BFC9CA" w:sz="1"/>
+              <w:right w:val="single" w:color="BFC9CA" w:sz="1"/>
+            </w:tcBorders>
+            <w:shd w:fill="FFFFFF" w:val="clear"/>
+            <w:tcMar>
+              <w:top w:type="dxa" w:w="80"/>
+              <w:left w:type="dxa" w:w="120"/>
+              <w:bottom w:type="dxa" w:w="80"/>
+              <w:right w:type="dxa" w:w="120"/>
+            </w:tcMar>
+          </w:tcPr>
+          <w:p>
+            <w:r>
+              <w:rPr>
+                <w:rFonts w:ascii="Meiryo" w:cs="Meiryo" w:eastAsia="Meiryo" w:hAnsi="Meiryo"/>
+                <w:sz w:val="22"/>
+                <w:szCs w:val="22"/>
+              </w:rPr>
+              <w:t xml:space="preserve">ダブルレッグ・ホップ、ジグザグホップ</w:t>
             </w:r>
           </w:p>
         </w:tc>
@@ -4765,7 +6026,7 @@
       <w:tr>
         <w:tc>
           <w:tcPr>
-            <w:tcW w:type="dxa" w:w="3500"/>
+            <w:tcW w:type="dxa" w:w="2300"/>
             <w:tcBorders>
               <w:top w:val="single" w:color="BFC9CA" w:sz="1"/>
               <w:left w:val="single" w:color="BFC9CA" w:sz="1"/>
@@ -4787,13 +6048,13 @@
                 <w:sz w:val="22"/>
                 <w:szCs w:val="22"/>
               </w:rPr>
-              <w:t xml:space="preserve">ジグザグホップ</w:t>
-            </w:r>
-          </w:p>
-        </w:tc>
-        <w:tc>
-          <w:tcPr>
-            <w:tcW w:type="dxa" w:w="6026"/>
+              <w:t xml:space="preserve">バウンド</w:t>
+            </w:r>
+          </w:p>
+        </w:tc>
+        <w:tc>
+          <w:tcPr>
+            <w:tcW w:type="dxa" w:w="3400"/>
             <w:tcBorders>
               <w:top w:val="single" w:color="BFC9CA" w:sz="1"/>
               <w:left w:val="single" w:color="BFC9CA" w:sz="1"/>
@@ -4815,7 +6076,291 @@
                 <w:sz w:val="22"/>
                 <w:szCs w:val="22"/>
               </w:rPr>
-              <w:t xml:space="preserve">ハードルをジグザグに越えながら連続ホップ</w:t>
+              <w:t xml:space="preserve">水平方向のスピードを強調。通常30m以上</w:t>
+            </w:r>
+          </w:p>
+        </w:tc>
+        <w:tc>
+          <w:tcPr>
+            <w:tcW w:type="dxa" w:w="1000"/>
+            <w:tcBorders>
+              <w:top w:val="single" w:color="BFC9CA" w:sz="1"/>
+              <w:left w:val="single" w:color="BFC9CA" w:sz="1"/>
+              <w:bottom w:val="single" w:color="BFC9CA" w:sz="1"/>
+              <w:right w:val="single" w:color="BFC9CA" w:sz="1"/>
+            </w:tcBorders>
+            <w:shd w:fill="EBF5FB" w:val="clear"/>
+            <w:tcMar>
+              <w:top w:type="dxa" w:w="80"/>
+              <w:left w:type="dxa" w:w="120"/>
+              <w:bottom w:type="dxa" w:w="80"/>
+              <w:right w:type="dxa" w:w="120"/>
+            </w:tcMar>
+          </w:tcPr>
+          <w:p>
+            <w:r>
+              <w:rPr>
+                <w:rFonts w:ascii="Meiryo" w:cs="Meiryo" w:eastAsia="Meiryo" w:hAnsi="Meiryo"/>
+                <w:sz w:val="22"/>
+                <w:szCs w:val="22"/>
+              </w:rPr>
+              <w:t xml:space="preserve">低〜中</w:t>
+            </w:r>
+          </w:p>
+        </w:tc>
+        <w:tc>
+          <w:tcPr>
+            <w:tcW w:type="dxa" w:w="2826"/>
+            <w:tcBorders>
+              <w:top w:val="single" w:color="BFC9CA" w:sz="1"/>
+              <w:left w:val="single" w:color="BFC9CA" w:sz="1"/>
+              <w:bottom w:val="single" w:color="BFC9CA" w:sz="1"/>
+              <w:right w:val="single" w:color="BFC9CA" w:sz="1"/>
+            </w:tcBorders>
+            <w:shd w:fill="EBF5FB" w:val="clear"/>
+            <w:tcMar>
+              <w:top w:type="dxa" w:w="80"/>
+              <w:left w:type="dxa" w:w="120"/>
+              <w:bottom w:type="dxa" w:w="80"/>
+              <w:right w:type="dxa" w:w="120"/>
+            </w:tcMar>
+          </w:tcPr>
+          <w:p>
+            <w:r>
+              <w:rPr>
+                <w:rFonts w:ascii="Meiryo" w:cs="Meiryo" w:eastAsia="Meiryo" w:hAnsi="Meiryo"/>
+                <w:sz w:val="22"/>
+                <w:szCs w:val="22"/>
+              </w:rPr>
+              <w:t xml:space="preserve">スキップ、交互バウンド</w:t>
+            </w:r>
+          </w:p>
+        </w:tc>
+      </w:tr>
+      <w:tr>
+        <w:tc>
+          <w:tcPr>
+            <w:tcW w:type="dxa" w:w="2300"/>
+            <w:tcBorders>
+              <w:top w:val="single" w:color="BFC9CA" w:sz="1"/>
+              <w:left w:val="single" w:color="BFC9CA" w:sz="1"/>
+              <w:bottom w:val="single" w:color="BFC9CA" w:sz="1"/>
+              <w:right w:val="single" w:color="BFC9CA" w:sz="1"/>
+            </w:tcBorders>
+            <w:shd w:fill="FFFFFF" w:val="clear"/>
+            <w:tcMar>
+              <w:top w:type="dxa" w:w="80"/>
+              <w:left w:type="dxa" w:w="120"/>
+              <w:bottom w:type="dxa" w:w="80"/>
+              <w:right w:type="dxa" w:w="120"/>
+            </w:tcMar>
+          </w:tcPr>
+          <w:p>
+            <w:r>
+              <w:rPr>
+                <w:rFonts w:ascii="Meiryo" w:cs="Meiryo" w:eastAsia="Meiryo" w:hAnsi="Meiryo"/>
+                <w:sz w:val="22"/>
+                <w:szCs w:val="22"/>
+              </w:rPr>
+              <w:t xml:space="preserve">ボックスドリル</w:t>
+            </w:r>
+          </w:p>
+        </w:tc>
+        <w:tc>
+          <w:tcPr>
+            <w:tcW w:type="dxa" w:w="3400"/>
+            <w:tcBorders>
+              <w:top w:val="single" w:color="BFC9CA" w:sz="1"/>
+              <w:left w:val="single" w:color="BFC9CA" w:sz="1"/>
+              <w:bottom w:val="single" w:color="BFC9CA" w:sz="1"/>
+              <w:right w:val="single" w:color="BFC9CA" w:sz="1"/>
+            </w:tcBorders>
+            <w:shd w:fill="FFFFFF" w:val="clear"/>
+            <w:tcMar>
+              <w:top w:type="dxa" w:w="80"/>
+              <w:left w:type="dxa" w:w="120"/>
+              <w:bottom w:type="dxa" w:w="80"/>
+              <w:right w:type="dxa" w:w="120"/>
+            </w:tcMar>
+          </w:tcPr>
+          <w:p>
+            <w:r>
+              <w:rPr>
+                <w:rFonts w:ascii="Meiryo" w:cs="Meiryo" w:eastAsia="Meiryo" w:hAnsi="Meiryo"/>
+                <w:sz w:val="22"/>
+                <w:szCs w:val="22"/>
+              </w:rPr>
+              <w:t xml:space="preserve">ボックスで連続ホップ＆ジャンプの強度を高める</w:t>
+            </w:r>
+          </w:p>
+        </w:tc>
+        <w:tc>
+          <w:tcPr>
+            <w:tcW w:type="dxa" w:w="1000"/>
+            <w:tcBorders>
+              <w:top w:val="single" w:color="BFC9CA" w:sz="1"/>
+              <w:left w:val="single" w:color="BFC9CA" w:sz="1"/>
+              <w:bottom w:val="single" w:color="BFC9CA" w:sz="1"/>
+              <w:right w:val="single" w:color="BFC9CA" w:sz="1"/>
+            </w:tcBorders>
+            <w:shd w:fill="FFFFFF" w:val="clear"/>
+            <w:tcMar>
+              <w:top w:type="dxa" w:w="80"/>
+              <w:left w:type="dxa" w:w="120"/>
+              <w:bottom w:type="dxa" w:w="80"/>
+              <w:right w:type="dxa" w:w="120"/>
+            </w:tcMar>
+          </w:tcPr>
+          <w:p>
+            <w:r>
+              <w:rPr>
+                <w:rFonts w:ascii="Meiryo" w:cs="Meiryo" w:eastAsia="Meiryo" w:hAnsi="Meiryo"/>
+                <w:sz w:val="22"/>
+                <w:szCs w:val="22"/>
+              </w:rPr>
+              <w:t xml:space="preserve">低〜高</w:t>
+            </w:r>
+          </w:p>
+        </w:tc>
+        <w:tc>
+          <w:tcPr>
+            <w:tcW w:type="dxa" w:w="2826"/>
+            <w:tcBorders>
+              <w:top w:val="single" w:color="BFC9CA" w:sz="1"/>
+              <w:left w:val="single" w:color="BFC9CA" w:sz="1"/>
+              <w:bottom w:val="single" w:color="BFC9CA" w:sz="1"/>
+              <w:right w:val="single" w:color="BFC9CA" w:sz="1"/>
+            </w:tcBorders>
+            <w:shd w:fill="FFFFFF" w:val="clear"/>
+            <w:tcMar>
+              <w:top w:type="dxa" w:w="80"/>
+              <w:left w:type="dxa" w:w="120"/>
+              <w:bottom w:type="dxa" w:w="80"/>
+              <w:right w:type="dxa" w:w="120"/>
+            </w:tcMar>
+          </w:tcPr>
+          <w:p>
+            <w:r>
+              <w:rPr>
+                <w:rFonts w:ascii="Meiryo" w:cs="Meiryo" w:eastAsia="Meiryo" w:hAnsi="Meiryo"/>
+                <w:sz w:val="22"/>
+                <w:szCs w:val="22"/>
+              </w:rPr>
+              <w:t xml:space="preserve">プッシュオフ、ジャンプトゥボックス</w:t>
+            </w:r>
+          </w:p>
+        </w:tc>
+      </w:tr>
+      <w:tr>
+        <w:tc>
+          <w:tcPr>
+            <w:tcW w:type="dxa" w:w="2300"/>
+            <w:tcBorders>
+              <w:top w:val="single" w:color="BFC9CA" w:sz="1"/>
+              <w:left w:val="single" w:color="BFC9CA" w:sz="1"/>
+              <w:bottom w:val="single" w:color="BFC9CA" w:sz="1"/>
+              <w:right w:val="single" w:color="BFC9CA" w:sz="1"/>
+            </w:tcBorders>
+            <w:shd w:fill="EBF5FB" w:val="clear"/>
+            <w:tcMar>
+              <w:top w:type="dxa" w:w="80"/>
+              <w:left w:type="dxa" w:w="120"/>
+              <w:bottom w:type="dxa" w:w="80"/>
+              <w:right w:type="dxa" w:w="120"/>
+            </w:tcMar>
+          </w:tcPr>
+          <w:p>
+            <w:r>
+              <w:rPr>
+                <w:rFonts w:ascii="Meiryo" w:cs="Meiryo" w:eastAsia="Meiryo" w:hAnsi="Meiryo"/>
+                <w:sz w:val="22"/>
+                <w:szCs w:val="22"/>
+              </w:rPr>
+              <w:t xml:space="preserve">デプスジャンプ</w:t>
+            </w:r>
+          </w:p>
+        </w:tc>
+        <w:tc>
+          <w:tcPr>
+            <w:tcW w:type="dxa" w:w="3400"/>
+            <w:tcBorders>
+              <w:top w:val="single" w:color="BFC9CA" w:sz="1"/>
+              <w:left w:val="single" w:color="BFC9CA" w:sz="1"/>
+              <w:bottom w:val="single" w:color="BFC9CA" w:sz="1"/>
+              <w:right w:val="single" w:color="BFC9CA" w:sz="1"/>
+            </w:tcBorders>
+            <w:shd w:fill="EBF5FB" w:val="clear"/>
+            <w:tcMar>
+              <w:top w:type="dxa" w:w="80"/>
+              <w:left w:type="dxa" w:w="120"/>
+              <w:bottom w:type="dxa" w:w="80"/>
+              <w:right w:type="dxa" w:w="120"/>
+            </w:tcMar>
+          </w:tcPr>
+          <w:p>
+            <w:r>
+              <w:rPr>
+                <w:rFonts w:ascii="Meiryo" w:cs="Meiryo" w:eastAsia="Meiryo" w:hAnsi="Meiryo"/>
+                <w:sz w:val="22"/>
+                <w:szCs w:val="22"/>
+              </w:rPr>
+              <w:t xml:space="preserve">重力と体重を利用。降りてただちに跳ぶ</w:t>
+            </w:r>
+          </w:p>
+        </w:tc>
+        <w:tc>
+          <w:tcPr>
+            <w:tcW w:type="dxa" w:w="1000"/>
+            <w:tcBorders>
+              <w:top w:val="single" w:color="BFC9CA" w:sz="1"/>
+              <w:left w:val="single" w:color="BFC9CA" w:sz="1"/>
+              <w:bottom w:val="single" w:color="BFC9CA" w:sz="1"/>
+              <w:right w:val="single" w:color="BFC9CA" w:sz="1"/>
+            </w:tcBorders>
+            <w:shd w:fill="EBF5FB" w:val="clear"/>
+            <w:tcMar>
+              <w:top w:type="dxa" w:w="80"/>
+              <w:left w:type="dxa" w:w="120"/>
+              <w:bottom w:type="dxa" w:w="80"/>
+              <w:right w:type="dxa" w:w="120"/>
+            </w:tcMar>
+          </w:tcPr>
+          <w:p>
+            <w:r>
+              <w:rPr>
+                <w:rFonts w:ascii="Meiryo" w:cs="Meiryo" w:eastAsia="Meiryo" w:hAnsi="Meiryo"/>
+                <w:sz w:val="22"/>
+                <w:szCs w:val="22"/>
+              </w:rPr>
+              <w:t xml:space="preserve">高</w:t>
+            </w:r>
+          </w:p>
+        </w:tc>
+        <w:tc>
+          <w:tcPr>
+            <w:tcW w:type="dxa" w:w="2826"/>
+            <w:tcBorders>
+              <w:top w:val="single" w:color="BFC9CA" w:sz="1"/>
+              <w:left w:val="single" w:color="BFC9CA" w:sz="1"/>
+              <w:bottom w:val="single" w:color="BFC9CA" w:sz="1"/>
+              <w:right w:val="single" w:color="BFC9CA" w:sz="1"/>
+            </w:tcBorders>
+            <w:shd w:fill="EBF5FB" w:val="clear"/>
+            <w:tcMar>
+              <w:top w:type="dxa" w:w="80"/>
+              <w:left w:type="dxa" w:w="120"/>
+              <w:bottom w:type="dxa" w:w="80"/>
+              <w:right w:type="dxa" w:w="120"/>
+            </w:tcMar>
+          </w:tcPr>
+          <w:p>
+            <w:r>
+              <w:rPr>
+                <w:rFonts w:ascii="Meiryo" w:cs="Meiryo" w:eastAsia="Meiryo" w:hAnsi="Meiryo"/>
+                <w:sz w:val="22"/>
+                <w:szCs w:val="22"/>
+              </w:rPr>
+              <w:t xml:space="preserve">デプスジャンプ、スクワット・デプスジャンプ</w:t>
             </w:r>
           </w:p>
         </w:tc>
@@ -4843,7 +6388,89 @@
           <w:sz w:val="24"/>
           <w:szCs w:val="24"/>
         </w:rPr>
-        <w:t xml:space="preserve">ボックスドリル・デプスジャンプ（中〜高強度）</w:t>
+        <w:t xml:space="preserve">デプスジャンプの共通ルール</w:t>
+      </w:r>
+    </w:p>
+    <w:p>
+      <w:pPr>
+        <w:pStyle w:val="ListParagraph"/>
+        <w:numPr>
+          <w:ilvl w:val="0"/>
+          <w:numId w:val="2"/>
+        </w:numPr>
+        <w:spacing w:after="40" w:before="40"/>
+      </w:pPr>
+      <w:r>
+        <w:rPr>
+          <w:rFonts w:ascii="Meiryo" w:cs="Meiryo" w:eastAsia="Meiryo" w:hAnsi="Meiryo"/>
+          <w:sz w:val="22"/>
+          <w:szCs w:val="22"/>
+        </w:rPr>
+        <w:t xml:space="preserve">ボックスから真っ直ぐ踏み出す（跳び上がったり、重心を下げたりしない）</w:t>
+      </w:r>
+    </w:p>
+    <w:p>
+      <w:pPr>
+        <w:pStyle w:val="ListParagraph"/>
+        <w:numPr>
+          <w:ilvl w:val="0"/>
+          <w:numId w:val="2"/>
+        </w:numPr>
+        <w:spacing w:after="40" w:before="40"/>
+      </w:pPr>
+      <w:r>
+        <w:rPr>
+          <w:rFonts w:ascii="Meiryo" w:cs="Meiryo" w:eastAsia="Meiryo" w:hAnsi="Meiryo"/>
+          <w:sz w:val="22"/>
+          <w:szCs w:val="22"/>
+        </w:rPr>
+        <w:t xml:space="preserve">地面に接している時間は最小限にする</w:t>
+      </w:r>
+    </w:p>
+    <w:p>
+      <w:pPr>
+        <w:pStyle w:val="ListParagraph"/>
+        <w:numPr>
+          <w:ilvl w:val="0"/>
+          <w:numId w:val="2"/>
+        </w:numPr>
+        <w:spacing w:after="40" w:before="40"/>
+      </w:pPr>
+      <w:r>
+        <w:rPr>
+          <w:rFonts w:ascii="Meiryo" w:cs="Meiryo" w:eastAsia="Meiryo" w:hAnsi="Meiryo"/>
+          <w:sz w:val="22"/>
+          <w:szCs w:val="22"/>
+        </w:rPr>
+        <w:t xml:space="preserve">ボックスは最初30cmから。高くするほど強度が上がる</w:t>
+      </w:r>
+    </w:p>
+    <w:p>
+      <w:pPr>
+        <w:spacing w:after="60" w:before="60"/>
+      </w:pPr>
+      <w:r>
+        <w:t xml:space="preserve"/>
+      </w:r>
+    </w:p>
+    <w:p>
+      <w:pPr>
+        <w:pStyle w:val="Heading2"/>
+        <w:pBdr>
+          <w:bottom w:val="single" w:color="2E86C1" w:sz="4" w:space="2"/>
+        </w:pBdr>
+        <w:spacing w:after="80" w:before="240"/>
+      </w:pPr>
+      <w:r>
+        <w:rPr>
+          <w:rFonts w:ascii="Meiryo" w:cs="Meiryo" w:eastAsia="Meiryo" w:hAnsi="Meiryo"/>
+          <w:b/>
+          <w:bCs/>
+          <w:color w:val="1F5C8B"/>
+          <w:sz w:val="28"/>
+          <w:szCs w:val="28"/>
+        </w:rPr>
+        <w:t xml:space="preserve">6-2　上半身・体幹のドリル</w:t>
       </w:r>
     </w:p>
     <w:tbl>
@@ -4859,8 +6486,10 @@
         </w:tblBorders>
       </w:tblPr>
       <w:tblGrid>
-        <w:gridCol w:w="3500"/>
-        <w:gridCol w:w="6026"/>
+        <w:gridCol w:w="2400"/>
+        <w:gridCol w:w="3300"/>
+        <w:gridCol w:w="900"/>
+        <w:gridCol w:w="2926"/>
       </w:tblGrid>
       <w:tr>
         <w:trPr>
@@ -4868,7 +6497,7 @@
         </w:trPr>
         <w:tc>
           <w:tcPr>
-            <w:tcW w:type="dxa" w:w="3500"/>
+            <w:tcW w:type="dxa" w:w="2400"/>
             <w:tcBorders>
               <w:top w:val="single" w:color="BFC9CA" w:sz="1"/>
               <w:left w:val="single" w:color="BFC9CA" w:sz="1"/>
@@ -4896,13 +6525,13 @@
                 <w:sz w:val="22"/>
                 <w:szCs w:val="22"/>
               </w:rPr>
-              <w:t xml:space="preserve">ドリル名</w:t>
-            </w:r>
-          </w:p>
-        </w:tc>
-        <w:tc>
-          <w:tcPr>
-            <w:tcW w:type="dxa" w:w="6026"/>
+              <w:t xml:space="preserve">カテゴリ</w:t>
+            </w:r>
+          </w:p>
+        </w:tc>
+        <w:tc>
+          <w:tcPr>
+            <w:tcW w:type="dxa" w:w="3300"/>
             <w:tcBorders>
               <w:top w:val="single" w:color="BFC9CA" w:sz="1"/>
               <w:left w:val="single" w:color="BFC9CA" w:sz="1"/>
@@ -4930,238 +6559,13 @@
                 <w:sz w:val="22"/>
                 <w:szCs w:val="22"/>
               </w:rPr>
-              <w:t xml:space="preserve">ポイント</w:t>
-            </w:r>
-          </w:p>
-        </w:tc>
-      </w:tr>
-      <w:tr>
-        <w:tc>
-          <w:tcPr>
-            <w:tcW w:type="dxa" w:w="3500"/>
-            <w:tcBorders>
-              <w:top w:val="single" w:color="BFC9CA" w:sz="1"/>
-              <w:left w:val="single" w:color="BFC9CA" w:sz="1"/>
-              <w:bottom w:val="single" w:color="BFC9CA" w:sz="1"/>
-              <w:right w:val="single" w:color="BFC9CA" w:sz="1"/>
-            </w:tcBorders>
-            <w:shd w:fill="FFFFFF" w:val="clear"/>
-            <w:tcMar>
-              <w:top w:type="dxa" w:w="80"/>
-              <w:left w:type="dxa" w:w="120"/>
-              <w:bottom w:type="dxa" w:w="80"/>
-              <w:right w:type="dxa" w:w="120"/>
-            </w:tcMar>
-          </w:tcPr>
-          <w:p>
-            <w:r>
-              <w:rPr>
-                <w:rFonts w:ascii="Meiryo" w:cs="Meiryo" w:eastAsia="Meiryo" w:hAnsi="Meiryo"/>
-                <w:sz w:val="22"/>
-                <w:szCs w:val="22"/>
-              </w:rPr>
-              <w:t xml:space="preserve">ジャンプトゥボックス</w:t>
-            </w:r>
-          </w:p>
-        </w:tc>
-        <w:tc>
-          <w:tcPr>
-            <w:tcW w:type="dxa" w:w="6026"/>
-            <w:tcBorders>
-              <w:top w:val="single" w:color="BFC9CA" w:sz="1"/>
-              <w:left w:val="single" w:color="BFC9CA" w:sz="1"/>
-              <w:bottom w:val="single" w:color="BFC9CA" w:sz="1"/>
-              <w:right w:val="single" w:color="BFC9CA" w:sz="1"/>
-            </w:tcBorders>
-            <w:shd w:fill="FFFFFF" w:val="clear"/>
-            <w:tcMar>
-              <w:top w:type="dxa" w:w="80"/>
-              <w:left w:type="dxa" w:w="120"/>
-              <w:bottom w:type="dxa" w:w="80"/>
-              <w:right w:type="dxa" w:w="120"/>
-            </w:tcMar>
-          </w:tcPr>
-          <w:p>
-            <w:r>
-              <w:rPr>
-                <w:rFonts w:ascii="Meiryo" w:cs="Meiryo" w:eastAsia="Meiryo" w:hAnsi="Meiryo"/>
-                <w:sz w:val="22"/>
-                <w:szCs w:val="22"/>
-              </w:rPr>
-              <w:t xml:space="preserve">ボックスの上に跳び乗る</w:t>
-            </w:r>
-          </w:p>
-        </w:tc>
-      </w:tr>
-      <w:tr>
-        <w:tc>
-          <w:tcPr>
-            <w:tcW w:type="dxa" w:w="3500"/>
-            <w:tcBorders>
-              <w:top w:val="single" w:color="BFC9CA" w:sz="1"/>
-              <w:left w:val="single" w:color="BFC9CA" w:sz="1"/>
-              <w:bottom w:val="single" w:color="BFC9CA" w:sz="1"/>
-              <w:right w:val="single" w:color="BFC9CA" w:sz="1"/>
-            </w:tcBorders>
-            <w:shd w:fill="EBF5FB" w:val="clear"/>
-            <w:tcMar>
-              <w:top w:type="dxa" w:w="80"/>
-              <w:left w:type="dxa" w:w="120"/>
-              <w:bottom w:type="dxa" w:w="80"/>
-              <w:right w:type="dxa" w:w="120"/>
-            </w:tcMar>
-          </w:tcPr>
-          <w:p>
-            <w:r>
-              <w:rPr>
-                <w:rFonts w:ascii="Meiryo" w:cs="Meiryo" w:eastAsia="Meiryo" w:hAnsi="Meiryo"/>
-                <w:sz w:val="22"/>
-                <w:szCs w:val="22"/>
-              </w:rPr>
-              <w:t xml:space="preserve">デプスジャンプ</w:t>
-            </w:r>
-          </w:p>
-        </w:tc>
-        <w:tc>
-          <w:tcPr>
-            <w:tcW w:type="dxa" w:w="6026"/>
-            <w:tcBorders>
-              <w:top w:val="single" w:color="BFC9CA" w:sz="1"/>
-              <w:left w:val="single" w:color="BFC9CA" w:sz="1"/>
-              <w:bottom w:val="single" w:color="BFC9CA" w:sz="1"/>
-              <w:right w:val="single" w:color="BFC9CA" w:sz="1"/>
-            </w:tcBorders>
-            <w:shd w:fill="EBF5FB" w:val="clear"/>
-            <w:tcMar>
-              <w:top w:type="dxa" w:w="80"/>
-              <w:left w:type="dxa" w:w="120"/>
-              <w:bottom w:type="dxa" w:w="80"/>
-              <w:right w:type="dxa" w:w="120"/>
-            </w:tcMar>
-          </w:tcPr>
-          <w:p>
-            <w:r>
-              <w:rPr>
-                <w:rFonts w:ascii="Meiryo" w:cs="Meiryo" w:eastAsia="Meiryo" w:hAnsi="Meiryo"/>
-                <w:sz w:val="22"/>
-                <w:szCs w:val="22"/>
-              </w:rPr>
-              <w:t xml:space="preserve">ボックスから降りて即座に跳び上がる（最高強度）</w:t>
-            </w:r>
-          </w:p>
-        </w:tc>
-      </w:tr>
-      <w:tr>
-        <w:tc>
-          <w:tcPr>
-            <w:tcW w:type="dxa" w:w="3500"/>
-            <w:tcBorders>
-              <w:top w:val="single" w:color="BFC9CA" w:sz="1"/>
-              <w:left w:val="single" w:color="BFC9CA" w:sz="1"/>
-              <w:bottom w:val="single" w:color="BFC9CA" w:sz="1"/>
-              <w:right w:val="single" w:color="BFC9CA" w:sz="1"/>
-            </w:tcBorders>
-            <w:shd w:fill="FFFFFF" w:val="clear"/>
-            <w:tcMar>
-              <w:top w:type="dxa" w:w="80"/>
-              <w:left w:type="dxa" w:w="120"/>
-              <w:bottom w:type="dxa" w:w="80"/>
-              <w:right w:type="dxa" w:w="120"/>
-            </w:tcMar>
-          </w:tcPr>
-          <w:p>
-            <w:r>
-              <w:rPr>
-                <w:rFonts w:ascii="Meiryo" w:cs="Meiryo" w:eastAsia="Meiryo" w:hAnsi="Meiryo"/>
-                <w:sz w:val="22"/>
-                <w:szCs w:val="22"/>
-              </w:rPr>
-              <w:t xml:space="preserve">スクワット・デプスジャンプ</w:t>
-            </w:r>
-          </w:p>
-        </w:tc>
-        <w:tc>
-          <w:tcPr>
-            <w:tcW w:type="dxa" w:w="6026"/>
-            <w:tcBorders>
-              <w:top w:val="single" w:color="BFC9CA" w:sz="1"/>
-              <w:left w:val="single" w:color="BFC9CA" w:sz="1"/>
-              <w:bottom w:val="single" w:color="BFC9CA" w:sz="1"/>
-              <w:right w:val="single" w:color="BFC9CA" w:sz="1"/>
-            </w:tcBorders>
-            <w:shd w:fill="FFFFFF" w:val="clear"/>
-            <w:tcMar>
-              <w:top w:type="dxa" w:w="80"/>
-              <w:left w:type="dxa" w:w="120"/>
-              <w:bottom w:type="dxa" w:w="80"/>
-              <w:right w:type="dxa" w:w="120"/>
-            </w:tcMar>
-          </w:tcPr>
-          <w:p>
-            <w:r>
-              <w:rPr>
-                <w:rFonts w:ascii="Meiryo" w:cs="Meiryo" w:eastAsia="Meiryo" w:hAnsi="Meiryo"/>
-                <w:sz w:val="22"/>
-                <w:szCs w:val="22"/>
-              </w:rPr>
-              <w:t xml:space="preserve">ボックスから降りてスクワット後にジャンプ</w:t>
-            </w:r>
-          </w:p>
-        </w:tc>
-      </w:tr>
-    </w:tbl>
-    <w:p>
-      <w:pPr>
-        <w:spacing w:after="60" w:before="60"/>
-      </w:pPr>
-      <w:r>
-        <w:t xml:space="preserve"/>
-      </w:r>
-    </w:p>
-    <w:p>
-      <w:pPr>
-        <w:pStyle w:val="Heading2"/>
-        <w:pBdr>
-          <w:bottom w:val="single" w:color="2E86C1" w:sz="4" w:space="2"/>
-        </w:pBdr>
-        <w:spacing w:after="80" w:before="240"/>
-      </w:pPr>
-      <w:r>
-        <w:rPr>
-          <w:rFonts w:ascii="Meiryo" w:cs="Meiryo" w:eastAsia="Meiryo" w:hAnsi="Meiryo"/>
-          <w:b/>
-          <w:bCs/>
-          <w:color w:val="1F5C8B"/>
-          <w:sz w:val="28"/>
-          <w:szCs w:val="28"/>
-        </w:rPr>
-        <w:t xml:space="preserve">6-2　上半身・体幹のドリル</w:t>
-      </w:r>
-    </w:p>
-    <w:tbl>
-      <w:tblPr>
-        <w:tblW w:type="dxa" w:w="9526"/>
-        <w:tblBorders>
-          <w:top w:val="single" w:color="auto" w:sz="4"/>
-          <w:left w:val="single" w:color="auto" w:sz="4"/>
-          <w:bottom w:val="single" w:color="auto" w:sz="4"/>
-          <w:right w:val="single" w:color="auto" w:sz="4"/>
-          <w:insideH w:val="single" w:color="auto" w:sz="4"/>
-          <w:insideV w:val="single" w:color="auto" w:sz="4"/>
-        </w:tblBorders>
-      </w:tblPr>
-      <w:tblGrid>
-        <w:gridCol w:w="2000"/>
-        <w:gridCol w:w="3526"/>
-        <w:gridCol w:w="4000"/>
-      </w:tblGrid>
-      <w:tr>
-        <w:trPr>
-          <w:tblHeader/>
-        </w:trPr>
-        <w:tc>
-          <w:tcPr>
-            <w:tcW w:type="dxa" w:w="2000"/>
+              <w:t xml:space="preserve">ドリル名</w:t>
+            </w:r>
+          </w:p>
+        </w:tc>
+        <w:tc>
+          <w:tcPr>
+            <w:tcW w:type="dxa" w:w="900"/>
             <w:tcBorders>
               <w:top w:val="single" w:color="BFC9CA" w:sz="1"/>
               <w:left w:val="single" w:color="BFC9CA" w:sz="1"/>
@@ -5189,13 +6593,13 @@
                 <w:sz w:val="22"/>
                 <w:szCs w:val="22"/>
               </w:rPr>
-              <w:t xml:space="preserve">カテゴリ</w:t>
-            </w:r>
-          </w:p>
-        </w:tc>
-        <w:tc>
-          <w:tcPr>
-            <w:tcW w:type="dxa" w:w="3526"/>
+              <w:t xml:space="preserve">強度</w:t>
+            </w:r>
+          </w:p>
+        </w:tc>
+        <w:tc>
+          <w:tcPr>
+            <w:tcW w:type="dxa" w:w="2926"/>
             <w:tcBorders>
               <w:top w:val="single" w:color="BFC9CA" w:sz="1"/>
               <w:left w:val="single" w:color="BFC9CA" w:sz="1"/>
@@ -5223,40 +6627,6 @@
                 <w:sz w:val="22"/>
                 <w:szCs w:val="22"/>
               </w:rPr>
-              <w:t xml:space="preserve">ドリル名</w:t>
-            </w:r>
-          </w:p>
-        </w:tc>
-        <w:tc>
-          <w:tcPr>
-            <w:tcW w:type="dxa" w:w="4000"/>
-            <w:tcBorders>
-              <w:top w:val="single" w:color="BFC9CA" w:sz="1"/>
-              <w:left w:val="single" w:color="BFC9CA" w:sz="1"/>
-              <w:bottom w:val="single" w:color="BFC9CA" w:sz="1"/>
-              <w:right w:val="single" w:color="BFC9CA" w:sz="1"/>
-            </w:tcBorders>
-            <w:shd w:fill="1F5C8B" w:val="clear"/>
-            <w:tcMar>
-              <w:top w:type="dxa" w:w="80"/>
-              <w:left w:type="dxa" w:w="120"/>
-              <w:bottom w:type="dxa" w:w="80"/>
-              <w:right w:type="dxa" w:w="120"/>
-            </w:tcMar>
-          </w:tcPr>
-          <w:p>
-            <w:pPr>
-              <w:jc w:val="center"/>
-            </w:pPr>
-            <w:r>
-              <w:rPr>
-                <w:rFonts w:ascii="Meiryo" w:cs="Meiryo" w:eastAsia="Meiryo" w:hAnsi="Meiryo"/>
-                <w:b/>
-                <w:bCs/>
-                <w:color w:val="FFFFFF"/>
-                <w:sz w:val="22"/>
-                <w:szCs w:val="22"/>
-              </w:rPr>
               <w:t xml:space="preserve">使用器具</w:t>
             </w:r>
           </w:p>
@@ -5265,7 +6635,7 @@
       <w:tr>
         <w:tc>
           <w:tcPr>
-            <w:tcW w:type="dxa" w:w="2000"/>
+            <w:tcW w:type="dxa" w:w="2400"/>
             <w:tcBorders>
               <w:top w:val="single" w:color="BFC9CA" w:sz="1"/>
               <w:left w:val="single" w:color="BFC9CA" w:sz="1"/>
@@ -5287,13 +6657,13 @@
                 <w:sz w:val="22"/>
                 <w:szCs w:val="22"/>
               </w:rPr>
-              <w:t xml:space="preserve">上半身</w:t>
-            </w:r>
-          </w:p>
-        </w:tc>
-        <w:tc>
-          <w:tcPr>
-            <w:tcW w:type="dxa" w:w="3526"/>
+              <w:t xml:space="preserve">上半身（スロー）</w:t>
+            </w:r>
+          </w:p>
+        </w:tc>
+        <w:tc>
+          <w:tcPr>
+            <w:tcW w:type="dxa" w:w="3300"/>
             <w:tcBorders>
               <w:top w:val="single" w:color="BFC9CA" w:sz="1"/>
               <w:left w:val="single" w:color="BFC9CA" w:sz="1"/>
@@ -5321,7 +6691,7 @@
         </w:tc>
         <w:tc>
           <w:tcPr>
-            <w:tcW w:type="dxa" w:w="4000"/>
+            <w:tcW w:type="dxa" w:w="900"/>
             <w:tcBorders>
               <w:top w:val="single" w:color="BFC9CA" w:sz="1"/>
               <w:left w:val="single" w:color="BFC9CA" w:sz="1"/>
@@ -5343,7 +6713,35 @@
                 <w:sz w:val="22"/>
                 <w:szCs w:val="22"/>
               </w:rPr>
-              <w:t xml:space="preserve">メディシンボール</w:t>
+              <w:t xml:space="preserve">低</w:t>
+            </w:r>
+          </w:p>
+        </w:tc>
+        <w:tc>
+          <w:tcPr>
+            <w:tcW w:type="dxa" w:w="2926"/>
+            <w:tcBorders>
+              <w:top w:val="single" w:color="BFC9CA" w:sz="1"/>
+              <w:left w:val="single" w:color="BFC9CA" w:sz="1"/>
+              <w:bottom w:val="single" w:color="BFC9CA" w:sz="1"/>
+              <w:right w:val="single" w:color="BFC9CA" w:sz="1"/>
+            </w:tcBorders>
+            <w:shd w:fill="FFFFFF" w:val="clear"/>
+            <w:tcMar>
+              <w:top w:type="dxa" w:w="80"/>
+              <w:left w:type="dxa" w:w="120"/>
+              <w:bottom w:type="dxa" w:w="80"/>
+              <w:right w:type="dxa" w:w="120"/>
+            </w:tcMar>
+          </w:tcPr>
+          <w:p>
+            <w:r>
+              <w:rPr>
+                <w:rFonts w:ascii="Meiryo" w:cs="Meiryo" w:eastAsia="Meiryo" w:hAnsi="Meiryo"/>
+                <w:sz w:val="22"/>
+                <w:szCs w:val="22"/>
+              </w:rPr>
+              <w:t xml:space="preserve">メディシンボール 0.9〜3.6kg</w:t>
             </w:r>
           </w:p>
         </w:tc>
@@ -5351,7 +6749,7 @@
       <w:tr>
         <w:tc>
           <w:tcPr>
-            <w:tcW w:type="dxa" w:w="2000"/>
+            <w:tcW w:type="dxa" w:w="2400"/>
             <w:tcBorders>
               <w:top w:val="single" w:color="BFC9CA" w:sz="1"/>
               <w:left w:val="single" w:color="BFC9CA" w:sz="1"/>
@@ -5373,13 +6771,13 @@
                 <w:sz w:val="22"/>
                 <w:szCs w:val="22"/>
               </w:rPr>
-              <w:t xml:space="preserve">上半身</w:t>
-            </w:r>
-          </w:p>
-        </w:tc>
-        <w:tc>
-          <w:tcPr>
-            <w:tcW w:type="dxa" w:w="3526"/>
+              <w:t xml:space="preserve">上半身（スロー）</w:t>
+            </w:r>
+          </w:p>
+        </w:tc>
+        <w:tc>
+          <w:tcPr>
+            <w:tcW w:type="dxa" w:w="3300"/>
             <w:tcBorders>
               <w:top w:val="single" w:color="BFC9CA" w:sz="1"/>
               <w:left w:val="single" w:color="BFC9CA" w:sz="1"/>
@@ -5401,13 +6799,13 @@
                 <w:sz w:val="22"/>
                 <w:szCs w:val="22"/>
               </w:rPr>
-              <w:t xml:space="preserve">オーバーヘッドスロー</w:t>
-            </w:r>
-          </w:p>
-        </w:tc>
-        <w:tc>
-          <w:tcPr>
-            <w:tcW w:type="dxa" w:w="4000"/>
+              <w:t xml:space="preserve">トゥーハンド・オーバーヘッドスロー</w:t>
+            </w:r>
+          </w:p>
+        </w:tc>
+        <w:tc>
+          <w:tcPr>
+            <w:tcW w:type="dxa" w:w="900"/>
             <w:tcBorders>
               <w:top w:val="single" w:color="BFC9CA" w:sz="1"/>
               <w:left w:val="single" w:color="BFC9CA" w:sz="1"/>
@@ -5429,7 +6827,35 @@
                 <w:sz w:val="22"/>
                 <w:szCs w:val="22"/>
               </w:rPr>
-              <w:t xml:space="preserve">メディシンボール</w:t>
+              <w:t xml:space="preserve">低</w:t>
+            </w:r>
+          </w:p>
+        </w:tc>
+        <w:tc>
+          <w:tcPr>
+            <w:tcW w:type="dxa" w:w="2926"/>
+            <w:tcBorders>
+              <w:top w:val="single" w:color="BFC9CA" w:sz="1"/>
+              <w:left w:val="single" w:color="BFC9CA" w:sz="1"/>
+              <w:bottom w:val="single" w:color="BFC9CA" w:sz="1"/>
+              <w:right w:val="single" w:color="BFC9CA" w:sz="1"/>
+            </w:tcBorders>
+            <w:shd w:fill="EBF5FB" w:val="clear"/>
+            <w:tcMar>
+              <w:top w:type="dxa" w:w="80"/>
+              <w:left w:type="dxa" w:w="120"/>
+              <w:bottom w:type="dxa" w:w="80"/>
+              <w:right w:type="dxa" w:w="120"/>
+            </w:tcMar>
+          </w:tcPr>
+          <w:p>
+            <w:r>
+              <w:rPr>
+                <w:rFonts w:ascii="Meiryo" w:cs="Meiryo" w:eastAsia="Meiryo" w:hAnsi="Meiryo"/>
+                <w:sz w:val="22"/>
+                <w:szCs w:val="22"/>
+              </w:rPr>
+              <w:t xml:space="preserve">メディシンボール 0.9〜3.6kg</w:t>
             </w:r>
           </w:p>
         </w:tc>
@@ -5437,7 +6863,7 @@
       <w:tr>
         <w:tc>
           <w:tcPr>
-            <w:tcW w:type="dxa" w:w="2000"/>
+            <w:tcW w:type="dxa" w:w="2400"/>
             <w:tcBorders>
               <w:top w:val="single" w:color="BFC9CA" w:sz="1"/>
               <w:left w:val="single" w:color="BFC9CA" w:sz="1"/>
@@ -5459,13 +6885,13 @@
                 <w:sz w:val="22"/>
                 <w:szCs w:val="22"/>
               </w:rPr>
-              <w:t xml:space="preserve">上半身</w:t>
-            </w:r>
-          </w:p>
-        </w:tc>
-        <w:tc>
-          <w:tcPr>
-            <w:tcW w:type="dxa" w:w="3526"/>
+              <w:t xml:space="preserve">上半身（スロー）</w:t>
+            </w:r>
+          </w:p>
+        </w:tc>
+        <w:tc>
+          <w:tcPr>
+            <w:tcW w:type="dxa" w:w="3300"/>
             <w:tcBorders>
               <w:top w:val="single" w:color="BFC9CA" w:sz="1"/>
               <w:left w:val="single" w:color="BFC9CA" w:sz="1"/>
@@ -5487,13 +6913,13 @@
                 <w:sz w:val="22"/>
                 <w:szCs w:val="22"/>
               </w:rPr>
-              <w:t xml:space="preserve">デプス・プッシュアップ</w:t>
-            </w:r>
-          </w:p>
-        </w:tc>
-        <w:tc>
-          <w:tcPr>
-            <w:tcW w:type="dxa" w:w="4000"/>
+              <w:t xml:space="preserve">シングルアーム・スロー</w:t>
+            </w:r>
+          </w:p>
+        </w:tc>
+        <w:tc>
+          <w:tcPr>
+            <w:tcW w:type="dxa" w:w="900"/>
             <w:tcBorders>
               <w:top w:val="single" w:color="BFC9CA" w:sz="1"/>
               <w:left w:val="single" w:color="BFC9CA" w:sz="1"/>
@@ -5515,7 +6941,35 @@
                 <w:sz w:val="22"/>
                 <w:szCs w:val="22"/>
               </w:rPr>
-              <w:t xml:space="preserve">なし（床）</w:t>
+              <w:t xml:space="preserve">中</w:t>
+            </w:r>
+          </w:p>
+        </w:tc>
+        <w:tc>
+          <w:tcPr>
+            <w:tcW w:type="dxa" w:w="2926"/>
+            <w:tcBorders>
+              <w:top w:val="single" w:color="BFC9CA" w:sz="1"/>
+              <w:left w:val="single" w:color="BFC9CA" w:sz="1"/>
+              <w:bottom w:val="single" w:color="BFC9CA" w:sz="1"/>
+              <w:right w:val="single" w:color="BFC9CA" w:sz="1"/>
+            </w:tcBorders>
+            <w:shd w:fill="FFFFFF" w:val="clear"/>
+            <w:tcMar>
+              <w:top w:type="dxa" w:w="80"/>
+              <w:left w:type="dxa" w:w="120"/>
+              <w:bottom w:type="dxa" w:w="80"/>
+              <w:right w:type="dxa" w:w="120"/>
+            </w:tcMar>
+          </w:tcPr>
+          <w:p>
+            <w:r>
+              <w:rPr>
+                <w:rFonts w:ascii="Meiryo" w:cs="Meiryo" w:eastAsia="Meiryo" w:hAnsi="Meiryo"/>
+                <w:sz w:val="22"/>
+                <w:szCs w:val="22"/>
+              </w:rPr>
+              <w:t xml:space="preserve">メディシンボール 0.5〜2.3kg</w:t>
             </w:r>
           </w:p>
         </w:tc>
@@ -5523,7 +6977,7 @@
       <w:tr>
         <w:tc>
           <w:tcPr>
-            <w:tcW w:type="dxa" w:w="2000"/>
+            <w:tcW w:type="dxa" w:w="2400"/>
             <w:tcBorders>
               <w:top w:val="single" w:color="BFC9CA" w:sz="1"/>
               <w:left w:val="single" w:color="BFC9CA" w:sz="1"/>
@@ -5545,13 +6999,241 @@
                 <w:sz w:val="22"/>
                 <w:szCs w:val="22"/>
               </w:rPr>
+              <w:t xml:space="preserve">上半身（スロー）</w:t>
+            </w:r>
+          </w:p>
+        </w:tc>
+        <w:tc>
+          <w:tcPr>
+            <w:tcW w:type="dxa" w:w="3300"/>
+            <w:tcBorders>
+              <w:top w:val="single" w:color="BFC9CA" w:sz="1"/>
+              <w:left w:val="single" w:color="BFC9CA" w:sz="1"/>
+              <w:bottom w:val="single" w:color="BFC9CA" w:sz="1"/>
+              <w:right w:val="single" w:color="BFC9CA" w:sz="1"/>
+            </w:tcBorders>
+            <w:shd w:fill="EBF5FB" w:val="clear"/>
+            <w:tcMar>
+              <w:top w:type="dxa" w:w="80"/>
+              <w:left w:type="dxa" w:w="120"/>
+              <w:bottom w:type="dxa" w:w="80"/>
+              <w:right w:type="dxa" w:w="120"/>
+            </w:tcMar>
+          </w:tcPr>
+          <w:p>
+            <w:r>
+              <w:rPr>
+                <w:rFonts w:ascii="Meiryo" w:cs="Meiryo" w:eastAsia="Meiryo" w:hAnsi="Meiryo"/>
+                <w:sz w:val="22"/>
+                <w:szCs w:val="22"/>
+              </w:rPr>
+              <w:t xml:space="preserve">パワードロップ</w:t>
+            </w:r>
+          </w:p>
+        </w:tc>
+        <w:tc>
+          <w:tcPr>
+            <w:tcW w:type="dxa" w:w="900"/>
+            <w:tcBorders>
+              <w:top w:val="single" w:color="BFC9CA" w:sz="1"/>
+              <w:left w:val="single" w:color="BFC9CA" w:sz="1"/>
+              <w:bottom w:val="single" w:color="BFC9CA" w:sz="1"/>
+              <w:right w:val="single" w:color="BFC9CA" w:sz="1"/>
+            </w:tcBorders>
+            <w:shd w:fill="EBF5FB" w:val="clear"/>
+            <w:tcMar>
+              <w:top w:type="dxa" w:w="80"/>
+              <w:left w:type="dxa" w:w="120"/>
+              <w:bottom w:type="dxa" w:w="80"/>
+              <w:right w:type="dxa" w:w="120"/>
+            </w:tcMar>
+          </w:tcPr>
+          <w:p>
+            <w:r>
+              <w:rPr>
+                <w:rFonts w:ascii="Meiryo" w:cs="Meiryo" w:eastAsia="Meiryo" w:hAnsi="Meiryo"/>
+                <w:sz w:val="22"/>
+                <w:szCs w:val="22"/>
+              </w:rPr>
+              <w:t xml:space="preserve">高</w:t>
+            </w:r>
+          </w:p>
+        </w:tc>
+        <w:tc>
+          <w:tcPr>
+            <w:tcW w:type="dxa" w:w="2926"/>
+            <w:tcBorders>
+              <w:top w:val="single" w:color="BFC9CA" w:sz="1"/>
+              <w:left w:val="single" w:color="BFC9CA" w:sz="1"/>
+              <w:bottom w:val="single" w:color="BFC9CA" w:sz="1"/>
+              <w:right w:val="single" w:color="BFC9CA" w:sz="1"/>
+            </w:tcBorders>
+            <w:shd w:fill="EBF5FB" w:val="clear"/>
+            <w:tcMar>
+              <w:top w:type="dxa" w:w="80"/>
+              <w:left w:type="dxa" w:w="120"/>
+              <w:bottom w:type="dxa" w:w="80"/>
+              <w:right w:type="dxa" w:w="120"/>
+            </w:tcMar>
+          </w:tcPr>
+          <w:p>
+            <w:r>
+              <w:rPr>
+                <w:rFonts w:ascii="Meiryo" w:cs="Meiryo" w:eastAsia="Meiryo" w:hAnsi="Meiryo"/>
+                <w:sz w:val="22"/>
+                <w:szCs w:val="22"/>
+              </w:rPr>
+              <w:t xml:space="preserve">メディシンボール＋ボックス</w:t>
+            </w:r>
+          </w:p>
+        </w:tc>
+      </w:tr>
+      <w:tr>
+        <w:tc>
+          <w:tcPr>
+            <w:tcW w:type="dxa" w:w="2400"/>
+            <w:tcBorders>
+              <w:top w:val="single" w:color="BFC9CA" w:sz="1"/>
+              <w:left w:val="single" w:color="BFC9CA" w:sz="1"/>
+              <w:bottom w:val="single" w:color="BFC9CA" w:sz="1"/>
+              <w:right w:val="single" w:color="BFC9CA" w:sz="1"/>
+            </w:tcBorders>
+            <w:shd w:fill="FFFFFF" w:val="clear"/>
+            <w:tcMar>
+              <w:top w:type="dxa" w:w="80"/>
+              <w:left w:type="dxa" w:w="120"/>
+              <w:bottom w:type="dxa" w:w="80"/>
+              <w:right w:type="dxa" w:w="120"/>
+            </w:tcMar>
+          </w:tcPr>
+          <w:p>
+            <w:r>
+              <w:rPr>
+                <w:rFonts w:ascii="Meiryo" w:cs="Meiryo" w:eastAsia="Meiryo" w:hAnsi="Meiryo"/>
+                <w:sz w:val="22"/>
+                <w:szCs w:val="22"/>
+              </w:rPr>
+              <w:t xml:space="preserve">上半身（プッシュアップ）</w:t>
+            </w:r>
+          </w:p>
+        </w:tc>
+        <w:tc>
+          <w:tcPr>
+            <w:tcW w:type="dxa" w:w="3300"/>
+            <w:tcBorders>
+              <w:top w:val="single" w:color="BFC9CA" w:sz="1"/>
+              <w:left w:val="single" w:color="BFC9CA" w:sz="1"/>
+              <w:bottom w:val="single" w:color="BFC9CA" w:sz="1"/>
+              <w:right w:val="single" w:color="BFC9CA" w:sz="1"/>
+            </w:tcBorders>
+            <w:shd w:fill="FFFFFF" w:val="clear"/>
+            <w:tcMar>
+              <w:top w:type="dxa" w:w="80"/>
+              <w:left w:type="dxa" w:w="120"/>
+              <w:bottom w:type="dxa" w:w="80"/>
+              <w:right w:type="dxa" w:w="120"/>
+            </w:tcMar>
+          </w:tcPr>
+          <w:p>
+            <w:r>
+              <w:rPr>
+                <w:rFonts w:ascii="Meiryo" w:cs="Meiryo" w:eastAsia="Meiryo" w:hAnsi="Meiryo"/>
+                <w:sz w:val="22"/>
+                <w:szCs w:val="22"/>
+              </w:rPr>
+              <w:t xml:space="preserve">デプス・プッシュアップ</w:t>
+            </w:r>
+          </w:p>
+        </w:tc>
+        <w:tc>
+          <w:tcPr>
+            <w:tcW w:type="dxa" w:w="900"/>
+            <w:tcBorders>
+              <w:top w:val="single" w:color="BFC9CA" w:sz="1"/>
+              <w:left w:val="single" w:color="BFC9CA" w:sz="1"/>
+              <w:bottom w:val="single" w:color="BFC9CA" w:sz="1"/>
+              <w:right w:val="single" w:color="BFC9CA" w:sz="1"/>
+            </w:tcBorders>
+            <w:shd w:fill="FFFFFF" w:val="clear"/>
+            <w:tcMar>
+              <w:top w:type="dxa" w:w="80"/>
+              <w:left w:type="dxa" w:w="120"/>
+              <w:bottom w:type="dxa" w:w="80"/>
+              <w:right w:type="dxa" w:w="120"/>
+            </w:tcMar>
+          </w:tcPr>
+          <w:p>
+            <w:r>
+              <w:rPr>
+                <w:rFonts w:ascii="Meiryo" w:cs="Meiryo" w:eastAsia="Meiryo" w:hAnsi="Meiryo"/>
+                <w:sz w:val="22"/>
+                <w:szCs w:val="22"/>
+              </w:rPr>
+              <w:t xml:space="preserve">中</w:t>
+            </w:r>
+          </w:p>
+        </w:tc>
+        <w:tc>
+          <w:tcPr>
+            <w:tcW w:type="dxa" w:w="2926"/>
+            <w:tcBorders>
+              <w:top w:val="single" w:color="BFC9CA" w:sz="1"/>
+              <w:left w:val="single" w:color="BFC9CA" w:sz="1"/>
+              <w:bottom w:val="single" w:color="BFC9CA" w:sz="1"/>
+              <w:right w:val="single" w:color="BFC9CA" w:sz="1"/>
+            </w:tcBorders>
+            <w:shd w:fill="FFFFFF" w:val="clear"/>
+            <w:tcMar>
+              <w:top w:type="dxa" w:w="80"/>
+              <w:left w:type="dxa" w:w="120"/>
+              <w:bottom w:type="dxa" w:w="80"/>
+              <w:right w:type="dxa" w:w="120"/>
+            </w:tcMar>
+          </w:tcPr>
+          <w:p>
+            <w:r>
+              <w:rPr>
+                <w:rFonts w:ascii="Meiryo" w:cs="Meiryo" w:eastAsia="Meiryo" w:hAnsi="Meiryo"/>
+                <w:sz w:val="22"/>
+                <w:szCs w:val="22"/>
+              </w:rPr>
+              <w:t xml:space="preserve">メディシンボール 2.3〜3.6kg</w:t>
+            </w:r>
+          </w:p>
+        </w:tc>
+      </w:tr>
+      <w:tr>
+        <w:tc>
+          <w:tcPr>
+            <w:tcW w:type="dxa" w:w="2400"/>
+            <w:tcBorders>
+              <w:top w:val="single" w:color="BFC9CA" w:sz="1"/>
+              <w:left w:val="single" w:color="BFC9CA" w:sz="1"/>
+              <w:bottom w:val="single" w:color="BFC9CA" w:sz="1"/>
+              <w:right w:val="single" w:color="BFC9CA" w:sz="1"/>
+            </w:tcBorders>
+            <w:shd w:fill="EBF5FB" w:val="clear"/>
+            <w:tcMar>
+              <w:top w:type="dxa" w:w="80"/>
+              <w:left w:type="dxa" w:w="120"/>
+              <w:bottom w:type="dxa" w:w="80"/>
+              <w:right w:type="dxa" w:w="120"/>
+            </w:tcMar>
+          </w:tcPr>
+          <w:p>
+            <w:r>
+              <w:rPr>
+                <w:rFonts w:ascii="Meiryo" w:cs="Meiryo" w:eastAsia="Meiryo" w:hAnsi="Meiryo"/>
+                <w:sz w:val="22"/>
+                <w:szCs w:val="22"/>
+              </w:rPr>
               <w:t xml:space="preserve">体幹</w:t>
             </w:r>
           </w:p>
         </w:tc>
         <w:tc>
           <w:tcPr>
-            <w:tcW w:type="dxa" w:w="3526"/>
+            <w:tcW w:type="dxa" w:w="3300"/>
             <w:tcBorders>
               <w:top w:val="single" w:color="BFC9CA" w:sz="1"/>
               <w:left w:val="single" w:color="BFC9CA" w:sz="1"/>
@@ -5579,7 +7261,7 @@
         </w:tc>
         <w:tc>
           <w:tcPr>
-            <w:tcW w:type="dxa" w:w="4000"/>
+            <w:tcW w:type="dxa" w:w="900"/>
             <w:tcBorders>
               <w:top w:val="single" w:color="BFC9CA" w:sz="1"/>
               <w:left w:val="single" w:color="BFC9CA" w:sz="1"/>
@@ -5601,12 +7283,53 @@
                 <w:sz w:val="22"/>
                 <w:szCs w:val="22"/>
               </w:rPr>
-              <w:t xml:space="preserve">メディシンボール</w:t>
+              <w:t xml:space="preserve">中</w:t>
+            </w:r>
+          </w:p>
+        </w:tc>
+        <w:tc>
+          <w:tcPr>
+            <w:tcW w:type="dxa" w:w="2926"/>
+            <w:tcBorders>
+              <w:top w:val="single" w:color="BFC9CA" w:sz="1"/>
+              <w:left w:val="single" w:color="BFC9CA" w:sz="1"/>
+              <w:bottom w:val="single" w:color="BFC9CA" w:sz="1"/>
+              <w:right w:val="single" w:color="BFC9CA" w:sz="1"/>
+            </w:tcBorders>
+            <w:shd w:fill="EBF5FB" w:val="clear"/>
+            <w:tcMar>
+              <w:top w:type="dxa" w:w="80"/>
+              <w:left w:type="dxa" w:w="120"/>
+              <w:bottom w:type="dxa" w:w="80"/>
+              <w:right w:type="dxa" w:w="120"/>
+            </w:tcMar>
+          </w:tcPr>
+          <w:p>
+            <w:r>
+              <w:rPr>
+                <w:rFonts w:ascii="Meiryo" w:cs="Meiryo" w:eastAsia="Meiryo" w:hAnsi="Meiryo"/>
+                <w:sz w:val="22"/>
+                <w:szCs w:val="22"/>
+              </w:rPr>
+              <w:t xml:space="preserve">メディシンボール 0.9〜3.6kg</w:t>
             </w:r>
           </w:p>
         </w:tc>
       </w:tr>
     </w:tbl>
+    <w:p>
+      <w:pPr>
+        <w:spacing w:after="60" w:before="60"/>
+      </w:pPr>
+      <w:r>
+        <w:rPr>
+          <w:rFonts w:ascii="Meiryo" w:cs="Meiryo" w:eastAsia="Meiryo" w:hAnsi="Meiryo"/>
+          <w:sz w:val="22"/>
+          <w:szCs w:val="22"/>
+        </w:rPr>
+        <w:t xml:space="preserve">体幹の筋で「本当の」プライオメトリクスを行うのは難しいとされます。動作の範囲を小さく、素早く行うほどプライオメトリクスに近づきます。</w:t>
+      </w:r>
+    </w:p>
     <w:p>
       <w:pPr>
         <w:spacing w:after="60" w:before="60"/>
@@ -5654,7 +7377,20 @@
           <w:sz w:val="22"/>
           <w:szCs w:val="22"/>
         </w:rPr>
-        <w:t xml:space="preserve">主動筋に適切な負荷をかけながら最大の力を発揮する能力を高めること</w:t>
+        <w:t xml:space="preserve">主働筋に過負荷をかけ、素早く力を発揮する能力を高めること</w:t>
+      </w:r>
+    </w:p>
+    <w:p>
+      <w:pPr>
+        <w:spacing w:after="60" w:before="60"/>
+      </w:pPr>
+      <w:r>
+        <w:rPr>
+          <w:rFonts w:ascii="Meiryo" w:cs="Meiryo" w:eastAsia="Meiryo" w:hAnsi="Meiryo"/>
+          <w:sz w:val="22"/>
+          <w:szCs w:val="22"/>
+        </w:rPr>
+        <w:t xml:space="preserve">プライオメトリクスはそれだけで完結するものではなく、筋力・スピード・有酸素性・柔軟性のトレーニングや適切な栄養を含む、全体的なプログラムの一部と考えます。</w:t>
       </w:r>
     </w:p>
     <w:p>
@@ -5693,7 +7429,7 @@
           <w:sz w:val="22"/>
           <w:szCs w:val="22"/>
         </w:rPr>
-        <w:t xml:space="preserve">正しいテクニックが最優先（量より質）</w:t>
+        <w:t xml:space="preserve">正しいテクニックが最優先（とくに着地：肩・膝がつま先の上、膝が内に入らない）</w:t>
       </w:r>
     </w:p>
     <w:p>
@@ -5711,7 +7447,7 @@
           <w:sz w:val="22"/>
           <w:szCs w:val="22"/>
         </w:rPr>
-        <w:t xml:space="preserve">ニーズ分析から始める</w:t>
+        <w:t xml:space="preserve">ニーズ分析から始める（競技・ポジション・トレーニング状態）</w:t>
       </w:r>
     </w:p>
     <w:p>
@@ -5729,7 +7465,7 @@
           <w:sz w:val="22"/>
           <w:szCs w:val="22"/>
         </w:rPr>
-        <w:t xml:space="preserve">段階的に強度を上げる（漸進性）</w:t>
+        <w:t xml:space="preserve">漸進的に負荷を上げる（強度を上げたら量を減らす）</w:t>
       </w:r>
     </w:p>
     <w:p>
@@ -5747,7 +7483,7 @@
           <w:sz w:val="22"/>
           <w:szCs w:val="22"/>
         </w:rPr>
-        <w:t xml:space="preserve">週2〜3回、各セッション間に48時間の回復を確保</w:t>
+        <w:t xml:space="preserve">十分な回復をとる（セッション間48〜72時間、運動‐休息比1:5〜1:10）</w:t>
       </w:r>
     </w:p>
     <w:p>
@@ -5783,7 +7519,7 @@
           <w:sz w:val="22"/>
           <w:szCs w:val="22"/>
         </w:rPr>
-        <w:t xml:space="preserve">施設・用具の安全確認を怠らない</w:t>
+        <w:t xml:space="preserve">施設・用具の安全確認を怠らない（着地面・天井高・ボックス・シューズ・監視）</w:t>
       </w:r>
     </w:p>
     <w:p>
@@ -5801,7 +7537,7 @@
           <w:sz w:val="22"/>
           <w:szCs w:val="22"/>
         </w:rPr>
-        <w:t xml:space="preserve">対象者の特性（年齢・経験・体力）に応じたプログラムを</w:t>
+        <w:t xml:space="preserve">対象者（子ども・成人・マスターズ）に合わせて強度・量・回復を調整する</w:t>
       </w:r>
     </w:p>
     <w:p>
@@ -5971,7 +7707,7 @@
                 <w:sz w:val="22"/>
                 <w:szCs w:val="22"/>
               </w:rPr>
-              <w:t xml:space="preserve">伸張・短縮サイクルを利用した爆発的トレーニング</w:t>
+              <w:t xml:space="preserve">反動動作（SSC）を使い、短い時間で大きな力を発揮する能力を高める運動</w:t>
             </w:r>
           </w:p>
         </w:tc>
@@ -6001,7 +7737,7 @@
                 <w:sz w:val="22"/>
                 <w:szCs w:val="22"/>
               </w:rPr>
-              <w:t xml:space="preserve">SSC（ストレッチ・ショートニングサイクル）</w:t>
+              <w:t xml:space="preserve">パワー</w:t>
             </w:r>
           </w:p>
         </w:tc>
@@ -6029,7 +7765,7 @@
                 <w:sz w:val="22"/>
                 <w:szCs w:val="22"/>
               </w:rPr>
-              <w:t xml:space="preserve">筋が伸ばされた後に短縮する一連のサイクル</w:t>
+              <w:t xml:space="preserve">力とスピードの関係を表す用語。プライオメトリクスで高めたい能力</w:t>
             </w:r>
           </w:p>
         </w:tc>
@@ -6059,7 +7795,7 @@
                 <w:sz w:val="22"/>
                 <w:szCs w:val="22"/>
               </w:rPr>
-              <w:t xml:space="preserve">SEC（直列弾性要素）</w:t>
+              <w:t xml:space="preserve">SSC（ストレッチ・ショートニングサイクル）</w:t>
             </w:r>
           </w:p>
         </w:tc>
@@ -6087,7 +7823,7 @@
                 <w:sz w:val="22"/>
                 <w:szCs w:val="22"/>
               </w:rPr>
-              <w:t xml:space="preserve">腱や腱膜などに蓄えられる弾性エネルギー</w:t>
+              <w:t xml:space="preserve">伸張性局面 → 償却局面 → 短縮性局面の一連の流れ</w:t>
             </w:r>
           </w:p>
         </w:tc>
@@ -6117,7 +7853,7 @@
                 <w:sz w:val="22"/>
                 <w:szCs w:val="22"/>
               </w:rPr>
-              <w:t xml:space="preserve">伸張反射</w:t>
+              <w:t xml:space="preserve">伸張性局面</w:t>
             </w:r>
           </w:p>
         </w:tc>
@@ -6145,7 +7881,7 @@
                 <w:sz w:val="22"/>
                 <w:szCs w:val="22"/>
               </w:rPr>
-              <w:t xml:space="preserve">筋紡錘が急激な伸張を感知して収縮を促す反射</w:t>
+              <w:t xml:space="preserve">主働筋が引き伸ばされ、弾性エネルギーが蓄えられる局面</w:t>
             </w:r>
           </w:p>
         </w:tc>
@@ -6175,7 +7911,7 @@
                 <w:sz w:val="22"/>
                 <w:szCs w:val="22"/>
               </w:rPr>
-              <w:t xml:space="preserve">デプスジャンプ</w:t>
+              <w:t xml:space="preserve">償却局面</w:t>
             </w:r>
           </w:p>
         </w:tc>
@@ -6203,7 +7939,7 @@
                 <w:sz w:val="22"/>
                 <w:szCs w:val="22"/>
               </w:rPr>
-              <w:t xml:space="preserve">高い台から降りて即座に跳ぶ、最高強度のドリル</w:t>
+              <w:t xml:space="preserve">伸張性局面と短縮性局面の間の切り返し。短いほどよい</w:t>
             </w:r>
           </w:p>
         </w:tc>
@@ -6233,7 +7969,7 @@
                 <w:sz w:val="22"/>
                 <w:szCs w:val="22"/>
               </w:rPr>
-              <w:t xml:space="preserve">筋紡錘</w:t>
+              <w:t xml:space="preserve">短縮性局面</w:t>
             </w:r>
           </w:p>
         </w:tc>
@@ -6261,7 +7997,7 @@
                 <w:sz w:val="22"/>
                 <w:szCs w:val="22"/>
               </w:rPr>
-              <w:t xml:space="preserve">筋肉内の感覚受容器、伸張反射を起こす</w:t>
+              <w:t xml:space="preserve">主働筋が短縮し、蓄えたエネルギーが放出される局面</w:t>
             </w:r>
           </w:p>
         </w:tc>
@@ -6291,7 +8027,7 @@
                 <w:sz w:val="22"/>
                 <w:szCs w:val="22"/>
               </w:rPr>
-              <w:t xml:space="preserve">漸進性</w:t>
+              <w:t xml:space="preserve">SEC（直列弾性要素）</w:t>
             </w:r>
           </w:p>
         </w:tc>
@@ -6319,7 +8055,7 @@
                 <w:sz w:val="22"/>
                 <w:szCs w:val="22"/>
               </w:rPr>
-              <w:t xml:space="preserve">少しずつ負荷を高めていくトレーニング原則</w:t>
+              <w:t xml:space="preserve">主に腱。バネのように弾性エネルギーを蓄えて放出する</w:t>
             </w:r>
           </w:p>
         </w:tc>
@@ -6349,7 +8085,7 @@
                 <w:sz w:val="22"/>
                 <w:szCs w:val="22"/>
               </w:rPr>
-              <w:t xml:space="preserve">ゴルジ腱器官</w:t>
+              <w:t xml:space="preserve">筋紡錘</w:t>
             </w:r>
           </w:p>
         </w:tc>
@@ -6377,7 +8113,413 @@
                 <w:sz w:val="22"/>
                 <w:szCs w:val="22"/>
               </w:rPr>
-              <w:t xml:space="preserve">過度の張力から筋を守る保護機構（過負荷で筋を弛緩させる）</w:t>
+              <w:t xml:space="preserve">伸張の速さと大きさを感知する筋内の受容器。伸張反射を起こす</w:t>
+            </w:r>
+          </w:p>
+        </w:tc>
+      </w:tr>
+      <w:tr>
+        <w:tc>
+          <w:tcPr>
+            <w:tcW w:type="dxa" w:w="3800"/>
+            <w:tcBorders>
+              <w:top w:val="single" w:color="BFC9CA" w:sz="1"/>
+              <w:left w:val="single" w:color="BFC9CA" w:sz="1"/>
+              <w:bottom w:val="single" w:color="BFC9CA" w:sz="1"/>
+              <w:right w:val="single" w:color="BFC9CA" w:sz="1"/>
+            </w:tcBorders>
+            <w:shd w:fill="FFFFFF" w:val="clear"/>
+            <w:tcMar>
+              <w:top w:type="dxa" w:w="80"/>
+              <w:left w:type="dxa" w:w="120"/>
+              <w:bottom w:type="dxa" w:w="80"/>
+              <w:right w:type="dxa" w:w="120"/>
+            </w:tcMar>
+          </w:tcPr>
+          <w:p>
+            <w:r>
+              <w:rPr>
+                <w:rFonts w:ascii="Meiryo" w:cs="Meiryo" w:eastAsia="Meiryo" w:hAnsi="Meiryo"/>
+                <w:sz w:val="22"/>
+                <w:szCs w:val="22"/>
+              </w:rPr>
+              <w:t xml:space="preserve">伸張反射</w:t>
+            </w:r>
+          </w:p>
+        </w:tc>
+        <w:tc>
+          <w:tcPr>
+            <w:tcW w:type="dxa" w:w="5726"/>
+            <w:tcBorders>
+              <w:top w:val="single" w:color="BFC9CA" w:sz="1"/>
+              <w:left w:val="single" w:color="BFC9CA" w:sz="1"/>
+              <w:bottom w:val="single" w:color="BFC9CA" w:sz="1"/>
+              <w:right w:val="single" w:color="BFC9CA" w:sz="1"/>
+            </w:tcBorders>
+            <w:shd w:fill="FFFFFF" w:val="clear"/>
+            <w:tcMar>
+              <w:top w:type="dxa" w:w="80"/>
+              <w:left w:type="dxa" w:w="120"/>
+              <w:bottom w:type="dxa" w:w="80"/>
+              <w:right w:type="dxa" w:w="120"/>
+            </w:tcMar>
+          </w:tcPr>
+          <w:p>
+            <w:r>
+              <w:rPr>
+                <w:rFonts w:ascii="Meiryo" w:cs="Meiryo" w:eastAsia="Meiryo" w:hAnsi="Meiryo"/>
+                <w:sz w:val="22"/>
+                <w:szCs w:val="22"/>
+              </w:rPr>
+              <w:t xml:space="preserve">筋を引き伸ばす刺激に対して、意思とは関係なく筋が収縮する反応</w:t>
+            </w:r>
+          </w:p>
+        </w:tc>
+      </w:tr>
+      <w:tr>
+        <w:tc>
+          <w:tcPr>
+            <w:tcW w:type="dxa" w:w="3800"/>
+            <w:tcBorders>
+              <w:top w:val="single" w:color="BFC9CA" w:sz="1"/>
+              <w:left w:val="single" w:color="BFC9CA" w:sz="1"/>
+              <w:bottom w:val="single" w:color="BFC9CA" w:sz="1"/>
+              <w:right w:val="single" w:color="BFC9CA" w:sz="1"/>
+            </w:tcBorders>
+            <w:shd w:fill="EBF5FB" w:val="clear"/>
+            <w:tcMar>
+              <w:top w:type="dxa" w:w="80"/>
+              <w:left w:type="dxa" w:w="120"/>
+              <w:bottom w:type="dxa" w:w="80"/>
+              <w:right w:type="dxa" w:w="120"/>
+            </w:tcMar>
+          </w:tcPr>
+          <w:p>
+            <w:r>
+              <w:rPr>
+                <w:rFonts w:ascii="Meiryo" w:cs="Meiryo" w:eastAsia="Meiryo" w:hAnsi="Meiryo"/>
+                <w:sz w:val="22"/>
+                <w:szCs w:val="22"/>
+              </w:rPr>
+              <w:t xml:space="preserve">増強効果</w:t>
+            </w:r>
+          </w:p>
+        </w:tc>
+        <w:tc>
+          <w:tcPr>
+            <w:tcW w:type="dxa" w:w="5726"/>
+            <w:tcBorders>
+              <w:top w:val="single" w:color="BFC9CA" w:sz="1"/>
+              <w:left w:val="single" w:color="BFC9CA" w:sz="1"/>
+              <w:bottom w:val="single" w:color="BFC9CA" w:sz="1"/>
+              <w:right w:val="single" w:color="BFC9CA" w:sz="1"/>
+            </w:tcBorders>
+            <w:shd w:fill="EBF5FB" w:val="clear"/>
+            <w:tcMar>
+              <w:top w:type="dxa" w:w="80"/>
+              <w:left w:type="dxa" w:w="120"/>
+              <w:bottom w:type="dxa" w:w="80"/>
+              <w:right w:type="dxa" w:w="120"/>
+            </w:tcMar>
+          </w:tcPr>
+          <w:p>
+            <w:r>
+              <w:rPr>
+                <w:rFonts w:ascii="Meiryo" w:cs="Meiryo" w:eastAsia="Meiryo" w:hAnsi="Meiryo"/>
+                <w:sz w:val="22"/>
+                <w:szCs w:val="22"/>
+              </w:rPr>
+              <w:t xml:space="preserve">伸張反射などによって、続く短縮性筋活動の力が高まること</w:t>
+            </w:r>
+          </w:p>
+        </w:tc>
+      </w:tr>
+      <w:tr>
+        <w:tc>
+          <w:tcPr>
+            <w:tcW w:type="dxa" w:w="3800"/>
+            <w:tcBorders>
+              <w:top w:val="single" w:color="BFC9CA" w:sz="1"/>
+              <w:left w:val="single" w:color="BFC9CA" w:sz="1"/>
+              <w:bottom w:val="single" w:color="BFC9CA" w:sz="1"/>
+              <w:right w:val="single" w:color="BFC9CA" w:sz="1"/>
+            </w:tcBorders>
+            <w:shd w:fill="FFFFFF" w:val="clear"/>
+            <w:tcMar>
+              <w:top w:type="dxa" w:w="80"/>
+              <w:left w:type="dxa" w:w="120"/>
+              <w:bottom w:type="dxa" w:w="80"/>
+              <w:right w:type="dxa" w:w="120"/>
+            </w:tcMar>
+          </w:tcPr>
+          <w:p>
+            <w:r>
+              <w:rPr>
+                <w:rFonts w:ascii="Meiryo" w:cs="Meiryo" w:eastAsia="Meiryo" w:hAnsi="Meiryo"/>
+                <w:sz w:val="22"/>
+                <w:szCs w:val="22"/>
+              </w:rPr>
+              <w:t xml:space="preserve">デプスジャンプ</w:t>
+            </w:r>
+          </w:p>
+        </w:tc>
+        <w:tc>
+          <w:tcPr>
+            <w:tcW w:type="dxa" w:w="5726"/>
+            <w:tcBorders>
+              <w:top w:val="single" w:color="BFC9CA" w:sz="1"/>
+              <w:left w:val="single" w:color="BFC9CA" w:sz="1"/>
+              <w:bottom w:val="single" w:color="BFC9CA" w:sz="1"/>
+              <w:right w:val="single" w:color="BFC9CA" w:sz="1"/>
+            </w:tcBorders>
+            <w:shd w:fill="FFFFFF" w:val="clear"/>
+            <w:tcMar>
+              <w:top w:type="dxa" w:w="80"/>
+              <w:left w:type="dxa" w:w="120"/>
+              <w:bottom w:type="dxa" w:w="80"/>
+              <w:right w:type="dxa" w:w="120"/>
+            </w:tcMar>
+          </w:tcPr>
+          <w:p>
+            <w:r>
+              <w:rPr>
+                <w:rFonts w:ascii="Meiryo" w:cs="Meiryo" w:eastAsia="Meiryo" w:hAnsi="Meiryo"/>
+                <w:sz w:val="22"/>
+                <w:szCs w:val="22"/>
+              </w:rPr>
+              <w:t xml:space="preserve">ボックスから降りて着地し、ただちに跳ぶドリル。強度が高い</w:t>
+            </w:r>
+          </w:p>
+        </w:tc>
+      </w:tr>
+      <w:tr>
+        <w:tc>
+          <w:tcPr>
+            <w:tcW w:type="dxa" w:w="3800"/>
+            <w:tcBorders>
+              <w:top w:val="single" w:color="BFC9CA" w:sz="1"/>
+              <w:left w:val="single" w:color="BFC9CA" w:sz="1"/>
+              <w:bottom w:val="single" w:color="BFC9CA" w:sz="1"/>
+              <w:right w:val="single" w:color="BFC9CA" w:sz="1"/>
+            </w:tcBorders>
+            <w:shd w:fill="EBF5FB" w:val="clear"/>
+            <w:tcMar>
+              <w:top w:type="dxa" w:w="80"/>
+              <w:left w:type="dxa" w:w="120"/>
+              <w:bottom w:type="dxa" w:w="80"/>
+              <w:right w:type="dxa" w:w="120"/>
+            </w:tcMar>
+          </w:tcPr>
+          <w:p>
+            <w:r>
+              <w:rPr>
+                <w:rFonts w:ascii="Meiryo" w:cs="Meiryo" w:eastAsia="Meiryo" w:hAnsi="Meiryo"/>
+                <w:sz w:val="22"/>
+                <w:szCs w:val="22"/>
+              </w:rPr>
+              <w:t xml:space="preserve">コンプレックス（複合）トレーニング</w:t>
+            </w:r>
+          </w:p>
+        </w:tc>
+        <w:tc>
+          <w:tcPr>
+            <w:tcW w:type="dxa" w:w="5726"/>
+            <w:tcBorders>
+              <w:top w:val="single" w:color="BFC9CA" w:sz="1"/>
+              <w:left w:val="single" w:color="BFC9CA" w:sz="1"/>
+              <w:bottom w:val="single" w:color="BFC9CA" w:sz="1"/>
+              <w:right w:val="single" w:color="BFC9CA" w:sz="1"/>
+            </w:tcBorders>
+            <w:shd w:fill="EBF5FB" w:val="clear"/>
+            <w:tcMar>
+              <w:top w:type="dxa" w:w="80"/>
+              <w:left w:type="dxa" w:w="120"/>
+              <w:bottom w:type="dxa" w:w="80"/>
+              <w:right w:type="dxa" w:w="120"/>
+            </w:tcMar>
+          </w:tcPr>
+          <w:p>
+            <w:r>
+              <w:rPr>
+                <w:rFonts w:ascii="Meiryo" w:cs="Meiryo" w:eastAsia="Meiryo" w:hAnsi="Meiryo"/>
+                <w:sz w:val="22"/>
+                <w:szCs w:val="22"/>
+              </w:rPr>
+              <w:t xml:space="preserve">高強度のレジスタンストレーニングの後にプライオメトリクスを行う方法</w:t>
+            </w:r>
+          </w:p>
+        </w:tc>
+      </w:tr>
+      <w:tr>
+        <w:tc>
+          <w:tcPr>
+            <w:tcW w:type="dxa" w:w="3800"/>
+            <w:tcBorders>
+              <w:top w:val="single" w:color="BFC9CA" w:sz="1"/>
+              <w:left w:val="single" w:color="BFC9CA" w:sz="1"/>
+              <w:bottom w:val="single" w:color="BFC9CA" w:sz="1"/>
+              <w:right w:val="single" w:color="BFC9CA" w:sz="1"/>
+            </w:tcBorders>
+            <w:shd w:fill="FFFFFF" w:val="clear"/>
+            <w:tcMar>
+              <w:top w:type="dxa" w:w="80"/>
+              <w:left w:type="dxa" w:w="120"/>
+              <w:bottom w:type="dxa" w:w="80"/>
+              <w:right w:type="dxa" w:w="120"/>
+            </w:tcMar>
+          </w:tcPr>
+          <w:p>
+            <w:r>
+              <w:rPr>
+                <w:rFonts w:ascii="Meiryo" w:cs="Meiryo" w:eastAsia="Meiryo" w:hAnsi="Meiryo"/>
+                <w:sz w:val="22"/>
+                <w:szCs w:val="22"/>
+              </w:rPr>
+              <w:t xml:space="preserve">バランス</w:t>
+            </w:r>
+          </w:p>
+        </w:tc>
+        <w:tc>
+          <w:tcPr>
+            <w:tcW w:type="dxa" w:w="5726"/>
+            <w:tcBorders>
+              <w:top w:val="single" w:color="BFC9CA" w:sz="1"/>
+              <w:left w:val="single" w:color="BFC9CA" w:sz="1"/>
+              <w:bottom w:val="single" w:color="BFC9CA" w:sz="1"/>
+              <w:right w:val="single" w:color="BFC9CA" w:sz="1"/>
+            </w:tcBorders>
+            <w:shd w:fill="FFFFFF" w:val="clear"/>
+            <w:tcMar>
+              <w:top w:type="dxa" w:w="80"/>
+              <w:left w:type="dxa" w:w="120"/>
+              <w:bottom w:type="dxa" w:w="80"/>
+              <w:right w:type="dxa" w:w="120"/>
+            </w:tcMar>
+          </w:tcPr>
+          <w:p>
+            <w:r>
+              <w:rPr>
+                <w:rFonts w:ascii="Meiryo" w:cs="Meiryo" w:eastAsia="Meiryo" w:hAnsi="Meiryo"/>
+                <w:sz w:val="22"/>
+                <w:szCs w:val="22"/>
+              </w:rPr>
+              <w:t xml:space="preserve">一定時間、動かずに姿勢を保つ能力。下半身プライオメトリクスの前提条件</w:t>
+            </w:r>
+          </w:p>
+        </w:tc>
+      </w:tr>
+      <w:tr>
+        <w:tc>
+          <w:tcPr>
+            <w:tcW w:type="dxa" w:w="3800"/>
+            <w:tcBorders>
+              <w:top w:val="single" w:color="BFC9CA" w:sz="1"/>
+              <w:left w:val="single" w:color="BFC9CA" w:sz="1"/>
+              <w:bottom w:val="single" w:color="BFC9CA" w:sz="1"/>
+              <w:right w:val="single" w:color="BFC9CA" w:sz="1"/>
+            </w:tcBorders>
+            <w:shd w:fill="EBF5FB" w:val="clear"/>
+            <w:tcMar>
+              <w:top w:type="dxa" w:w="80"/>
+              <w:left w:type="dxa" w:w="120"/>
+              <w:bottom w:type="dxa" w:w="80"/>
+              <w:right w:type="dxa" w:w="120"/>
+            </w:tcMar>
+          </w:tcPr>
+          <w:p>
+            <w:r>
+              <w:rPr>
+                <w:rFonts w:ascii="Meiryo" w:cs="Meiryo" w:eastAsia="Meiryo" w:hAnsi="Meiryo"/>
+                <w:sz w:val="22"/>
+                <w:szCs w:val="22"/>
+              </w:rPr>
+              <w:t xml:space="preserve">漸進的過負荷</w:t>
+            </w:r>
+          </w:p>
+        </w:tc>
+        <w:tc>
+          <w:tcPr>
+            <w:tcW w:type="dxa" w:w="5726"/>
+            <w:tcBorders>
+              <w:top w:val="single" w:color="BFC9CA" w:sz="1"/>
+              <w:left w:val="single" w:color="BFC9CA" w:sz="1"/>
+              <w:bottom w:val="single" w:color="BFC9CA" w:sz="1"/>
+              <w:right w:val="single" w:color="BFC9CA" w:sz="1"/>
+            </w:tcBorders>
+            <w:shd w:fill="EBF5FB" w:val="clear"/>
+            <w:tcMar>
+              <w:top w:type="dxa" w:w="80"/>
+              <w:left w:type="dxa" w:w="120"/>
+              <w:bottom w:type="dxa" w:w="80"/>
+              <w:right w:type="dxa" w:w="120"/>
+            </w:tcMar>
+          </w:tcPr>
+          <w:p>
+            <w:r>
+              <w:rPr>
+                <w:rFonts w:ascii="Meiryo" w:cs="Meiryo" w:eastAsia="Meiryo" w:hAnsi="Meiryo"/>
+                <w:sz w:val="22"/>
+                <w:szCs w:val="22"/>
+              </w:rPr>
+              <w:t xml:space="preserve">頻度・量・強度を組み合わせて、体系的に負荷を上げていく原則</w:t>
+            </w:r>
+          </w:p>
+        </w:tc>
+      </w:tr>
+      <w:tr>
+        <w:tc>
+          <w:tcPr>
+            <w:tcW w:type="dxa" w:w="3800"/>
+            <w:tcBorders>
+              <w:top w:val="single" w:color="BFC9CA" w:sz="1"/>
+              <w:left w:val="single" w:color="BFC9CA" w:sz="1"/>
+              <w:bottom w:val="single" w:color="BFC9CA" w:sz="1"/>
+              <w:right w:val="single" w:color="BFC9CA" w:sz="1"/>
+            </w:tcBorders>
+            <w:shd w:fill="FFFFFF" w:val="clear"/>
+            <w:tcMar>
+              <w:top w:type="dxa" w:w="80"/>
+              <w:left w:type="dxa" w:w="120"/>
+              <w:bottom w:type="dxa" w:w="80"/>
+              <w:right w:type="dxa" w:w="120"/>
+            </w:tcMar>
+          </w:tcPr>
+          <w:p>
+            <w:r>
+              <w:rPr>
+                <w:rFonts w:ascii="Meiryo" w:cs="Meiryo" w:eastAsia="Meiryo" w:hAnsi="Meiryo"/>
+                <w:sz w:val="22"/>
+                <w:szCs w:val="22"/>
+              </w:rPr>
+              <w:t xml:space="preserve">ゴルジ腱器官（参考）</w:t>
+            </w:r>
+          </w:p>
+        </w:tc>
+        <w:tc>
+          <w:tcPr>
+            <w:tcW w:type="dxa" w:w="5726"/>
+            <w:tcBorders>
+              <w:top w:val="single" w:color="BFC9CA" w:sz="1"/>
+              <w:left w:val="single" w:color="BFC9CA" w:sz="1"/>
+              <w:bottom w:val="single" w:color="BFC9CA" w:sz="1"/>
+              <w:right w:val="single" w:color="BFC9CA" w:sz="1"/>
+            </w:tcBorders>
+            <w:shd w:fill="FFFFFF" w:val="clear"/>
+            <w:tcMar>
+              <w:top w:type="dxa" w:w="80"/>
+              <w:left w:type="dxa" w:w="120"/>
+              <w:bottom w:type="dxa" w:w="80"/>
+              <w:right w:type="dxa" w:w="120"/>
+            </w:tcMar>
+          </w:tcPr>
+          <w:p>
+            <w:r>
+              <w:rPr>
+                <w:rFonts w:ascii="Meiryo" w:cs="Meiryo" w:eastAsia="Meiryo" w:hAnsi="Meiryo"/>
+                <w:sz w:val="22"/>
+                <w:szCs w:val="22"/>
+              </w:rPr>
+              <w:t xml:space="preserve">腱の張力を感知する受容器。伸張反射を起こすのは筋紡錘なので混同しないこと</w:t>
             </w:r>
           </w:p>
         </w:tc>
